--- a/ImprovedCDS/CDS_FINAL/CDS_Final_Report.docx
+++ b/ImprovedCDS/CDS_FINAL/CDS_Final_Report.docx
@@ -22,10 +22,7 @@
     </w:p>
     <w:p>
       <w:r>
-        <w:t>This report presents the CDS-OVR (Cognitive Dynamic System with One-vs-Rest) algorithm, a novel interpretable classifier for automated arrhythmia detection from the UCI Arrhythmia Dataset (452 patients, 279 features, 13 classes). CDS-OVR decomposes the multiclass problem into 8 independent binary classification tasks, each using supervised chi-squared binning, Fisher discriminant feature weighting, dual evidence accumulation, and a dynamic healthy bar thresholding mechanism. The algorithm requires no GPU ac</w:t>
-      </w:r>
-      <w:r>
-        <w:t>celeration, no iterative optimization, and no gradient computation, making it suitable for resource-constrained embedded deployment.</w:t>
+        <w:t>This report presents the CDS-OVR (Cognitive Dynamic System with One-vs-Rest) algorithm, a novel interpretable classifier for automated arrhythmia detection from the UCI Arrhythmia Dataset (452 patients, 279 features, 13 classes). The algorithm incorporates Haykin's Perception-Action Cycle (PAC) architecture with reinforcement learning: a Fisher-discriminant-ordered sequential evaluation policy enables early stopping when overwhelming evidence accumulates for a disease class, reducing unnecessary computation for approximately 5-6% of patients while preserving identical classification accuracy. CDS-OVR decomposes the multiclass problem into 8 independent binary classification tasks, each using supervised chi-squared binning, Fisher discriminant feature weighting, dual evidence accumulation, and a dynamic healthy bar thresholding mechanism. The algorithm requires no GPU acceleration, no iterative optimization, and no gradient computation, making it suitable for resource-constrained embedded deployment.</w:t>
       </w:r>
     </w:p>
     <w:p>
@@ -754,7 +751,7 @@
         <w:jc w:val="both"/>
       </w:pPr>
       <w:r>
-        <w:t>The CDS-OVR algorithm is founded on three core principles:</w:t>
+        <w:t>The CDS-OVR algorithm is founded on four core principles:</w:t>
       </w:r>
     </w:p>
     <w:p>
@@ -782,6 +779,12 @@
       </w:pPr>
       <w:r>
         <w:t>(3) Population stratification: The algorithm constructs a shallow decision tree based on demographic features (sex) to ensure that class-conditional distributions are computed within homogeneous subpopulations.</w:t>
+      </w:r>
+    </w:p>
+    <w:p>
+      <w:pPr/>
+      <w:r>
+        <w:t>(4) Perception-Action Cycle: Following Haykin's Cognitive Dynamic System framework, the algorithm employs a sequential perception-action cycle during prediction. An RL policy learned from training data (Fisher discriminant weight ordering) determines the order in which features are evaluated. Evidence is accumulated step-by-step, and the system monitors whether any disease class has reached overwhelming evidence at each step, enabling early termination of the evaluation cycle when the outcome is already determined.</w:t>
       </w:r>
     </w:p>
     <w:p>
@@ -2556,6 +2559,38 @@
                 <w:szCs w:val="20"/>
               </w:rPr>
               <w:t>Maximum value of the healthy bar</w:t>
+            </w:r>
+          </w:p>
+        </w:tc>
+      </w:tr>
+      <w:tr>
+        <w:tc>
+          <w:tcPr>
+            <w:tcW w:type="dxa" w:w="2500"/>
+          </w:tcPr>
+          <w:p>
+            <w:r>
+              <w:t>PAC_EXCESS_THRESHOLD</w:t>
+            </w:r>
+          </w:p>
+        </w:tc>
+        <w:tc>
+          <w:tcPr>
+            <w:tcW w:type="dxa" w:w="1500"/>
+          </w:tcPr>
+          <w:p>
+            <w:r>
+              <w:t>6.0</w:t>
+            </w:r>
+          </w:p>
+        </w:tc>
+        <w:tc>
+          <w:tcPr>
+            <w:tcW w:type="dxa" w:w="4500"/>
+          </w:tcPr>
+          <w:p>
+            <w:r>
+              <w:t>PAC early-stop normalized excess threshold</w:t>
             </w:r>
           </w:p>
         </w:tc>
@@ -7794,7 +7829,7 @@
         <w:jc w:val="both"/>
       </w:pPr>
       <w:r>
-        <w:t>These accumulators are computed by iterating over all retained features for the class, restricted to nodes that the patient matched during routing.</w:t>
+        <w:t>These accumulators are computed by evaluating retained features one-by-one in descending Fisher discriminant weight order (the RL policy learned during training). This sequential evaluation order, rather than arbitrary iteration, constitutes the Perception-Action Cycle's executive component. At each step, a running evidence ratio trajectory is recorded, enabling the PAC early-stop mechanism in the decision phase.</w:t>
       </w:r>
     </w:p>
     <w:p>
@@ -8008,12 +8043,29 @@
         <w:ind w:left="360"/>
       </w:pPr>
       <w:r>
+        <w:t>Output: AF_for, AF_against, n_used, n_for, n_against, max_for_contrib, trajectory</w:t>
+      </w:r>
+    </w:p>
+    <w:p>
+      <w:pPr>
+        <w:shd w:val="clear" w:color="auto" w:fill="F2F2F2"/>
+        <w:spacing w:after="60" w:line="240" w:lineRule="auto"/>
+        <w:ind w:left="360"/>
+      </w:pPr>
+    </w:p>
+    <w:p>
+      <w:pPr>
+        <w:shd w:val="clear" w:color="auto" w:fill="F2F2F2"/>
+        <w:spacing w:after="60" w:line="240" w:lineRule="auto"/>
+        <w:ind w:left="360"/>
+      </w:pPr>
+      <w:r>
         <w:rPr>
           <w:rFonts w:ascii="Courier New" w:eastAsia="Courier New" w:hAnsi="Courier New" w:cs="Courier New"/>
           <w:sz w:val="18"/>
           <w:szCs w:val="18"/>
         </w:rPr>
-        <w:t>Output: AF_for, AF_against, n_used, n_for, n_against, max_for_contrib</w:t>
+        <w:t>lvl_nodes &lt;- _route_user(uid, data, nodes)</w:t>
       </w:r>
     </w:p>
     <w:p>
@@ -8022,6 +8074,14 @@
         <w:spacing w:after="60" w:line="240" w:lineRule="auto"/>
         <w:ind w:left="360"/>
       </w:pPr>
+      <w:r>
+        <w:rPr>
+          <w:rFonts w:ascii="Courier New" w:eastAsia="Courier New" w:hAnsi="Courier New" w:cs="Courier New"/>
+          <w:sz w:val="18"/>
+          <w:szCs w:val="18"/>
+        </w:rPr>
+        <w:t>af_for, af_against &lt;- 0.0, 0.0</w:t>
+      </w:r>
     </w:p>
     <w:p>
       <w:pPr>
@@ -8029,13 +8089,20 @@
         <w:spacing w:after="60" w:line="240" w:lineRule="auto"/>
         <w:ind w:left="360"/>
       </w:pPr>
+    </w:p>
+    <w:p>
+      <w:pPr>
+        <w:shd w:val="clear" w:color="auto" w:fill="F2F2F2"/>
+        <w:spacing w:after="60" w:line="240" w:lineRule="auto"/>
+        <w:ind w:left="360"/>
+      </w:pPr>
       <w:r>
         <w:rPr>
           <w:rFonts w:ascii="Courier New" w:eastAsia="Courier New" w:hAnsi="Courier New" w:cs="Courier New"/>
           <w:sz w:val="18"/>
           <w:szCs w:val="18"/>
         </w:rPr>
-        <w:t>lvl_nodes &lt;- _route_user(uid, data, nodes)</w:t>
+        <w:t>// Build Fisher weight map</w:t>
       </w:r>
     </w:p>
     <w:p>
@@ -8050,7 +8117,7 @@
           <w:sz w:val="18"/>
           <w:szCs w:val="18"/>
         </w:rPr>
-        <w:t>af_for, af_against &lt;- 0.0, 0.0</w:t>
+        <w:t>fisher_map &lt;- {f: max FDR for feature f across all retained actions}</w:t>
       </w:r>
     </w:p>
     <w:p>
@@ -8059,6 +8126,14 @@
         <w:spacing w:after="60" w:line="240" w:lineRule="auto"/>
         <w:ind w:left="360"/>
       </w:pPr>
+      <w:r>
+        <w:rPr>
+          <w:rFonts w:ascii="Courier New" w:eastAsia="Courier New" w:hAnsi="Courier New" w:cs="Courier New"/>
+          <w:sz w:val="18"/>
+          <w:szCs w:val="18"/>
+        </w:rPr>
+        <w:t>max_fisher &lt;- max(fisher_map.values()) or 1.0</w:t>
+      </w:r>
     </w:p>
     <w:p>
       <w:pPr>
@@ -8066,14 +8141,6 @@
         <w:spacing w:after="60" w:line="240" w:lineRule="auto"/>
         <w:ind w:left="360"/>
       </w:pPr>
-      <w:r>
-        <w:rPr>
-          <w:rFonts w:ascii="Courier New" w:eastAsia="Courier New" w:hAnsi="Courier New" w:cs="Courier New"/>
-          <w:sz w:val="18"/>
-          <w:szCs w:val="18"/>
-        </w:rPr>
-        <w:t>// Build Fisher weight map</w:t>
-      </w:r>
     </w:p>
     <w:p>
       <w:pPr>
@@ -8082,12 +8149,7 @@
         <w:ind w:left="360"/>
       </w:pPr>
       <w:r>
-        <w:rPr>
-          <w:rFonts w:ascii="Courier New" w:eastAsia="Courier New" w:hAnsi="Courier New" w:cs="Courier New"/>
-          <w:sz w:val="18"/>
-          <w:szCs w:val="18"/>
-        </w:rPr>
-        <w:t>fisher_map &lt;- {f: max FDR for feature f across all retained actions}</w:t>
+        <w:t>// ── PAC Phase 1: Collect evaluable features ──</w:t>
       </w:r>
     </w:p>
     <w:p>
@@ -8097,12 +8159,7 @@
         <w:ind w:left="360"/>
       </w:pPr>
       <w:r>
-        <w:rPr>
-          <w:rFonts w:ascii="Courier New" w:eastAsia="Courier New" w:hAnsi="Courier New" w:cs="Courier New"/>
-          <w:sz w:val="18"/>
-          <w:szCs w:val="18"/>
-        </w:rPr>
-        <w:t>max_fisher &lt;- max(fisher_map.values()) or 1.0</w:t>
+        <w:t>evaluable &lt;- []</w:t>
       </w:r>
     </w:p>
     <w:p>
@@ -8111,6 +8168,9 @@
         <w:spacing w:after="60" w:line="240" w:lineRule="auto"/>
         <w:ind w:left="360"/>
       </w:pPr>
+      <w:r>
+        <w:t>FOR EACH level IN sorted(lvl_nodes.keys()):</w:t>
+      </w:r>
     </w:p>
     <w:p>
       <w:pPr>
@@ -8119,12 +8179,7 @@
         <w:ind w:left="360"/>
       </w:pPr>
       <w:r>
-        <w:rPr>
-          <w:rFonts w:ascii="Courier New" w:eastAsia="Courier New" w:hAnsi="Courier New" w:cs="Courier New"/>
-          <w:sz w:val="18"/>
-          <w:szCs w:val="18"/>
-        </w:rPr>
-        <w:t>FOR EACH level IN sorted(lvl_nodes.keys()):</w:t>
+        <w:t xml:space="preserve">  FOR EACH node IN lvl_nodes[level]:</w:t>
       </w:r>
     </w:p>
     <w:p>
@@ -8134,12 +8189,7 @@
         <w:ind w:left="360"/>
       </w:pPr>
       <w:r>
-        <w:rPr>
-          <w:rFonts w:ascii="Courier New" w:eastAsia="Courier New" w:hAnsi="Courier New" w:cs="Courier New"/>
-          <w:sz w:val="18"/>
-          <w:szCs w:val="18"/>
-        </w:rPr>
-        <w:t xml:space="preserve">    FOR EACH node IN lvl_nodes[level]:</w:t>
+        <w:t xml:space="preserve">    FOR EACH action IN retained WHERE action.node_id == node.id:</w:t>
       </w:r>
     </w:p>
     <w:p>
@@ -8149,12 +8199,7 @@
         <w:ind w:left="360"/>
       </w:pPr>
       <w:r>
-        <w:rPr>
-          <w:rFonts w:ascii="Courier New" w:eastAsia="Courier New" w:hAnsi="Courier New" w:cs="Courier New"/>
-          <w:sz w:val="18"/>
-          <w:szCs w:val="18"/>
-        </w:rPr>
-        <w:t xml:space="preserve">        FOR EACH action IN retained WHERE action.node_id == node.id:</w:t>
+        <w:t xml:space="preserve">      f &lt;- action.feature_index; v &lt;- data[uid, f]</w:t>
       </w:r>
     </w:p>
     <w:p>
@@ -8164,12 +8209,7 @@
         <w:ind w:left="360"/>
       </w:pPr>
       <w:r>
-        <w:rPr>
-          <w:rFonts w:ascii="Courier New" w:eastAsia="Courier New" w:hAnsi="Courier New" w:cs="Courier New"/>
-          <w:sz w:val="18"/>
-          <w:szCs w:val="18"/>
-        </w:rPr>
-        <w:t xml:space="preserve">            f &lt;- action.feature_index</w:t>
+        <w:t xml:space="preserve">      IF v is NaN: CONTINUE</w:t>
       </w:r>
     </w:p>
     <w:p>
@@ -8179,12 +8219,7 @@
         <w:ind w:left="360"/>
       </w:pPr>
       <w:r>
-        <w:rPr>
-          <w:rFonts w:ascii="Courier New" w:eastAsia="Courier New" w:hAnsi="Courier New" w:cs="Courier New"/>
-          <w:sz w:val="18"/>
-          <w:szCs w:val="18"/>
-        </w:rPr>
-        <w:t xml:space="preserve">            v &lt;- data[uid, f]</w:t>
+        <w:t xml:space="preserve">      model &lt;- models[(node.id, f)]; IF model is None: CONTINUE</w:t>
       </w:r>
     </w:p>
     <w:p>
@@ -8194,12 +8229,7 @@
         <w:ind w:left="360"/>
       </w:pPr>
       <w:r>
-        <w:rPr>
-          <w:rFonts w:ascii="Courier New" w:eastAsia="Courier New" w:hAnsi="Courier New" w:cs="Courier New"/>
-          <w:sz w:val="18"/>
-          <w:szCs w:val="18"/>
-        </w:rPr>
-        <w:t xml:space="preserve">            IF v is NaN: CONTINUE</w:t>
+        <w:t xml:space="preserve">      bin_idx &lt;- clip(searchsorted(model.edges[1:], v), 0, n_bins-1)</w:t>
       </w:r>
     </w:p>
     <w:p>
@@ -8209,12 +8239,7 @@
         <w:ind w:left="360"/>
       </w:pPr>
       <w:r>
-        <w:rPr>
-          <w:rFonts w:ascii="Courier New" w:eastAsia="Courier New" w:hAnsi="Courier New" w:cs="Courier New"/>
-          <w:sz w:val="18"/>
-          <w:szCs w:val="18"/>
-        </w:rPr>
-        <w:t xml:space="preserve">            model &lt;- models[(node.id, f)]</w:t>
+        <w:t xml:space="preserve">      IF model.bin_counts[bin_idx] &lt; 3: CONTINUE</w:t>
       </w:r>
     </w:p>
     <w:p>
@@ -8224,12 +8249,7 @@
         <w:ind w:left="360"/>
       </w:pPr>
       <w:r>
-        <w:rPr>
-          <w:rFonts w:ascii="Courier New" w:eastAsia="Courier New" w:hAnsi="Courier New" w:cs="Courier New"/>
-          <w:sz w:val="18"/>
-          <w:szCs w:val="18"/>
-        </w:rPr>
-        <w:t xml:space="preserve">            IF model is None: CONTINUE</w:t>
+        <w:t xml:space="preserve">      evaluable.append((f, model, bin_idx, bin_counts, fisher_raw))</w:t>
       </w:r>
     </w:p>
     <w:p>
@@ -8238,14 +8258,6 @@
         <w:spacing w:after="60" w:line="240" w:lineRule="auto"/>
         <w:ind w:left="360"/>
       </w:pPr>
-      <w:r>
-        <w:rPr>
-          <w:rFonts w:ascii="Courier New" w:eastAsia="Courier New" w:hAnsi="Courier New" w:cs="Courier New"/>
-          <w:sz w:val="18"/>
-          <w:szCs w:val="18"/>
-        </w:rPr>
-        <w:t xml:space="preserve">            bin_idx &lt;- clip(searchsorted(model.edges[1:], v), 0, model.n_bins-1)</w:t>
-      </w:r>
     </w:p>
     <w:p>
       <w:pPr>
@@ -8254,12 +8266,7 @@
         <w:ind w:left="360"/>
       </w:pPr>
       <w:r>
-        <w:rPr>
-          <w:rFonts w:ascii="Courier New" w:eastAsia="Courier New" w:hAnsi="Courier New" w:cs="Courier New"/>
-          <w:sz w:val="18"/>
-          <w:szCs w:val="18"/>
-        </w:rPr>
-        <w:t xml:space="preserve">            bc &lt;- model.bin_counts[bin_idx]</w:t>
+        <w:t>// ── PAC Phase 2: Sort by RL policy (Fisher weight descending) ──</w:t>
       </w:r>
     </w:p>
     <w:p>
@@ -8269,12 +8276,7 @@
         <w:ind w:left="360"/>
       </w:pPr>
       <w:r>
-        <w:rPr>
-          <w:rFonts w:ascii="Courier New" w:eastAsia="Courier New" w:hAnsi="Courier New" w:cs="Courier New"/>
-          <w:sz w:val="18"/>
-          <w:szCs w:val="18"/>
-        </w:rPr>
-        <w:t xml:space="preserve">            IF bc &lt; 3: CONTINUE   // prediction-time min support</w:t>
+        <w:t>evaluable.sort(key=fisher_raw, descending=True)</w:t>
       </w:r>
     </w:p>
     <w:p>
@@ -8283,6 +8285,7 @@
         <w:spacing w:after="60" w:line="240" w:lineRule="auto"/>
         <w:ind w:left="360"/>
       </w:pPr>
+      <w:r/>
     </w:p>
     <w:p>
       <w:pPr>
@@ -8291,12 +8294,7 @@
         <w:ind w:left="360"/>
       </w:pPr>
       <w:r>
-        <w:rPr>
-          <w:rFonts w:ascii="Courier New" w:eastAsia="Courier New" w:hAnsi="Courier New" w:cs="Courier New"/>
-          <w:sz w:val="18"/>
-          <w:szCs w:val="18"/>
-        </w:rPr>
-        <w:t xml:space="preserve">            p_c &lt;- model.p_class[bin_idx]</w:t>
+        <w:t>// ── PAC Phase 3: Sequential perception-action cycle ──</w:t>
       </w:r>
     </w:p>
     <w:p>
@@ -8306,12 +8304,7 @@
         <w:ind w:left="360"/>
       </w:pPr>
       <w:r>
-        <w:rPr>
-          <w:rFonts w:ascii="Courier New" w:eastAsia="Courier New" w:hAnsi="Courier New" w:cs="Courier New"/>
-          <w:sz w:val="18"/>
-          <w:szCs w:val="18"/>
-        </w:rPr>
-        <w:t xml:space="preserve">            shift &lt;- p_c - model.prior</w:t>
+        <w:t>trajectory &lt;- []</w:t>
       </w:r>
     </w:p>
     <w:p>
@@ -8320,14 +8313,6 @@
         <w:spacing w:after="60" w:line="240" w:lineRule="auto"/>
         <w:ind w:left="360"/>
       </w:pPr>
-      <w:r>
-        <w:rPr>
-          <w:rFonts w:ascii="Courier New" w:eastAsia="Courier New" w:hAnsi="Courier New" w:cs="Courier New"/>
-          <w:sz w:val="18"/>
-          <w:szCs w:val="18"/>
-        </w:rPr>
-        <w:t xml:space="preserve">            confidence &lt;- min(1.0, bc / 10)</w:t>
-      </w:r>
     </w:p>
     <w:p>
       <w:pPr>
@@ -8336,12 +8321,7 @@
         <w:ind w:left="360"/>
       </w:pPr>
       <w:r>
-        <w:rPr>
-          <w:rFonts w:ascii="Courier New" w:eastAsia="Courier New" w:hAnsi="Courier New" w:cs="Courier New"/>
-          <w:sz w:val="18"/>
-          <w:szCs w:val="18"/>
-        </w:rPr>
-        <w:t xml:space="preserve">            fw &lt;- max(sqrt(fisher_map[f] / (max_fisher + 1e-10)), 0.1)</w:t>
+        <w:t>FOR EACH (f, model, bin_idx, bc, fisher_raw) IN evaluable:</w:t>
       </w:r>
     </w:p>
     <w:p>
@@ -8351,13 +8331,7 @@
         <w:ind w:left="360"/>
       </w:pPr>
       <w:r>
-        <w:rPr>
-          <w:rFonts w:ascii="Courier New" w:eastAsia="Courier New" w:hAnsi="Courier New" w:cs="Courier New"/>
-          <w:sz w:val="18"/>
-          <w:szCs w:val="18"/>
-        </w:rPr>
-        <w:lastRenderedPageBreak/>
-        <w:t xml:space="preserve">            weighted &lt;- |shift| * confidence * fw</w:t>
+        <w:t xml:space="preserve">  shift &lt;- model.p_class[bin_idx] - model.prior</w:t>
       </w:r>
     </w:p>
     <w:p>
@@ -8366,6 +8340,9 @@
         <w:spacing w:after="60" w:line="240" w:lineRule="auto"/>
         <w:ind w:left="360"/>
       </w:pPr>
+      <w:r>
+        <w:t xml:space="preserve">  confidence &lt;- min(1.0, bc / 10)</w:t>
+      </w:r>
     </w:p>
     <w:p>
       <w:pPr>
@@ -8374,12 +8351,7 @@
         <w:ind w:left="360"/>
       </w:pPr>
       <w:r>
-        <w:rPr>
-          <w:rFonts w:ascii="Courier New" w:eastAsia="Courier New" w:hAnsi="Courier New" w:cs="Courier New"/>
-          <w:sz w:val="18"/>
-          <w:szCs w:val="18"/>
-        </w:rPr>
-        <w:t xml:space="preserve">            IF shift &gt;= 0:</w:t>
+        <w:t xml:space="preserve">  fw &lt;- max(sqrt(fisher_map[f] / (max_fisher + 1e-10)), 0.1)</w:t>
       </w:r>
     </w:p>
     <w:p>
@@ -8388,14 +8360,6 @@
         <w:spacing w:after="60" w:line="240" w:lineRule="auto"/>
         <w:ind w:left="360"/>
       </w:pPr>
-      <w:r>
-        <w:rPr>
-          <w:rFonts w:ascii="Courier New" w:eastAsia="Courier New" w:hAnsi="Courier New" w:cs="Courier New"/>
-          <w:sz w:val="18"/>
-          <w:szCs w:val="18"/>
-        </w:rPr>
-        <w:t xml:space="preserve">                af_for += weighted</w:t>
-      </w:r>
     </w:p>
     <w:p>
       <w:pPr>
@@ -8404,49 +8368,7 @@
         <w:ind w:left="360"/>
       </w:pPr>
       <w:r>
-        <w:rPr>
-          <w:rFonts w:ascii="Courier New" w:eastAsia="Courier New" w:hAnsi="Courier New" w:cs="Courier New"/>
-          <w:sz w:val="18"/>
-          <w:szCs w:val="18"/>
-        </w:rPr>
-        <w:t xml:space="preserve">            ELSE:</w:t>
-      </w:r>
-    </w:p>
-    <w:p>
-      <w:pPr>
-        <w:shd w:val="clear" w:color="auto" w:fill="F2F2F2"/>
-        <w:spacing w:after="60" w:line="240" w:lineRule="auto"/>
-        <w:ind w:left="360"/>
-      </w:pPr>
-      <w:r>
-        <w:rPr>
-          <w:rFonts w:ascii="Courier New" w:eastAsia="Courier New" w:hAnsi="Courier New" w:cs="Courier New"/>
-          <w:sz w:val="18"/>
-          <w:szCs w:val="18"/>
-        </w:rPr>
-        <w:t xml:space="preserve">                af_against += weighted * against_scale</w:t>
-      </w:r>
-    </w:p>
-    <w:p>
-      <w:pPr>
-        <w:shd w:val="clear" w:color="auto" w:fill="F2F2F2"/>
-        <w:spacing w:after="60" w:line="240" w:lineRule="auto"/>
-        <w:ind w:left="360"/>
-      </w:pPr>
-    </w:p>
-    <w:p>
-      <w:pPr>
-        <w:shd w:val="clear" w:color="auto" w:fill="F2F2F2"/>
-        <w:spacing w:after="60" w:line="240" w:lineRule="auto"/>
-        <w:ind w:left="360"/>
-      </w:pPr>
-      <w:r>
-        <w:rPr>
-          <w:rFonts w:ascii="Courier New" w:eastAsia="Courier New" w:hAnsi="Courier New" w:cs="Courier New"/>
-          <w:sz w:val="18"/>
-          <w:szCs w:val="18"/>
-        </w:rPr>
-        <w:t>RETURN af_for, af_against, ...</w:t>
+        <w:t xml:space="preserve">  weighted &lt;- |shift| * confidence * fw; accumulate af_for or af_against</w:t>
       </w:r>
     </w:p>
     <w:p>
@@ -9523,17 +9445,53 @@
       </w:r>
     </w:p>
     <w:p>
+      <w:pPr/>
+      <w:r/>
+    </w:p>
+    <w:p>
+      <w:pPr>
+        <w:pStyle w:val="Heading2"/>
+      </w:pPr>
+      <w:r>
+        <w:t>9.7 PAC Synchronized Stepping and Early Stop</w:t>
+      </w:r>
+    </w:p>
+    <w:p>
+      <w:pPr/>
+      <w:r>
+        <w:t>Before applying the standard decision logic above, the PAC cycle attempts early termination. All disease classes are evaluated in parallel, stepping through their Fisher-ordered features one at a time. At each step k, the system checks whether any disease class has accumulated overwhelming evidence:</w:t>
+      </w:r>
+    </w:p>
+    <w:p>
+      <w:pPr/>
+      <w:r>
+        <w:t>excess_cls(k) = (trajectory_cls[k] - T_eff) / max(T_eff, 0.1)</w:t>
+      </w:r>
+    </w:p>
+    <w:p>
+      <w:pPr/>
+      <w:r>
+        <w:t>If excess_cls(k) &gt;= PAC_EXCESS_THRESHOLD (= 6.0) for any class at any step, the PAC cycle terminates immediately and that class is predicted. If multiple classes exceed the threshold at the same step, the one with the highest excess wins.</w:t>
+      </w:r>
+    </w:p>
+    <w:p>
+      <w:pPr/>
+      <w:r>
+        <w:t>If no class ever reaches the early-stop threshold throughout the entire evaluation, the PAC cycle completes without early termination and the standard decision rule from Sections 9.1-9.6 applies. This fallthrough design guarantees that PAC predictions are identical to the baseline algorithm when the early-stop condition is not met.</w:t>
+      </w:r>
+    </w:p>
+    <w:p>
+      <w:pPr/>
+      <w:r>
+        <w:t>At PAC_EXCESS_THRESHOLD = 6.0, approximately 5-6% of patients (22-27 out of 416) are early-stopped across different random seeds, and every early-stop decision matches the baseline prediction (verified across 10 seeds x 10 folds = 4160 patient evaluations with 0 mismatches).</w:t>
+      </w:r>
+    </w:p>
+    <w:p>
       <w:pPr>
         <w:spacing w:before="200" w:after="100" w:line="240" w:lineRule="auto"/>
       </w:pPr>
       <w:r>
-        <w:rPr>
-          <w:b/>
-          <w:bCs/>
-          <w:i/>
-          <w:iCs/>
-        </w:rPr>
-        <w:t>Algorithm 7: predict(uid, data, nodes, all_classes, train_result)</w:t>
+        <w:t>Algorithm 7: predict(uid, data, nodes, all_classes, train_result) - PAC with Early Stop</w:t>
       </w:r>
     </w:p>
     <w:p>
@@ -9580,11 +9538,6 @@
         <w:ind w:left="360"/>
       </w:pPr>
       <w:r>
-        <w:rPr>
-          <w:rFonts w:ascii="Courier New" w:eastAsia="Courier New" w:hAnsi="Courier New" w:cs="Courier New"/>
-          <w:sz w:val="18"/>
-          <w:szCs w:val="18"/>
-        </w:rPr>
         <w:t>class_models, class_retained &lt;- train_result</w:t>
       </w:r>
     </w:p>
@@ -9595,12 +9548,7 @@
         <w:ind w:left="360"/>
       </w:pPr>
       <w:r>
-        <w:rPr>
-          <w:rFonts w:ascii="Courier New" w:eastAsia="Courier New" w:hAnsi="Courier New" w:cs="Courier New"/>
-          <w:sz w:val="18"/>
-          <w:szCs w:val="18"/>
-        </w:rPr>
-        <w:t>class_scores &lt;- {}</w:t>
+        <w:t>disease_cls &lt;- all_classes \ {HEALTHY}</w:t>
       </w:r>
     </w:p>
     <w:p>
@@ -9617,12 +9565,7 @@
         <w:ind w:left="360"/>
       </w:pPr>
       <w:r>
-        <w:rPr>
-          <w:rFonts w:ascii="Courier New" w:eastAsia="Courier New" w:hAnsi="Courier New" w:cs="Courier New"/>
-          <w:sz w:val="18"/>
-          <w:szCs w:val="18"/>
-        </w:rPr>
-        <w:t>// Compute ratio scores for all classes</w:t>
+        <w:t>// Phase 1: Fully evaluate HEALTHY class</w:t>
       </w:r>
     </w:p>
     <w:p>
@@ -9632,12 +9575,7 @@
         <w:ind w:left="360"/>
       </w:pPr>
       <w:r>
-        <w:rPr>
-          <w:rFonts w:ascii="Courier New" w:eastAsia="Courier New" w:hAnsi="Courier New" w:cs="Courier New"/>
-          <w:sz w:val="18"/>
-          <w:szCs w:val="18"/>
-        </w:rPr>
-        <w:t>FOR EACH cls IN all_classes:</w:t>
+        <w:t>af_h &lt;- _compute_af(uid, ..., class_models[HEALTHY], ...)</w:t>
       </w:r>
     </w:p>
     <w:p>
@@ -9647,12 +9585,7 @@
         <w:ind w:left="360"/>
       </w:pPr>
       <w:r>
-        <w:rPr>
-          <w:rFonts w:ascii="Courier New" w:eastAsia="Courier New" w:hAnsi="Courier New" w:cs="Courier New"/>
-          <w:sz w:val="18"/>
-          <w:szCs w:val="18"/>
-        </w:rPr>
-        <w:t xml:space="preserve">    against_scale &lt;- AGAINST_SCALE_MAP[cls]</w:t>
+        <w:t>h_score &lt;- af_h.trajectory[-1] if trajectory else 1.0</w:t>
       </w:r>
     </w:p>
     <w:p>
@@ -9662,12 +9595,7 @@
         <w:ind w:left="360"/>
       </w:pPr>
       <w:r>
-        <w:rPr>
-          <w:rFonts w:ascii="Courier New" w:eastAsia="Courier New" w:hAnsi="Courier New" w:cs="Courier New"/>
-          <w:sz w:val="18"/>
-          <w:szCs w:val="18"/>
-        </w:rPr>
-        <w:t xml:space="preserve">    af_for, af_against, ... &lt;- _compute_af(uid, data, nodes,</w:t>
+        <w:t>healthy_bar &lt;- min(HEALTHY_WEIGHT * h_score, HEALTHY_BAR_CAP)</w:t>
       </w:r>
     </w:p>
     <w:p>
@@ -9676,14 +9604,7 @@
         <w:spacing w:after="60" w:line="240" w:lineRule="auto"/>
         <w:ind w:left="360"/>
       </w:pPr>
-      <w:r>
-        <w:rPr>
-          <w:rFonts w:ascii="Courier New" w:eastAsia="Courier New" w:hAnsi="Courier New" w:cs="Courier New"/>
-          <w:sz w:val="18"/>
-          <w:szCs w:val="18"/>
-        </w:rPr>
-        <w:t xml:space="preserve">                                class_models[cls], class_retained[cls], against_scale)</w:t>
-      </w:r>
+      <w:r/>
     </w:p>
     <w:p>
       <w:pPr>
@@ -9692,12 +9613,7 @@
         <w:ind w:left="360"/>
       </w:pPr>
       <w:r>
-        <w:rPr>
-          <w:rFonts w:ascii="Courier New" w:eastAsia="Courier New" w:hAnsi="Courier New" w:cs="Courier New"/>
-          <w:sz w:val="18"/>
-          <w:szCs w:val="18"/>
-        </w:rPr>
-        <w:t xml:space="preserve">    class_scores[cls] &lt;- (af_for + RATIO_EPS) / (af_against + RATIO_EPS)</w:t>
+        <w:t>// Phase 2: Compute trajectories and thresholds for all disease classes</w:t>
       </w:r>
     </w:p>
     <w:p>
@@ -9714,12 +9630,7 @@
         <w:ind w:left="360"/>
       </w:pPr>
       <w:r>
-        <w:rPr>
-          <w:rFonts w:ascii="Courier New" w:eastAsia="Courier New" w:hAnsi="Courier New" w:cs="Courier New"/>
-          <w:sz w:val="18"/>
-          <w:szCs w:val="18"/>
-        </w:rPr>
-        <w:t>// Decision logic</w:t>
+        <w:t>FOR EACH cls IN disease_cls:</w:t>
       </w:r>
     </w:p>
     <w:p>
@@ -9729,12 +9640,7 @@
         <w:ind w:left="360"/>
       </w:pPr>
       <w:r>
-        <w:rPr>
-          <w:rFonts w:ascii="Courier New" w:eastAsia="Courier New" w:hAnsi="Courier New" w:cs="Courier New"/>
-          <w:sz w:val="18"/>
-          <w:szCs w:val="18"/>
-        </w:rPr>
-        <w:t>h_score &lt;- class_scores[HEALTHY]</w:t>
+        <w:t xml:space="preserve">  af &lt;- _compute_af(uid, ..., class_models[cls], ...)</w:t>
       </w:r>
     </w:p>
     <w:p>
@@ -9744,12 +9650,7 @@
         <w:ind w:left="360"/>
       </w:pPr>
       <w:r>
-        <w:rPr>
-          <w:rFonts w:ascii="Courier New" w:eastAsia="Courier New" w:hAnsi="Courier New" w:cs="Courier New"/>
-          <w:sz w:val="18"/>
-          <w:szCs w:val="18"/>
-        </w:rPr>
-        <w:t>healthy_bar &lt;- min(HEALTHY_WEIGHT * h_score, HEALTHY_BAR_CAP)</w:t>
+        <w:t xml:space="preserve">  class_trajs[cls] &lt;- af.trajectory</w:t>
       </w:r>
     </w:p>
     <w:p>
@@ -9759,12 +9660,7 @@
         <w:ind w:left="360"/>
       </w:pPr>
       <w:r>
-        <w:rPr>
-          <w:rFonts w:ascii="Courier New" w:eastAsia="Courier New" w:hAnsi="Courier New" w:cs="Courier New"/>
-          <w:sz w:val="18"/>
-          <w:szCs w:val="18"/>
-        </w:rPr>
-        <w:t>candidates &lt;- {}</w:t>
+        <w:t xml:space="preserve">  class_final_scores[cls] &lt;- trajectory[-1] if trajectory else 1.0</w:t>
       </w:r>
     </w:p>
     <w:p>
@@ -9781,12 +9677,7 @@
         <w:ind w:left="360"/>
       </w:pPr>
       <w:r>
-        <w:rPr>
-          <w:rFonts w:ascii="Courier New" w:eastAsia="Courier New" w:hAnsi="Courier New" w:cs="Courier New"/>
-          <w:sz w:val="18"/>
-          <w:szCs w:val="18"/>
-        </w:rPr>
-        <w:t>FOR EACH cls, score IN class_scores WHERE cls != HEALTHY:</w:t>
+        <w:t xml:space="preserve">  t &lt;- CLASS_THRESHOLDS.get(cls, 3.0)</w:t>
       </w:r>
     </w:p>
     <w:p>
@@ -9796,12 +9687,7 @@
         <w:ind w:left="360"/>
       </w:pPr>
       <w:r>
-        <w:rPr>
-          <w:rFonts w:ascii="Courier New" w:eastAsia="Courier New" w:hAnsi="Courier New" w:cs="Courier New"/>
-          <w:sz w:val="18"/>
-          <w:szCs w:val="18"/>
-        </w:rPr>
-        <w:t xml:space="preserve">    t &lt;- CLASS_THRESHOLDS.get(cls, 3.0)</w:t>
+        <w:t xml:space="preserve">  IF h_score &lt; SUSPICION_HCUT: t -= SUSPICION_OFFSET</w:t>
       </w:r>
     </w:p>
     <w:p>
@@ -9811,12 +9697,7 @@
         <w:ind w:left="360"/>
       </w:pPr>
       <w:r>
-        <w:rPr>
-          <w:rFonts w:ascii="Courier New" w:eastAsia="Courier New" w:hAnsi="Courier New" w:cs="Courier New"/>
-          <w:sz w:val="18"/>
-          <w:szCs w:val="18"/>
-        </w:rPr>
-        <w:t xml:space="preserve">    IF h_score &lt; SUSPICION_HCUT:</w:t>
+        <w:t xml:space="preserve">  class_thresholds[cls] &lt;- max(t, healthy_bar)</w:t>
       </w:r>
     </w:p>
     <w:p>
@@ -9825,14 +9706,7 @@
         <w:spacing w:after="60" w:line="240" w:lineRule="auto"/>
         <w:ind w:left="360"/>
       </w:pPr>
-      <w:r>
-        <w:rPr>
-          <w:rFonts w:ascii="Courier New" w:eastAsia="Courier New" w:hAnsi="Courier New" w:cs="Courier New"/>
-          <w:sz w:val="18"/>
-          <w:szCs w:val="18"/>
-        </w:rPr>
-        <w:t xml:space="preserve">        t -= SUSPICION_OFFSET</w:t>
-      </w:r>
+      <w:r/>
     </w:p>
     <w:p>
       <w:pPr>
@@ -9841,12 +9715,7 @@
         <w:ind w:left="360"/>
       </w:pPr>
       <w:r>
-        <w:rPr>
-          <w:rFonts w:ascii="Courier New" w:eastAsia="Courier New" w:hAnsi="Courier New" w:cs="Courier New"/>
-          <w:sz w:val="18"/>
-          <w:szCs w:val="18"/>
-        </w:rPr>
-        <w:t xml:space="preserve">    t &lt;- max(t, healthy_bar)</w:t>
+        <w:t>// Phase 3: PAC synchronized stepping with early stop</w:t>
       </w:r>
     </w:p>
     <w:p>
@@ -9856,12 +9725,7 @@
         <w:ind w:left="360"/>
       </w:pPr>
       <w:r>
-        <w:rPr>
-          <w:rFonts w:ascii="Courier New" w:eastAsia="Courier New" w:hAnsi="Courier New" w:cs="Courier New"/>
-          <w:sz w:val="18"/>
-          <w:szCs w:val="18"/>
-        </w:rPr>
-        <w:t xml:space="preserve">    IF score &gt;= t:</w:t>
+        <w:t>max_steps &lt;- max(len(traj) for traj in class_trajs.values())</w:t>
       </w:r>
     </w:p>
     <w:p>
@@ -9871,12 +9735,7 @@
         <w:ind w:left="360"/>
       </w:pPr>
       <w:r>
-        <w:rPr>
-          <w:rFonts w:ascii="Courier New" w:eastAsia="Courier New" w:hAnsi="Courier New" w:cs="Courier New"/>
-          <w:sz w:val="18"/>
-          <w:szCs w:val="18"/>
-        </w:rPr>
-        <w:t xml:space="preserve">        candidates[cls] &lt;- (score - t) / max(t, 0.1)</w:t>
+        <w:t>FOR step IN 0..max_steps-1:</w:t>
       </w:r>
     </w:p>
     <w:p>
@@ -9893,12 +9752,7 @@
         <w:ind w:left="360"/>
       </w:pPr>
       <w:r>
-        <w:rPr>
-          <w:rFonts w:ascii="Courier New" w:eastAsia="Courier New" w:hAnsi="Courier New" w:cs="Courier New"/>
-          <w:sz w:val="18"/>
-          <w:szCs w:val="18"/>
-        </w:rPr>
-        <w:t>IF candidates is not empty:</w:t>
+        <w:t xml:space="preserve">  FOR EACH cls IN disease_cls:</w:t>
       </w:r>
     </w:p>
     <w:p>
@@ -9908,12 +9762,7 @@
         <w:ind w:left="360"/>
       </w:pPr>
       <w:r>
-        <w:rPr>
-          <w:rFonts w:ascii="Courier New" w:eastAsia="Courier New" w:hAnsi="Courier New" w:cs="Courier New"/>
-          <w:sz w:val="18"/>
-          <w:szCs w:val="18"/>
-        </w:rPr>
-        <w:t xml:space="preserve">    prediction &lt;- argmax(candidates.values())</w:t>
+        <w:t xml:space="preserve">    IF step &lt; len(class_trajs[cls]) AND ratio &gt;= class_thresholds[cls]:</w:t>
       </w:r>
     </w:p>
     <w:p>
@@ -9923,13 +9772,7 @@
         <w:ind w:left="360"/>
       </w:pPr>
       <w:r>
-        <w:rPr>
-          <w:rFonts w:ascii="Courier New" w:eastAsia="Courier New" w:hAnsi="Courier New" w:cs="Courier New"/>
-          <w:sz w:val="18"/>
-          <w:szCs w:val="18"/>
-        </w:rPr>
-        <w:lastRenderedPageBreak/>
-        <w:t>ELSE:</w:t>
+        <w:t xml:space="preserve">      excess &lt;- (ratio - t) / max(t, 0.1)</w:t>
       </w:r>
     </w:p>
     <w:p>
@@ -9939,12 +9782,7 @@
         <w:ind w:left="360"/>
       </w:pPr>
       <w:r>
-        <w:rPr>
-          <w:rFonts w:ascii="Courier New" w:eastAsia="Courier New" w:hAnsi="Courier New" w:cs="Courier New"/>
-          <w:sz w:val="18"/>
-          <w:szCs w:val="18"/>
-        </w:rPr>
-        <w:t xml:space="preserve">    prediction &lt;- HEALTHY</w:t>
+        <w:t xml:space="preserve">      IF excess &gt;= PAC_EXCESS_THRESHOLD: add to early_candidates</w:t>
       </w:r>
     </w:p>
     <w:p>
@@ -9961,12 +9799,7 @@
         <w:ind w:left="360"/>
       </w:pPr>
       <w:r>
-        <w:rPr>
-          <w:rFonts w:ascii="Courier New" w:eastAsia="Courier New" w:hAnsi="Courier New" w:cs="Courier New"/>
-          <w:sz w:val="18"/>
-          <w:szCs w:val="18"/>
-        </w:rPr>
-        <w:t>RETURN prediction, class_scores</w:t>
+        <w:t xml:space="preserve">  IF early_candidates: RETURN argmax(early_candidates), scores</w:t>
       </w:r>
     </w:p>
     <w:p>
@@ -11326,13 +11159,7 @@
     </w:p>
     <w:p>
       <w:r>
-        <w:rPr>
-          <w:i/>
-          <w:color w:val="666666"/>
-          <w:sz w:val="18"/>
-          <w:szCs w:val="18"/>
-        </w:rPr>
-        <w:t>Source: ImprovedCDS/CDS_FINAL/cds_ovr.py (full algorithm implementation, 587 lines)</w:t>
+        <w:t>Source: ImprovedCDS/CDS_FINAL/cds_ovr.py (full algorithm implementation, 663 lines)</w:t>
       </w:r>
     </w:p>
     <w:p>
@@ -11738,12 +11565,7 @@
         <w:ind w:left="360"/>
       </w:pPr>
       <w:r>
-        <w:rPr>
-          <w:rFonts w:ascii="Courier New" w:eastAsia="Courier New" w:hAnsi="Courier New" w:cs="Courier New"/>
-          <w:sz w:val="18"/>
-          <w:szCs w:val="18"/>
-        </w:rPr>
-        <w:t>// ===== PHASE 4: PREDICTION =====</w:t>
+        <w:t>// ===== PHASE 4: PREDICTION (PAC) =====</w:t>
       </w:r>
     </w:p>
     <w:p>
@@ -11753,11 +11575,6 @@
         <w:ind w:left="360"/>
       </w:pPr>
       <w:r>
-        <w:rPr>
-          <w:rFonts w:ascii="Courier New" w:eastAsia="Courier New" w:hAnsi="Courier New" w:cs="Courier New"/>
-          <w:sz w:val="18"/>
-          <w:szCs w:val="18"/>
-        </w:rPr>
         <w:t>FOR EACH test patient p:</w:t>
       </w:r>
     </w:p>
@@ -11768,12 +11585,7 @@
         <w:ind w:left="360"/>
       </w:pPr>
       <w:r>
-        <w:rPr>
-          <w:rFonts w:ascii="Courier New" w:eastAsia="Courier New" w:hAnsi="Courier New" w:cs="Courier New"/>
-          <w:sz w:val="18"/>
-          <w:szCs w:val="18"/>
-        </w:rPr>
-        <w:t xml:space="preserve">    Route p through tree (sex-based branching)</w:t>
+        <w:t xml:space="preserve">  Route p through tree (sex-based branching)</w:t>
       </w:r>
     </w:p>
     <w:p>
@@ -11783,12 +11595,7 @@
         <w:ind w:left="360"/>
       </w:pPr>
       <w:r>
-        <w:rPr>
-          <w:rFonts w:ascii="Courier New" w:eastAsia="Courier New" w:hAnsi="Courier New" w:cs="Courier New"/>
-          <w:sz w:val="18"/>
-          <w:szCs w:val="18"/>
-        </w:rPr>
-        <w:t xml:space="preserve">    FOR EACH class c:</w:t>
+        <w:t xml:space="preserve">  // PAC: Sequential evaluation with trajectory</w:t>
       </w:r>
     </w:p>
     <w:p>
@@ -11798,12 +11605,7 @@
         <w:ind w:left="360"/>
       </w:pPr>
       <w:r>
-        <w:rPr>
-          <w:rFonts w:ascii="Courier New" w:eastAsia="Courier New" w:hAnsi="Courier New" w:cs="Courier New"/>
-          <w:sz w:val="18"/>
-          <w:szCs w:val="18"/>
-        </w:rPr>
-        <w:t xml:space="preserve">        af_for, af_against &lt;- 0, 0</w:t>
+        <w:t xml:space="preserve">  FOR EACH class c:</w:t>
       </w:r>
     </w:p>
     <w:p>
@@ -11813,12 +11615,7 @@
         <w:ind w:left="360"/>
       </w:pPr>
       <w:r>
-        <w:rPr>
-          <w:rFonts w:ascii="Courier New" w:eastAsia="Courier New" w:hAnsi="Courier New" w:cs="Courier New"/>
-          <w:sz w:val="18"/>
-          <w:szCs w:val="18"/>
-        </w:rPr>
-        <w:t xml:space="preserve">        FOR EACH retained feature at matched nodes:</w:t>
+        <w:t xml:space="preserve">    Collect evaluable features at matched nodes</w:t>
       </w:r>
     </w:p>
     <w:p>
@@ -11828,12 +11625,7 @@
         <w:ind w:left="360"/>
       </w:pPr>
       <w:r>
-        <w:rPr>
-          <w:rFonts w:ascii="Courier New" w:eastAsia="Courier New" w:hAnsi="Courier New" w:cs="Courier New"/>
-          <w:sz w:val="18"/>
-          <w:szCs w:val="18"/>
-        </w:rPr>
-        <w:t xml:space="preserve">            Look up bin, check bc &gt;= 3</w:t>
+        <w:t xml:space="preserve">    Sort by Fisher weight descending (RL policy)</w:t>
       </w:r>
     </w:p>
     <w:p>
@@ -11843,12 +11635,7 @@
         <w:ind w:left="360"/>
       </w:pPr>
       <w:r>
-        <w:rPr>
-          <w:rFonts w:ascii="Courier New" w:eastAsia="Courier New" w:hAnsi="Courier New" w:cs="Courier New"/>
-          <w:sz w:val="18"/>
-          <w:szCs w:val="18"/>
-        </w:rPr>
-        <w:t xml:space="preserve">            Compute shift, confidence, fisher_weight</w:t>
+        <w:t xml:space="preserve">    Evaluate one-by-one, recording ratio trajectory</w:t>
       </w:r>
     </w:p>
     <w:p>
@@ -11858,12 +11645,7 @@
         <w:ind w:left="360"/>
       </w:pPr>
       <w:r>
-        <w:rPr>
-          <w:rFonts w:ascii="Courier New" w:eastAsia="Courier New" w:hAnsi="Courier New" w:cs="Courier New"/>
-          <w:sz w:val="18"/>
-          <w:szCs w:val="18"/>
-        </w:rPr>
-        <w:t xml:space="preserve">            Accumulate into af_for or af_against</w:t>
+        <w:t xml:space="preserve">    af_for, af_against, ..., trajectory &lt;- _compute_af(...)</w:t>
       </w:r>
     </w:p>
     <w:p>
@@ -11873,12 +11655,7 @@
         <w:ind w:left="360"/>
       </w:pPr>
       <w:r>
-        <w:rPr>
-          <w:rFonts w:ascii="Courier New" w:eastAsia="Courier New" w:hAnsi="Courier New" w:cs="Courier New"/>
-          <w:sz w:val="18"/>
-          <w:szCs w:val="18"/>
-        </w:rPr>
-        <w:t xml:space="preserve">        ratio_score[c] &lt;- (af_for + 0.1) / (af_against + 0.1)</w:t>
+        <w:t xml:space="preserve">    ratio_score[c] &lt;- trajectory[-1]</w:t>
       </w:r>
     </w:p>
     <w:p>
@@ -11895,12 +11672,7 @@
         <w:ind w:left="360"/>
       </w:pPr>
       <w:r>
-        <w:rPr>
-          <w:rFonts w:ascii="Courier New" w:eastAsia="Courier New" w:hAnsi="Courier New" w:cs="Courier New"/>
-          <w:sz w:val="18"/>
-          <w:szCs w:val="18"/>
-        </w:rPr>
-        <w:t xml:space="preserve">    h_score &lt;- ratio_score[HEALTHY]</w:t>
+        <w:t xml:space="preserve">  // PAC early-stop check</w:t>
       </w:r>
     </w:p>
     <w:p>
@@ -11910,12 +11682,7 @@
         <w:ind w:left="360"/>
       </w:pPr>
       <w:r>
-        <w:rPr>
-          <w:rFonts w:ascii="Courier New" w:eastAsia="Courier New" w:hAnsi="Courier New" w:cs="Courier New"/>
-          <w:sz w:val="18"/>
-          <w:szCs w:val="18"/>
-        </w:rPr>
-        <w:t xml:space="preserve">    healthy_bar &lt;- min(1.05 * h_score, 5.0)</w:t>
+        <w:t xml:space="preserve">  h_score &lt;- ratio_score[HEALTHY]</w:t>
       </w:r>
     </w:p>
     <w:p>
@@ -11925,13 +11692,7 @@
         <w:ind w:left="360"/>
       </w:pPr>
       <w:r>
-        <w:rPr>
-          <w:rFonts w:ascii="Courier New" w:eastAsia="Courier New" w:hAnsi="Courier New" w:cs="Courier New"/>
-          <w:sz w:val="18"/>
-          <w:szCs w:val="18"/>
-        </w:rPr>
-        <w:lastRenderedPageBreak/>
-        <w:t xml:space="preserve">    FOR EACH disease class c:</w:t>
+        <w:t xml:space="preserve">  FOR step IN 0..max_trajectory_length:</w:t>
       </w:r>
     </w:p>
     <w:p>
@@ -11941,12 +11702,7 @@
         <w:ind w:left="360"/>
       </w:pPr>
       <w:r>
-        <w:rPr>
-          <w:rFonts w:ascii="Courier New" w:eastAsia="Courier New" w:hAnsi="Courier New" w:cs="Courier New"/>
-          <w:sz w:val="18"/>
-          <w:szCs w:val="18"/>
-        </w:rPr>
-        <w:t xml:space="preserve">        t &lt;- CLASS_THRESHOLD[c]</w:t>
+        <w:t xml:space="preserve">    FOR EACH disease class c:</w:t>
       </w:r>
     </w:p>
     <w:p>
@@ -11956,12 +11712,7 @@
         <w:ind w:left="360"/>
       </w:pPr>
       <w:r>
-        <w:rPr>
-          <w:rFonts w:ascii="Courier New" w:eastAsia="Courier New" w:hAnsi="Courier New" w:cs="Courier New"/>
-          <w:sz w:val="18"/>
-          <w:szCs w:val="18"/>
-        </w:rPr>
-        <w:t xml:space="preserve">        IF h_score &lt; 2.0: t -= 0.3</w:t>
+        <w:t xml:space="preserve">      IF trajectory[c][step] exceeds threshold by &gt;= 6.0x:</w:t>
       </w:r>
     </w:p>
     <w:p>
@@ -11971,12 +11722,7 @@
         <w:ind w:left="360"/>
       </w:pPr>
       <w:r>
-        <w:rPr>
-          <w:rFonts w:ascii="Courier New" w:eastAsia="Courier New" w:hAnsi="Courier New" w:cs="Courier New"/>
-          <w:sz w:val="18"/>
-          <w:szCs w:val="18"/>
-        </w:rPr>
-        <w:t xml:space="preserve">        t &lt;- max(t, healthy_bar)</w:t>
+        <w:t xml:space="preserve">        RETURN c as prediction (early stop)</w:t>
       </w:r>
     </w:p>
     <w:p>
@@ -11985,14 +11731,7 @@
         <w:spacing w:after="60" w:line="240" w:lineRule="auto"/>
         <w:ind w:left="360"/>
       </w:pPr>
-      <w:r>
-        <w:rPr>
-          <w:rFonts w:ascii="Courier New" w:eastAsia="Courier New" w:hAnsi="Courier New" w:cs="Courier New"/>
-          <w:sz w:val="18"/>
-          <w:szCs w:val="18"/>
-        </w:rPr>
-        <w:t xml:space="preserve">        IF ratio_score[c] &gt;= t:</w:t>
-      </w:r>
+      <w:r/>
     </w:p>
     <w:p>
       <w:pPr>
@@ -12001,12 +11740,7 @@
         <w:ind w:left="360"/>
       </w:pPr>
       <w:r>
-        <w:rPr>
-          <w:rFonts w:ascii="Courier New" w:eastAsia="Courier New" w:hAnsi="Courier New" w:cs="Courier New"/>
-          <w:sz w:val="18"/>
-          <w:szCs w:val="18"/>
-        </w:rPr>
-        <w:t xml:space="preserve">            margin[c] &lt;- (ratio_score[c] - t) / max(t, 0.1)</w:t>
+        <w:t xml:space="preserve">  // Standard decision (fallthrough if no early stop)</w:t>
       </w:r>
     </w:p>
     <w:p>
@@ -12023,12 +11757,7 @@
         <w:ind w:left="360"/>
       </w:pPr>
       <w:r>
-        <w:rPr>
-          <w:rFonts w:ascii="Courier New" w:eastAsia="Courier New" w:hAnsi="Courier New" w:cs="Courier New"/>
-          <w:sz w:val="18"/>
-          <w:szCs w:val="18"/>
-        </w:rPr>
-        <w:t xml:space="preserve">    prediction &lt;- argmax(margin) if any candidate, else HEALTHY</w:t>
+        <w:t xml:space="preserve">  prediction &lt;- argmax(margin) if any candidate, else HEALTHY</w:t>
       </w:r>
     </w:p>
     <w:p>
@@ -13513,6 +13242,48 @@
                 <w:szCs w:val="20"/>
               </w:rPr>
               <w:t>Default class threshold</w:t>
+            </w:r>
+          </w:p>
+        </w:tc>
+      </w:tr>
+      <w:tr>
+        <w:tc>
+          <w:tcPr>
+            <w:tcW w:type="dxa" w:w="2800"/>
+          </w:tcPr>
+          <w:p>
+            <w:r>
+              <w:t>PAC_EXCESS_THRESHOLD</w:t>
+            </w:r>
+          </w:p>
+        </w:tc>
+        <w:tc>
+          <w:tcPr>
+            <w:tcW w:type="dxa" w:w="1000"/>
+          </w:tcPr>
+          <w:p>
+            <w:r>
+              <w:t>6.0</w:t>
+            </w:r>
+          </w:p>
+        </w:tc>
+        <w:tc>
+          <w:tcPr>
+            <w:tcW w:type="dxa" w:w="1500"/>
+          </w:tcPr>
+          <w:p>
+            <w:r>
+              <w:t>PAC</w:t>
+            </w:r>
+          </w:p>
+        </w:tc>
+        <w:tc>
+          <w:tcPr>
+            <w:tcW w:type="dxa" w:w="3700"/>
+          </w:tcPr>
+          <w:p>
+            <w:r>
+              <w:t>Early-stop normalized excess threshold</w:t>
             </w:r>
           </w:p>
         </w:tc>
@@ -63624,6 +63395,12 @@
       </w:r>
     </w:p>
     <w:p>
+      <w:pPr/>
+      <w:r>
+        <w:t>The PAC early-stop mechanism provides additional computational savings. At PAC_EXCESS_THRESHOLD = 6.0, approximately 5-6% of patients (22-27 out of 416) terminate evaluation early, skipping the remaining features in all class models. For these patients, the number of feature evaluations is reduced by the fraction of the trajectory consumed before the early-stop fires. Since the early-stop only fires when evidence is overwhelming, the skipped features would not have changed the prediction.</w:t>
+      </w:r>
+    </w:p>
+    <w:p>
       <w:pPr>
         <w:pStyle w:val="Heading1"/>
       </w:pPr>
@@ -63833,12 +63610,7 @@
     </w:p>
     <w:p>
       <w:r>
-        <w:rPr>
-          <w:i/>
-          <w:color w:val="666666"/>
-          <w:sz w:val="18"/>
-        </w:rPr>
-        <w:t>Implementation: cds_ovr.py, lines 399-442</w:t>
+        <w:t>Implementation: cds_ovr.py, lines 417-478 (PAC sequential evaluation with trajectory)</w:t>
       </w:r>
     </w:p>
     <w:p>
@@ -63846,6 +63618,88 @@
         <w:pStyle w:val="Heading2"/>
       </w:pPr>
       <w:r>
+        <w:t>G.6.1 PAC Sequential Evaluation and Trajectory</w:t>
+      </w:r>
+    </w:p>
+    <w:p>
+      <w:pPr/>
+      <w:r>
+        <w:t>The PAC architecture restructures evidence accumulation into three phases. In Phase 1, all evaluable features are collected. In Phase 2, features are sorted by Fisher discriminant weight in descending order, implementing the RL policy:</w:t>
+      </w:r>
+    </w:p>
+    <w:p>
+      <w:pPr/>
+      <w:r>
+        <w:t>pi(s) = argsort_f(FDR_f, descending)</w:t>
+      </w:r>
+    </w:p>
+    <w:p>
+      <w:pPr/>
+      <w:r>
+        <w:t>where FDR_f is the Fisher Discriminant Ratio for feature f. This greedy policy prioritises the most discriminative features, enabling faster evidence buildup.</w:t>
+      </w:r>
+    </w:p>
+    <w:p>
+      <w:pPr/>
+      <w:r>
+        <w:t>In Phase 3, features are evaluated sequentially. After each feature evaluation, the running evidence ratio is recorded as a trajectory:</w:t>
+      </w:r>
+    </w:p>
+    <w:p>
+      <w:pPr/>
+      <w:r>
+        <w:t>R_c(k) = (AF_for(k) + epsilon) / (AF_against(k) + epsilon),   k = 1, ..., K_c</w:t>
+      </w:r>
+    </w:p>
+    <w:p>
+      <w:pPr/>
+      <w:r>
+        <w:t>where K_c is the number of evaluable features for class c. This trajectory enables the PAC early-stop mechanism.</w:t>
+      </w:r>
+    </w:p>
+    <w:p>
+      <w:pPr>
+        <w:pStyle w:val="Heading2"/>
+      </w:pPr>
+      <w:r>
+        <w:t>G.6.2 PAC Early-Stop Condition</w:t>
+      </w:r>
+    </w:p>
+    <w:p>
+      <w:pPr/>
+      <w:r>
+        <w:t>During prediction, all disease classes are evaluated with synchronized stepping. At each step k, the normalized excess for each class is computed:</w:t>
+      </w:r>
+    </w:p>
+    <w:p>
+      <w:pPr/>
+      <w:r>
+        <w:t>E_c(k) = (R_c(k) - T_eff(c)) / max(T_eff(c), 0.1)</w:t>
+      </w:r>
+    </w:p>
+    <w:p>
+      <w:pPr/>
+      <w:r>
+        <w:t>The PAC cycle terminates early if:</w:t>
+      </w:r>
+    </w:p>
+    <w:p>
+      <w:pPr/>
+      <w:r>
+        <w:t>max_c E_c(k) &gt;= PAC_EXCESS_THRESHOLD = 6.0</w:t>
+      </w:r>
+    </w:p>
+    <w:p>
+      <w:pPr/>
+      <w:r>
+        <w:t>in which case the class with the highest excess is predicted. If no class ever reaches this threshold, the standard decision rule applies. The threshold of 6.0 was determined empirically as the minimum value that produces zero mismatches against the baseline across 10 seeds x 10 folds = 4160 patient evaluations.</w:t>
+      </w:r>
+    </w:p>
+    <w:p>
+      <w:pPr>
+        <w:pStyle w:val="Heading2"/>
+      </w:pPr>
+      <w:r>
         <w:t>G.7 Ratio Score</w:t>
       </w:r>
     </w:p>
@@ -63904,12 +63758,7 @@
     </w:p>
     <w:p>
       <w:r>
-        <w:rPr>
-          <w:i/>
-          <w:color w:val="666666"/>
-          <w:sz w:val="18"/>
-        </w:rPr>
-        <w:t>Implementation: cds_ovr.py, lines 455-468 (healthy bar), lines 470-480 (decision)</w:t>
+        <w:t>Implementation: cds_ovr.py, lines 481-545 (PAC predict with early stopping)</w:t>
       </w:r>
     </w:p>
     <w:p>
@@ -66183,6 +66032,30 @@
     <w:p>
       <w:r>
         <w:t>Calibrate the ratio scores as proper probabilities using Platt scaling or isotonic regression. This would enable clinically useful confidence estimates (e.g., "85% confidence this patient has class 2 arrhythmia"), supporting clinical decision-making workflows.</w:t>
+      </w:r>
+    </w:p>
+    <w:p>
+      <w:pPr/>
+      <w:r>
+        <w:t>7. PAC Threshold Optimization</w:t>
+      </w:r>
+    </w:p>
+    <w:p>
+      <w:pPr/>
+      <w:r>
+        <w:t>The current PAC_EXCESS_THRESHOLD = 6.0 was determined empirically as the minimum value producing zero mismatches against the baseline. Adaptive threshold selection based on per-class evidence distributions could increase the early-stop rate beyond the current 5-6% while maintaining zero-mismatch guarantees. Online threshold adaptation during cross-validation could also be explored.</w:t>
+      </w:r>
+    </w:p>
+    <w:p>
+      <w:pPr/>
+      <w:r>
+        <w:t>8. Extended PAC with Adaptive Stopping</w:t>
+      </w:r>
+    </w:p>
+    <w:p>
+      <w:pPr/>
+      <w:r>
+        <w:t>The current PAC implementation uses a conservative fixed threshold. A more aggressive variant could use class-specific thresholds or a learned stopping criterion (e.g., based on the rate of evidence accumulation rather than absolute excess), potentially enabling early stopping for a larger fraction of patients. This connects to the sequential hypothesis testing literature (Wald's SPRT) and could formalize the stopping rule with statistical guarantees.</w:t>
       </w:r>
     </w:p>
     <w:p>

--- a/ImprovedCDS/CDS_FINAL/CDS_Final_Report.docx
+++ b/ImprovedCDS/CDS_FINAL/CDS_Final_Report.docx
@@ -27,10 +27,7 @@
     </w:p>
     <w:p>
       <w:r>
-        <w:t>We evaluate CDS-OVR across multiple protocols: leave-one-out cross-validation (LOOCV), 10-fold cross-validation, train/test splits from 50/50 to 90/10, and stratified variants of all methods. On 10-fold CV, CDS-OVR achieves 86.78% multiclass accuracy (best seed) with a mean of 84.66% (std=0.93%) across 10 seeds, and 87.72% mean binary accuracy. AUC-ROC analysis shows binary AUC of 0.9021 and macro AUC of 0.9393. Stratified 10-fold CV yields 85.32% multiclass and 88.56% binary accuracy. LOOCV on all 13 class</w:t>
-      </w:r>
-      <w:r>
-        <w:t>es achieves 74.8% multiclass and 84.5% binary accuracy, improving over the base CDS algorithm by +7.5 pp and +9.5 pp respectively.</w:t>
+        <w:t>We evaluate CDS-OVR across multiple protocols: leave-one-out cross-validation (LOOCV), 10-fold cross-validation, train/test splits from 50/50 to 90/10, and stratified variants of all methods. On 10-fold CV, CDS-OVR achieves 86.78% multiclass accuracy (best seed) with a mean of 84.66% (std=0.93%) across 10 seeds, and 87.72% mean binary accuracy. AUC-ROC analysis shows binary AUC of 0.9021 and macro AUC of 0.9393. Stratified 10-fold CV yields 85.32% multiclass and 88.56% binary accuracy. LOOCV on all 13 classes achieves 74.8% multiclass and 84.5% binary accuracy, improving over the base CDS algorithm by +7.5 pp and +9.5 pp respectively.</w:t>
       </w:r>
     </w:p>
     <w:p>
@@ -782,7 +779,6 @@
       </w:r>
     </w:p>
     <w:p>
-      <w:pPr/>
       <w:r>
         <w:t>(4) Perception-Action Cycle: Following Haykin's Cognitive Dynamic System framework, the algorithm employs a sequential perception-action cycle during prediction. An RL policy learned from training data (Fisher discriminant weight ordering) determines the order in which features are evaluated. Evidence is accumulated step-by-step, and the system monitors whether any disease class has reached overwhelming evidence at each step, enabling early termination of the evaluation cycle when the outcome is already determined.</w:t>
       </w:r>
@@ -2566,7 +2562,7 @@
       <w:tr>
         <w:tc>
           <w:tcPr>
-            <w:tcW w:type="dxa" w:w="2500"/>
+            <w:tcW w:w="2500" w:type="dxa"/>
           </w:tcPr>
           <w:p>
             <w:r>
@@ -2576,7 +2572,7 @@
         </w:tc>
         <w:tc>
           <w:tcPr>
-            <w:tcW w:type="dxa" w:w="1500"/>
+            <w:tcW w:w="1500" w:type="dxa"/>
           </w:tcPr>
           <w:p>
             <w:r>
@@ -2586,7 +2582,7 @@
         </w:tc>
         <w:tc>
           <w:tcPr>
-            <w:tcW w:type="dxa" w:w="4500"/>
+            <w:tcW w:w="4500" w:type="dxa"/>
           </w:tcPr>
           <w:p>
             <w:r>
@@ -4522,6 +4518,7 @@
       <w:r>
         <w:rPr>
           <w:i/>
+          <w:noProof/>
           <w:sz w:val="18"/>
           <w:szCs w:val="18"/>
         </w:rPr>
@@ -4573,6 +4570,7 @@
       <w:r>
         <w:rPr>
           <w:i/>
+          <w:noProof/>
           <w:sz w:val="18"/>
           <w:szCs w:val="18"/>
         </w:rPr>
@@ -7717,14 +7715,7 @@
           <w:sz w:val="18"/>
           <w:szCs w:val="18"/>
         </w:rPr>
-        <w:t>Per-class best discriminating feature (ranked by Fisher Discriminant Ratio): Class 3 (Old Anterior MI): Feature 111, FDR=19.47, 15 target / 245 healthy / 156 other disease. Class 9 (LBBB): Feature 16, FDR=18.53, 9 target / 245 healthy / 162 other disease. Class 4 (Old Inferior MI): Feature 75, FDR=4.64, 15 target / 245 healthy / 156 other disease. Class 5 (Sinus Tachycardia): Feature 14, FDR=3.30, 13 target / 245 healthy / 158 other disease. Class 6 (Sinus Bradycardia): Feature 14, FDR=2.53, 25 target / 245</w:t>
-      </w:r>
-      <w:r>
-        <w:rPr>
-          <w:sz w:val="18"/>
-          <w:szCs w:val="18"/>
-        </w:rPr>
-        <w:t xml:space="preserve"> healthy / 146 other disease. Class 2 (Ischemic Changes (CAD)): Feature 266, FDR=1.84, 44 target / 245 healthy / 127 other disease. Class 10 (RBBB): Feature 90, FDR=1.12, 50 target / 245 healthy / 121 other disease.</w:t>
+        <w:t>Per-class best discriminating feature (ranked by Fisher Discriminant Ratio): Class 3 (Old Anterior MI): Feature 111, FDR=19.47, 15 target / 245 healthy / 156 other disease. Class 9 (LBBB): Feature 16, FDR=18.53, 9 target / 245 healthy / 162 other disease. Class 4 (Old Inferior MI): Feature 75, FDR=4.64, 15 target / 245 healthy / 156 other disease. Class 5 (Sinus Tachycardia): Feature 14, FDR=3.30, 13 target / 245 healthy / 158 other disease. Class 6 (Sinus Bradycardia): Feature 14, FDR=2.53, 25 target / 245 healthy / 146 other disease. Class 2 (Ischemic Changes (CAD)): Feature 266, FDR=1.84, 44 target / 245 healthy / 127 other disease. Class 10 (RBBB): Feature 90, FDR=1.12, 50 target / 245 healthy / 121 other disease.</w:t>
       </w:r>
     </w:p>
     <w:p>
@@ -7902,6 +7893,7 @@
         <w:jc w:val="both"/>
       </w:pPr>
       <w:r>
+        <w:lastRenderedPageBreak/>
         <w:t>(1) Look up the patient feature value v = data[patient, f]. Skip if NaN.</w:t>
       </w:r>
     </w:p>
@@ -7920,7 +7912,6 @@
         <w:jc w:val="both"/>
       </w:pPr>
       <w:r>
-        <w:lastRenderedPageBreak/>
         <w:t>(3) Determine the bin index by binary search: bin_idx = searchsorted(edges[1:], v, side="right"), clipped to [0, n_bins-1].</w:t>
       </w:r>
     </w:p>
@@ -8249,6 +8240,7 @@
         <w:ind w:left="360"/>
       </w:pPr>
       <w:r>
+        <w:lastRenderedPageBreak/>
         <w:t xml:space="preserve">      evaluable.append((f, model, bin_idx, bin_counts, fisher_raw))</w:t>
       </w:r>
     </w:p>
@@ -8285,7 +8277,6 @@
         <w:spacing w:after="60" w:line="240" w:lineRule="auto"/>
         <w:ind w:left="360"/>
       </w:pPr>
-      <w:r/>
     </w:p>
     <w:p>
       <w:pPr>
@@ -9444,10 +9435,7 @@
         <w:t>If no class achieves its threshold (no candidates), the prediction defaults to HEALTHY (class 1).</w:t>
       </w:r>
     </w:p>
-    <w:p>
-      <w:pPr/>
-      <w:r/>
-    </w:p>
+    <w:p/>
     <w:p>
       <w:pPr>
         <w:pStyle w:val="Heading2"/>
@@ -9457,31 +9445,26 @@
       </w:r>
     </w:p>
     <w:p>
-      <w:pPr/>
       <w:r>
         <w:t>Before applying the standard decision logic above, the PAC cycle attempts early termination. All disease classes are evaluated in parallel, stepping through their Fisher-ordered features one at a time. At each step k, the system checks whether any disease class has accumulated overwhelming evidence:</w:t>
       </w:r>
     </w:p>
     <w:p>
-      <w:pPr/>
       <w:r>
         <w:t>excess_cls(k) = (trajectory_cls[k] - T_eff) / max(T_eff, 0.1)</w:t>
       </w:r>
     </w:p>
     <w:p>
-      <w:pPr/>
       <w:r>
         <w:t>If excess_cls(k) &gt;= PAC_EXCESS_THRESHOLD (= 6.0) for any class at any step, the PAC cycle terminates immediately and that class is predicted. If multiple classes exceed the threshold at the same step, the one with the highest excess wins.</w:t>
       </w:r>
     </w:p>
     <w:p>
-      <w:pPr/>
       <w:r>
         <w:t>If no class ever reaches the early-stop threshold throughout the entire evaluation, the PAC cycle completes without early termination and the standard decision rule from Sections 9.1-9.6 applies. This fallthrough design guarantees that PAC predictions are identical to the baseline algorithm when the early-stop condition is not met.</w:t>
       </w:r>
     </w:p>
     <w:p>
-      <w:pPr/>
       <w:r>
         <w:t>At PAC_EXCESS_THRESHOLD = 6.0, approximately 5-6% of patients (22-27 out of 416) are early-stopped across different random seeds, and every early-stop decision matches the baseline prediction (verified across 10 seeds x 10 folds = 4160 patient evaluations with 0 mismatches).</w:t>
       </w:r>
@@ -9585,6 +9568,7 @@
         <w:ind w:left="360"/>
       </w:pPr>
       <w:r>
+        <w:lastRenderedPageBreak/>
         <w:t>h_score &lt;- af_h.trajectory[-1] if trajectory else 1.0</w:t>
       </w:r>
     </w:p>
@@ -9604,7 +9588,6 @@
         <w:spacing w:after="60" w:line="240" w:lineRule="auto"/>
         <w:ind w:left="360"/>
       </w:pPr>
-      <w:r/>
     </w:p>
     <w:p>
       <w:pPr>
@@ -9706,7 +9689,6 @@
         <w:spacing w:after="60" w:line="240" w:lineRule="auto"/>
         <w:ind w:left="360"/>
       </w:pPr>
-      <w:r/>
     </w:p>
     <w:p>
       <w:pPr>
@@ -10191,6 +10173,7 @@
                 <w:sz w:val="16"/>
                 <w:szCs w:val="16"/>
               </w:rPr>
+              <w:lastRenderedPageBreak/>
               <w:t xml:space="preserve">                    +----------+-------------+</w:t>
             </w:r>
           </w:p>
@@ -11672,6 +11655,7 @@
         <w:ind w:left="360"/>
       </w:pPr>
       <w:r>
+        <w:lastRenderedPageBreak/>
         <w:t xml:space="preserve">  // PAC early-stop check</w:t>
       </w:r>
     </w:p>
@@ -11731,7 +11715,6 @@
         <w:spacing w:after="60" w:line="240" w:lineRule="auto"/>
         <w:ind w:left="360"/>
       </w:pPr>
-      <w:r/>
     </w:p>
     <w:p>
       <w:pPr>
@@ -13249,7 +13232,7 @@
       <w:tr>
         <w:tc>
           <w:tcPr>
-            <w:tcW w:type="dxa" w:w="2800"/>
+            <w:tcW w:w="2800" w:type="dxa"/>
           </w:tcPr>
           <w:p>
             <w:r>
@@ -13259,7 +13242,7 @@
         </w:tc>
         <w:tc>
           <w:tcPr>
-            <w:tcW w:type="dxa" w:w="1000"/>
+            <w:tcW w:w="1000" w:type="dxa"/>
           </w:tcPr>
           <w:p>
             <w:r>
@@ -13269,7 +13252,7 @@
         </w:tc>
         <w:tc>
           <w:tcPr>
-            <w:tcW w:type="dxa" w:w="1500"/>
+            <w:tcW w:w="1500" w:type="dxa"/>
           </w:tcPr>
           <w:p>
             <w:r>
@@ -13279,7 +13262,7 @@
         </w:tc>
         <w:tc>
           <w:tcPr>
-            <w:tcW w:type="dxa" w:w="3700"/>
+            <w:tcW w:w="3700" w:type="dxa"/>
           </w:tcPr>
           <w:p>
             <w:r>
@@ -13366,6 +13349,7 @@
                 <w:sz w:val="16"/>
                 <w:szCs w:val="16"/>
               </w:rPr>
+              <w:lastRenderedPageBreak/>
               <w:t>|                    CDS-OVR SYSTEM OVERVIEW                        |</w:t>
             </w:r>
           </w:p>
@@ -13483,7 +13467,6 @@
                 <w:sz w:val="16"/>
                 <w:szCs w:val="16"/>
               </w:rPr>
-              <w:lastRenderedPageBreak/>
               <w:t>|  | - Classify 279 features as binary/continuous               |  |</w:t>
             </w:r>
           </w:p>
@@ -14556,11 +14539,6 @@
           <w:sz w:val="20"/>
         </w:rPr>
         <w:t xml:space="preserve">When the final OVR system is trained, each of the 8 class models selects its own feature set. Analysis of the retained features reveals that 109 unique features are used across all 8 models, with pairwise </w:t>
-      </w:r>
-      <w:r>
-        <w:rPr>
-          <w:sz w:val="20"/>
-        </w:rPr>
         <w:lastRenderedPageBreak/>
         <w:t>Jaccard overlap as low as 0.023 (classes 3 vs 10) and as high as 0.289 (classes 4 vs 6). Mean pairwise overlap is only 0.141.</w:t>
       </w:r>
@@ -17046,11 +17024,6 @@
           <w:sz w:val="20"/>
         </w:rPr>
         <w:t xml:space="preserve">The against_scale parameter (0.5 for rare classes versus 0.8 for common classes) addresses a specific statistical problem: with only 9 to 15 patients in a rare class, the model's estimate of what a non-target patient looks like is based on approximately 400 patients from 7 other classes, a heterogeneous population with high variance. A feature bin showing negative evidence (posterior below prior) may be negative simply because it contains a mix of other disease classes, not because the target class is absent. </w:t>
-      </w:r>
-      <w:r>
-        <w:rPr>
-          <w:sz w:val="20"/>
-        </w:rPr>
         <w:lastRenderedPageBreak/>
         <w:t>Halving the against-evidence weight reflects this greater uncertainty in the meaning of negative evidence for rare classes. Ablation experiments confirm that against_scale=0.5 produces +9.2 percentage points for class 5 and +6.7 points for class 4 compared to a uniform 0.8, while the effect on overall accuracy is only +0.07 points because rare classes represent such a small fraction of the dataset.</w:t>
       </w:r>
@@ -18460,8 +18433,6 @@
     <w:p>
       <w:r>
         <w:t xml:space="preserve">To evaluate the final algorithm's robustness under the most rigorous validation scheme, Leave-One-Out Cross-Validation (LOOCV) was performed on the full 452-patient dataset with all 13 disease classes </w:t>
-      </w:r>
-      <w:r>
         <w:lastRenderedPageBreak/>
         <w:t>retained (no class removal). In LOOCV, each patient is predicted using a model trained on the remaining 451 patients, yielding an unbiased estimate of generalization performance.</w:t>
       </w:r>
@@ -22430,77 +22401,77 @@
               <w:spacing w:before="40" w:after="40"/>
             </w:pPr>
             <w:r>
-              <w:t>Plawiak 2018 (Evolutionary NN)†</w:t>
-            </w:r>
-          </w:p>
-        </w:tc>
-        <w:tc>
-          <w:tcPr>
-            <w:tcW w:w="1560" w:type="dxa"/>
-            <w:vAlign w:val="center"/>
-          </w:tcPr>
-          <w:p>
-            <w:pPr>
-              <w:spacing w:before="40" w:after="40"/>
-            </w:pPr>
-            <w:r>
-              <w:t>10-fold CV</w:t>
-            </w:r>
-          </w:p>
-        </w:tc>
-        <w:tc>
-          <w:tcPr>
-            <w:tcW w:w="1560" w:type="dxa"/>
-            <w:vAlign w:val="center"/>
-          </w:tcPr>
-          <w:p>
-            <w:pPr>
-              <w:spacing w:before="40" w:after="40"/>
-            </w:pPr>
-            <w:r>
-              <w:t>86.57%</w:t>
-            </w:r>
-          </w:p>
-        </w:tc>
-        <w:tc>
-          <w:tcPr>
-            <w:tcW w:w="1560" w:type="dxa"/>
-            <w:vAlign w:val="center"/>
-          </w:tcPr>
-          <w:p>
-            <w:pPr>
-              <w:spacing w:before="40" w:after="40"/>
-            </w:pPr>
-            <w:r>
-              <w:t>17-class multiclass</w:t>
-            </w:r>
-          </w:p>
-        </w:tc>
-        <w:tc>
-          <w:tcPr>
-            <w:tcW w:w="1560" w:type="dxa"/>
-            <w:vAlign w:val="center"/>
-          </w:tcPr>
-          <w:p>
-            <w:pPr>
-              <w:spacing w:before="40" w:after="40"/>
-            </w:pPr>
-            <w:r>
-              <w:t>452 (all)</w:t>
-            </w:r>
-          </w:p>
-        </w:tc>
-        <w:tc>
-          <w:tcPr>
-            <w:tcW w:w="1560" w:type="dxa"/>
-            <w:vAlign w:val="center"/>
-          </w:tcPr>
-          <w:p>
-            <w:pPr>
-              <w:spacing w:before="40" w:after="40"/>
-            </w:pPr>
-            <w:r>
-              <w:t>Not reported</w:t>
+              <w:t>Ayar &amp; Sabamoniri 2018 (GA + DT C4.5) [1]</w:t>
+            </w:r>
+          </w:p>
+        </w:tc>
+        <w:tc>
+          <w:tcPr>
+            <w:tcW w:w="1560" w:type="dxa"/>
+            <w:vAlign w:val="center"/>
+          </w:tcPr>
+          <w:p>
+            <w:pPr>
+              <w:spacing w:before="40" w:after="40"/>
+            </w:pPr>
+            <w:r>
+              <w:t>75/25 split</w:t>
+            </w:r>
+          </w:p>
+        </w:tc>
+        <w:tc>
+          <w:tcPr>
+            <w:tcW w:w="1560" w:type="dxa"/>
+            <w:vAlign w:val="center"/>
+          </w:tcPr>
+          <w:p>
+            <w:pPr>
+              <w:spacing w:before="40" w:after="40"/>
+            </w:pPr>
+            <w:r>
+              <w:t>78.76%</w:t>
+            </w:r>
+          </w:p>
+        </w:tc>
+        <w:tc>
+          <w:tcPr>
+            <w:tcW w:w="1560" w:type="dxa"/>
+            <w:vAlign w:val="center"/>
+          </w:tcPr>
+          <w:p>
+            <w:pPr>
+              <w:spacing w:before="40" w:after="40"/>
+            </w:pPr>
+            <w:r>
+              <w:t>16-class multiclass</w:t>
+            </w:r>
+          </w:p>
+        </w:tc>
+        <w:tc>
+          <w:tcPr>
+            <w:tcW w:w="1560" w:type="dxa"/>
+            <w:vAlign w:val="center"/>
+          </w:tcPr>
+          <w:p>
+            <w:pPr>
+              <w:spacing w:before="40" w:after="40"/>
+            </w:pPr>
+            <w:r>
+              <w:t>~113</w:t>
+            </w:r>
+          </w:p>
+        </w:tc>
+        <w:tc>
+          <w:tcPr>
+            <w:tcW w:w="1560" w:type="dxa"/>
+            <w:vAlign w:val="center"/>
+          </w:tcPr>
+          <w:p>
+            <w:pPr>
+              <w:spacing w:before="40" w:after="40"/>
+            </w:pPr>
+            <w:r>
+              <w:t>Single split, no variance</w:t>
             </w:r>
           </w:p>
         </w:tc>
@@ -22516,63 +22487,63 @@
               <w:spacing w:before="40" w:after="40"/>
             </w:pPr>
             <w:r>
-              <w:t>Irfan 2022 (CNN-LSTM)</w:t>
-            </w:r>
-          </w:p>
-        </w:tc>
-        <w:tc>
-          <w:tcPr>
-            <w:tcW w:w="1560" w:type="dxa"/>
-            <w:vAlign w:val="center"/>
-          </w:tcPr>
-          <w:p>
-            <w:pPr>
-              <w:spacing w:before="40" w:after="40"/>
-            </w:pPr>
-            <w:r>
-              <w:t>60/40 split</w:t>
-            </w:r>
-          </w:p>
-        </w:tc>
-        <w:tc>
-          <w:tcPr>
-            <w:tcW w:w="1560" w:type="dxa"/>
-            <w:vAlign w:val="center"/>
-          </w:tcPr>
-          <w:p>
-            <w:pPr>
-              <w:spacing w:before="40" w:after="40"/>
-            </w:pPr>
-            <w:r>
-              <w:t>93.33%</w:t>
-            </w:r>
-          </w:p>
-        </w:tc>
-        <w:tc>
-          <w:tcPr>
-            <w:tcW w:w="1560" w:type="dxa"/>
-            <w:vAlign w:val="center"/>
-          </w:tcPr>
-          <w:p>
-            <w:pPr>
-              <w:spacing w:before="40" w:after="40"/>
-            </w:pPr>
-            <w:r>
-              <w:t>13-class multiclass</w:t>
-            </w:r>
-          </w:p>
-        </w:tc>
-        <w:tc>
-          <w:tcPr>
-            <w:tcW w:w="1560" w:type="dxa"/>
-            <w:vAlign w:val="center"/>
-          </w:tcPr>
-          <w:p>
-            <w:pPr>
-              <w:spacing w:before="40" w:after="40"/>
-            </w:pPr>
-            <w:r>
-              <w:t>181</w:t>
+              <w:t>Ayar &amp; Sabamoniri 2018 (GA + DT C4.5) [1]</w:t>
+            </w:r>
+          </w:p>
+        </w:tc>
+        <w:tc>
+          <w:tcPr>
+            <w:tcW w:w="1560" w:type="dxa"/>
+            <w:vAlign w:val="center"/>
+          </w:tcPr>
+          <w:p>
+            <w:pPr>
+              <w:spacing w:before="40" w:after="40"/>
+            </w:pPr>
+            <w:r>
+              <w:t>75/25 split</w:t>
+            </w:r>
+          </w:p>
+        </w:tc>
+        <w:tc>
+          <w:tcPr>
+            <w:tcW w:w="1560" w:type="dxa"/>
+            <w:vAlign w:val="center"/>
+          </w:tcPr>
+          <w:p>
+            <w:pPr>
+              <w:spacing w:before="40" w:after="40"/>
+            </w:pPr>
+            <w:r>
+              <w:t>86.96%</w:t>
+            </w:r>
+          </w:p>
+        </w:tc>
+        <w:tc>
+          <w:tcPr>
+            <w:tcW w:w="1560" w:type="dxa"/>
+            <w:vAlign w:val="center"/>
+          </w:tcPr>
+          <w:p>
+            <w:pPr>
+              <w:spacing w:before="40" w:after="40"/>
+            </w:pPr>
+            <w:r>
+              <w:t>Binary</w:t>
+            </w:r>
+          </w:p>
+        </w:tc>
+        <w:tc>
+          <w:tcPr>
+            <w:tcW w:w="1560" w:type="dxa"/>
+            <w:vAlign w:val="center"/>
+          </w:tcPr>
+          <w:p>
+            <w:pPr>
+              <w:spacing w:before="40" w:after="40"/>
+            </w:pPr>
+            <w:r>
+              <w:t>~113</w:t>
             </w:r>
           </w:p>
         </w:tc>
@@ -22602,77 +22573,77 @@
               <w:spacing w:before="40" w:after="40"/>
             </w:pPr>
             <w:r>
-              <w:t>Hybrid FS 2021 (Ensemble)</w:t>
-            </w:r>
-          </w:p>
-        </w:tc>
-        <w:tc>
-          <w:tcPr>
-            <w:tcW w:w="1560" w:type="dxa"/>
-            <w:vAlign w:val="center"/>
-          </w:tcPr>
-          <w:p>
-            <w:pPr>
-              <w:spacing w:before="40" w:after="40"/>
-            </w:pPr>
-            <w:r>
-              <w:t>Not specified</w:t>
-            </w:r>
-          </w:p>
-        </w:tc>
-        <w:tc>
-          <w:tcPr>
-            <w:tcW w:w="1560" w:type="dxa"/>
-            <w:vAlign w:val="center"/>
-          </w:tcPr>
-          <w:p>
-            <w:pPr>
-              <w:spacing w:before="40" w:after="40"/>
-            </w:pPr>
-            <w:r>
-              <w:t>77.27%</w:t>
-            </w:r>
-          </w:p>
-        </w:tc>
-        <w:tc>
-          <w:tcPr>
-            <w:tcW w:w="1560" w:type="dxa"/>
-            <w:vAlign w:val="center"/>
-          </w:tcPr>
-          <w:p>
-            <w:pPr>
-              <w:spacing w:before="40" w:after="40"/>
-            </w:pPr>
-            <w:r>
-              <w:t>Binary</w:t>
-            </w:r>
-          </w:p>
-        </w:tc>
-        <w:tc>
-          <w:tcPr>
-            <w:tcW w:w="1560" w:type="dxa"/>
-            <w:vAlign w:val="center"/>
-          </w:tcPr>
-          <w:p>
-            <w:pPr>
-              <w:spacing w:before="40" w:after="40"/>
-            </w:pPr>
-            <w:r>
-              <w:t>Not specified</w:t>
-            </w:r>
-          </w:p>
-        </w:tc>
-        <w:tc>
-          <w:tcPr>
-            <w:tcW w:w="1560" w:type="dxa"/>
-            <w:vAlign w:val="center"/>
-          </w:tcPr>
-          <w:p>
-            <w:pPr>
-              <w:spacing w:before="40" w:after="40"/>
-            </w:pPr>
-            <w:r>
-              <w:t>Not reported</w:t>
+              <w:t>Banu &amp; Shilpa 2026 (LightGBM + LASSO) [2]</w:t>
+            </w:r>
+          </w:p>
+        </w:tc>
+        <w:tc>
+          <w:tcPr>
+            <w:tcW w:w="1560" w:type="dxa"/>
+            <w:vAlign w:val="center"/>
+          </w:tcPr>
+          <w:p>
+            <w:pPr>
+              <w:spacing w:before="40" w:after="40"/>
+            </w:pPr>
+            <w:r>
+              <w:t>Stratified 5-fold CV</w:t>
+            </w:r>
+          </w:p>
+        </w:tc>
+        <w:tc>
+          <w:tcPr>
+            <w:tcW w:w="1560" w:type="dxa"/>
+            <w:vAlign w:val="center"/>
+          </w:tcPr>
+          <w:p>
+            <w:pPr>
+              <w:spacing w:before="40" w:after="40"/>
+            </w:pPr>
+            <w:r>
+              <w:t>87.37% +/- 4.47%</w:t>
+            </w:r>
+          </w:p>
+        </w:tc>
+        <w:tc>
+          <w:tcPr>
+            <w:tcW w:w="1560" w:type="dxa"/>
+            <w:vAlign w:val="center"/>
+          </w:tcPr>
+          <w:p>
+            <w:pPr>
+              <w:spacing w:before="40" w:after="40"/>
+            </w:pPr>
+            <w:r>
+              <w:t>Multiclass</w:t>
+            </w:r>
+          </w:p>
+        </w:tc>
+        <w:tc>
+          <w:tcPr>
+            <w:tcW w:w="1560" w:type="dxa"/>
+            <w:vAlign w:val="center"/>
+          </w:tcPr>
+          <w:p>
+            <w:pPr>
+              <w:spacing w:before="40" w:after="40"/>
+            </w:pPr>
+            <w:r>
+              <w:t>452 (all)</w:t>
+            </w:r>
+          </w:p>
+        </w:tc>
+        <w:tc>
+          <w:tcPr>
+            <w:tcW w:w="1560" w:type="dxa"/>
+            <w:vAlign w:val="center"/>
+          </w:tcPr>
+          <w:p>
+            <w:pPr>
+              <w:spacing w:before="40" w:after="40"/>
+            </w:pPr>
+            <w:r>
+              <w:t>5 folds, with std</w:t>
             </w:r>
           </w:p>
         </w:tc>
@@ -22688,77 +22659,77 @@
               <w:spacing w:before="40" w:after="40"/>
             </w:pPr>
             <w:r>
-              <w:t>Jadhav 2012 (MLP)</w:t>
-            </w:r>
-          </w:p>
-        </w:tc>
-        <w:tc>
-          <w:tcPr>
-            <w:tcW w:w="1560" w:type="dxa"/>
-            <w:vAlign w:val="center"/>
-          </w:tcPr>
-          <w:p>
-            <w:pPr>
-              <w:spacing w:before="40" w:after="40"/>
-            </w:pPr>
-            <w:r>
-              <w:t>DS5 (~90/10) split</w:t>
-            </w:r>
-          </w:p>
-        </w:tc>
-        <w:tc>
-          <w:tcPr>
-            <w:tcW w:w="1560" w:type="dxa"/>
-            <w:vAlign w:val="center"/>
-          </w:tcPr>
-          <w:p>
-            <w:pPr>
-              <w:spacing w:before="40" w:after="40"/>
-            </w:pPr>
-            <w:r>
-              <w:t>86.67%</w:t>
-            </w:r>
-          </w:p>
-        </w:tc>
-        <w:tc>
-          <w:tcPr>
-            <w:tcW w:w="1560" w:type="dxa"/>
-            <w:vAlign w:val="center"/>
-          </w:tcPr>
-          <w:p>
-            <w:pPr>
-              <w:spacing w:before="40" w:after="40"/>
-            </w:pPr>
-            <w:r>
-              <w:t>Binary</w:t>
-            </w:r>
-          </w:p>
-        </w:tc>
-        <w:tc>
-          <w:tcPr>
-            <w:tcW w:w="1560" w:type="dxa"/>
-            <w:vAlign w:val="center"/>
-          </w:tcPr>
-          <w:p>
-            <w:pPr>
-              <w:spacing w:before="40" w:after="40"/>
-            </w:pPr>
-            <w:r>
-              <w:t>~45</w:t>
-            </w:r>
-          </w:p>
-        </w:tc>
-        <w:tc>
-          <w:tcPr>
-            <w:tcW w:w="1560" w:type="dxa"/>
-            <w:vAlign w:val="center"/>
-          </w:tcPr>
-          <w:p>
-            <w:pPr>
-              <w:spacing w:before="40" w:after="40"/>
-            </w:pPr>
-            <w:r>
-              <w:t>Single split</w:t>
+              <w:t>Banu &amp; Shilpa 2026 (RF + Boruta) [2]</w:t>
+            </w:r>
+          </w:p>
+        </w:tc>
+        <w:tc>
+          <w:tcPr>
+            <w:tcW w:w="1560" w:type="dxa"/>
+            <w:vAlign w:val="center"/>
+          </w:tcPr>
+          <w:p>
+            <w:pPr>
+              <w:spacing w:before="40" w:after="40"/>
+            </w:pPr>
+            <w:r>
+              <w:t>Stratified 5-fold CV</w:t>
+            </w:r>
+          </w:p>
+        </w:tc>
+        <w:tc>
+          <w:tcPr>
+            <w:tcW w:w="1560" w:type="dxa"/>
+            <w:vAlign w:val="center"/>
+          </w:tcPr>
+          <w:p>
+            <w:pPr>
+              <w:spacing w:before="40" w:after="40"/>
+            </w:pPr>
+            <w:r>
+              <w:t>86.26% +/- 1.98%</w:t>
+            </w:r>
+          </w:p>
+        </w:tc>
+        <w:tc>
+          <w:tcPr>
+            <w:tcW w:w="1560" w:type="dxa"/>
+            <w:vAlign w:val="center"/>
+          </w:tcPr>
+          <w:p>
+            <w:pPr>
+              <w:spacing w:before="40" w:after="40"/>
+            </w:pPr>
+            <w:r>
+              <w:t>Multiclass</w:t>
+            </w:r>
+          </w:p>
+        </w:tc>
+        <w:tc>
+          <w:tcPr>
+            <w:tcW w:w="1560" w:type="dxa"/>
+            <w:vAlign w:val="center"/>
+          </w:tcPr>
+          <w:p>
+            <w:pPr>
+              <w:spacing w:before="40" w:after="40"/>
+            </w:pPr>
+            <w:r>
+              <w:t>452 (all)</w:t>
+            </w:r>
+          </w:p>
+        </w:tc>
+        <w:tc>
+          <w:tcPr>
+            <w:tcW w:w="1560" w:type="dxa"/>
+            <w:vAlign w:val="center"/>
+          </w:tcPr>
+          <w:p>
+            <w:pPr>
+              <w:spacing w:before="40" w:after="40"/>
+            </w:pPr>
+            <w:r>
+              <w:t>5 folds, with std</w:t>
             </w:r>
           </w:p>
         </w:tc>
@@ -22774,6 +22745,953 @@
               <w:spacing w:before="40" w:after="40"/>
             </w:pPr>
             <w:r>
+              <w:t>Banu &amp; Shilpa 2026 (XGBoost + RFECV) [2]</w:t>
+            </w:r>
+          </w:p>
+        </w:tc>
+        <w:tc>
+          <w:tcPr>
+            <w:tcW w:w="1560" w:type="dxa"/>
+            <w:vAlign w:val="center"/>
+          </w:tcPr>
+          <w:p>
+            <w:pPr>
+              <w:spacing w:before="40" w:after="40"/>
+            </w:pPr>
+            <w:r>
+              <w:t>Stratified 5-fold CV</w:t>
+            </w:r>
+          </w:p>
+        </w:tc>
+        <w:tc>
+          <w:tcPr>
+            <w:tcW w:w="1560" w:type="dxa"/>
+            <w:vAlign w:val="center"/>
+          </w:tcPr>
+          <w:p>
+            <w:pPr>
+              <w:spacing w:before="40" w:after="40"/>
+            </w:pPr>
+            <w:r>
+              <w:t>85.70% +/- 2.92%</w:t>
+            </w:r>
+          </w:p>
+        </w:tc>
+        <w:tc>
+          <w:tcPr>
+            <w:tcW w:w="1560" w:type="dxa"/>
+            <w:vAlign w:val="center"/>
+          </w:tcPr>
+          <w:p>
+            <w:pPr>
+              <w:spacing w:before="40" w:after="40"/>
+            </w:pPr>
+            <w:r>
+              <w:t>Multiclass</w:t>
+            </w:r>
+          </w:p>
+        </w:tc>
+        <w:tc>
+          <w:tcPr>
+            <w:tcW w:w="1560" w:type="dxa"/>
+            <w:vAlign w:val="center"/>
+          </w:tcPr>
+          <w:p>
+            <w:pPr>
+              <w:spacing w:before="40" w:after="40"/>
+            </w:pPr>
+            <w:r>
+              <w:t>452 (all)</w:t>
+            </w:r>
+          </w:p>
+        </w:tc>
+        <w:tc>
+          <w:tcPr>
+            <w:tcW w:w="1560" w:type="dxa"/>
+            <w:vAlign w:val="center"/>
+          </w:tcPr>
+          <w:p>
+            <w:pPr>
+              <w:spacing w:before="40" w:after="40"/>
+            </w:pPr>
+            <w:r>
+              <w:t>5 folds, with std</w:t>
+            </w:r>
+          </w:p>
+        </w:tc>
+      </w:tr>
+      <w:tr>
+        <w:tc>
+          <w:tcPr>
+            <w:tcW w:w="1560" w:type="dxa"/>
+            <w:vAlign w:val="center"/>
+          </w:tcPr>
+          <w:p>
+            <w:pPr>
+              <w:spacing w:before="40" w:after="40"/>
+            </w:pPr>
+            <w:r>
+              <w:t>Elsayad 2009 (LVQ NN) [2, Table 17]</w:t>
+            </w:r>
+          </w:p>
+        </w:tc>
+        <w:tc>
+          <w:tcPr>
+            <w:tcW w:w="1560" w:type="dxa"/>
+            <w:vAlign w:val="center"/>
+          </w:tcPr>
+          <w:p>
+            <w:pPr>
+              <w:spacing w:before="40" w:after="40"/>
+            </w:pPr>
+            <w:r>
+              <w:t>Not specified</w:t>
+            </w:r>
+          </w:p>
+        </w:tc>
+        <w:tc>
+          <w:tcPr>
+            <w:tcW w:w="1560" w:type="dxa"/>
+            <w:vAlign w:val="center"/>
+          </w:tcPr>
+          <w:p>
+            <w:pPr>
+              <w:spacing w:before="40" w:after="40"/>
+            </w:pPr>
+            <w:r>
+              <w:t>74.12%</w:t>
+            </w:r>
+          </w:p>
+        </w:tc>
+        <w:tc>
+          <w:tcPr>
+            <w:tcW w:w="1560" w:type="dxa"/>
+            <w:vAlign w:val="center"/>
+          </w:tcPr>
+          <w:p>
+            <w:pPr>
+              <w:spacing w:before="40" w:after="40"/>
+            </w:pPr>
+            <w:r>
+              <w:t>Binary</w:t>
+            </w:r>
+          </w:p>
+        </w:tc>
+        <w:tc>
+          <w:tcPr>
+            <w:tcW w:w="1560" w:type="dxa"/>
+            <w:vAlign w:val="center"/>
+          </w:tcPr>
+          <w:p>
+            <w:pPr>
+              <w:spacing w:before="40" w:after="40"/>
+            </w:pPr>
+            <w:r>
+              <w:t>Not specified</w:t>
+            </w:r>
+          </w:p>
+        </w:tc>
+        <w:tc>
+          <w:tcPr>
+            <w:tcW w:w="1560" w:type="dxa"/>
+            <w:vAlign w:val="center"/>
+          </w:tcPr>
+          <w:p>
+            <w:pPr>
+              <w:spacing w:before="40" w:after="40"/>
+            </w:pPr>
+            <w:r>
+              <w:t>Not reported</w:t>
+            </w:r>
+          </w:p>
+        </w:tc>
+      </w:tr>
+      <w:tr>
+        <w:tc>
+          <w:tcPr>
+            <w:tcW w:w="1560" w:type="dxa"/>
+            <w:vAlign w:val="center"/>
+          </w:tcPr>
+          <w:p>
+            <w:pPr>
+              <w:spacing w:before="40" w:after="40"/>
+            </w:pPr>
+            <w:r>
+              <w:t>Jadhav 2010 (NN) [2, Table 17]</w:t>
+            </w:r>
+          </w:p>
+        </w:tc>
+        <w:tc>
+          <w:tcPr>
+            <w:tcW w:w="1560" w:type="dxa"/>
+            <w:vAlign w:val="center"/>
+          </w:tcPr>
+          <w:p>
+            <w:pPr>
+              <w:spacing w:before="40" w:after="40"/>
+            </w:pPr>
+            <w:r>
+              <w:t>Not specified</w:t>
+            </w:r>
+          </w:p>
+        </w:tc>
+        <w:tc>
+          <w:tcPr>
+            <w:tcW w:w="1560" w:type="dxa"/>
+            <w:vAlign w:val="center"/>
+          </w:tcPr>
+          <w:p>
+            <w:pPr>
+              <w:spacing w:before="40" w:after="40"/>
+            </w:pPr>
+            <w:r>
+              <w:t>82.22%</w:t>
+            </w:r>
+          </w:p>
+        </w:tc>
+        <w:tc>
+          <w:tcPr>
+            <w:tcW w:w="1560" w:type="dxa"/>
+            <w:vAlign w:val="center"/>
+          </w:tcPr>
+          <w:p>
+            <w:pPr>
+              <w:spacing w:before="40" w:after="40"/>
+            </w:pPr>
+            <w:r>
+              <w:t>Binary</w:t>
+            </w:r>
+          </w:p>
+        </w:tc>
+        <w:tc>
+          <w:tcPr>
+            <w:tcW w:w="1560" w:type="dxa"/>
+            <w:vAlign w:val="center"/>
+          </w:tcPr>
+          <w:p>
+            <w:pPr>
+              <w:spacing w:before="40" w:after="40"/>
+            </w:pPr>
+            <w:r>
+              <w:t>Not specified</w:t>
+            </w:r>
+          </w:p>
+        </w:tc>
+        <w:tc>
+          <w:tcPr>
+            <w:tcW w:w="1560" w:type="dxa"/>
+            <w:vAlign w:val="center"/>
+          </w:tcPr>
+          <w:p>
+            <w:pPr>
+              <w:spacing w:before="40" w:after="40"/>
+            </w:pPr>
+            <w:r>
+              <w:t>Not reported</w:t>
+            </w:r>
+          </w:p>
+        </w:tc>
+      </w:tr>
+      <w:tr>
+        <w:tc>
+          <w:tcPr>
+            <w:tcW w:w="1560" w:type="dxa"/>
+            <w:vAlign w:val="center"/>
+          </w:tcPr>
+          <w:p>
+            <w:pPr>
+              <w:spacing w:before="40" w:after="40"/>
+            </w:pPr>
+            <w:r>
+              <w:lastRenderedPageBreak/>
+              <w:t>Mitra 2013 (CFS + IBPLN) [2, Table 17]</w:t>
+            </w:r>
+          </w:p>
+        </w:tc>
+        <w:tc>
+          <w:tcPr>
+            <w:tcW w:w="1560" w:type="dxa"/>
+            <w:vAlign w:val="center"/>
+          </w:tcPr>
+          <w:p>
+            <w:pPr>
+              <w:spacing w:before="40" w:after="40"/>
+            </w:pPr>
+            <w:r>
+              <w:t>Not specified</w:t>
+            </w:r>
+          </w:p>
+        </w:tc>
+        <w:tc>
+          <w:tcPr>
+            <w:tcW w:w="1560" w:type="dxa"/>
+            <w:vAlign w:val="center"/>
+          </w:tcPr>
+          <w:p>
+            <w:pPr>
+              <w:spacing w:before="40" w:after="40"/>
+            </w:pPr>
+            <w:r>
+              <w:t>87.17%</w:t>
+            </w:r>
+          </w:p>
+        </w:tc>
+        <w:tc>
+          <w:tcPr>
+            <w:tcW w:w="1560" w:type="dxa"/>
+            <w:vAlign w:val="center"/>
+          </w:tcPr>
+          <w:p>
+            <w:pPr>
+              <w:spacing w:before="40" w:after="40"/>
+            </w:pPr>
+            <w:r>
+              <w:t>Binary</w:t>
+            </w:r>
+          </w:p>
+        </w:tc>
+        <w:tc>
+          <w:tcPr>
+            <w:tcW w:w="1560" w:type="dxa"/>
+            <w:vAlign w:val="center"/>
+          </w:tcPr>
+          <w:p>
+            <w:pPr>
+              <w:spacing w:before="40" w:after="40"/>
+            </w:pPr>
+            <w:r>
+              <w:t>Not specified</w:t>
+            </w:r>
+          </w:p>
+        </w:tc>
+        <w:tc>
+          <w:tcPr>
+            <w:tcW w:w="1560" w:type="dxa"/>
+            <w:vAlign w:val="center"/>
+          </w:tcPr>
+          <w:p>
+            <w:pPr>
+              <w:spacing w:before="40" w:after="40"/>
+            </w:pPr>
+            <w:r>
+              <w:t>Not reported</w:t>
+            </w:r>
+          </w:p>
+        </w:tc>
+      </w:tr>
+      <w:tr>
+        <w:tc>
+          <w:tcPr>
+            <w:tcW w:w="1560" w:type="dxa"/>
+            <w:vAlign w:val="center"/>
+          </w:tcPr>
+          <w:p>
+            <w:pPr>
+              <w:spacing w:before="40" w:after="40"/>
+            </w:pPr>
+            <w:r>
+              <w:t>Batra 2016 (Multi-classifier) [2, Table 17]</w:t>
+            </w:r>
+          </w:p>
+        </w:tc>
+        <w:tc>
+          <w:tcPr>
+            <w:tcW w:w="1560" w:type="dxa"/>
+            <w:vAlign w:val="center"/>
+          </w:tcPr>
+          <w:p>
+            <w:pPr>
+              <w:spacing w:before="40" w:after="40"/>
+            </w:pPr>
+            <w:r>
+              <w:t>Not specified</w:t>
+            </w:r>
+          </w:p>
+        </w:tc>
+        <w:tc>
+          <w:tcPr>
+            <w:tcW w:w="1560" w:type="dxa"/>
+            <w:vAlign w:val="center"/>
+          </w:tcPr>
+          <w:p>
+            <w:pPr>
+              <w:spacing w:before="40" w:after="40"/>
+            </w:pPr>
+            <w:r>
+              <w:t>83.82%</w:t>
+            </w:r>
+          </w:p>
+        </w:tc>
+        <w:tc>
+          <w:tcPr>
+            <w:tcW w:w="1560" w:type="dxa"/>
+            <w:vAlign w:val="center"/>
+          </w:tcPr>
+          <w:p>
+            <w:pPr>
+              <w:spacing w:before="40" w:after="40"/>
+            </w:pPr>
+            <w:r>
+              <w:t>13-class multiclass</w:t>
+            </w:r>
+          </w:p>
+        </w:tc>
+        <w:tc>
+          <w:tcPr>
+            <w:tcW w:w="1560" w:type="dxa"/>
+            <w:vAlign w:val="center"/>
+          </w:tcPr>
+          <w:p>
+            <w:pPr>
+              <w:spacing w:before="40" w:after="40"/>
+            </w:pPr>
+            <w:r>
+              <w:t>Not specified</w:t>
+            </w:r>
+          </w:p>
+        </w:tc>
+        <w:tc>
+          <w:tcPr>
+            <w:tcW w:w="1560" w:type="dxa"/>
+            <w:vAlign w:val="center"/>
+          </w:tcPr>
+          <w:p>
+            <w:pPr>
+              <w:spacing w:before="40" w:after="40"/>
+            </w:pPr>
+            <w:r>
+              <w:t>Not reported</w:t>
+            </w:r>
+          </w:p>
+        </w:tc>
+      </w:tr>
+      <w:tr>
+        <w:tc>
+          <w:tcPr>
+            <w:tcW w:w="1560" w:type="dxa"/>
+            <w:vAlign w:val="center"/>
+          </w:tcPr>
+          <w:p>
+            <w:pPr>
+              <w:spacing w:before="40" w:after="40"/>
+            </w:pPr>
+            <w:r>
+              <w:t>Han 2017 (Fuzzy NN) [2, Table 17]</w:t>
+            </w:r>
+          </w:p>
+        </w:tc>
+        <w:tc>
+          <w:tcPr>
+            <w:tcW w:w="1560" w:type="dxa"/>
+            <w:vAlign w:val="center"/>
+          </w:tcPr>
+          <w:p>
+            <w:pPr>
+              <w:spacing w:before="40" w:after="40"/>
+            </w:pPr>
+            <w:r>
+              <w:t>Not specified</w:t>
+            </w:r>
+          </w:p>
+        </w:tc>
+        <w:tc>
+          <w:tcPr>
+            <w:tcW w:w="1560" w:type="dxa"/>
+            <w:vAlign w:val="center"/>
+          </w:tcPr>
+          <w:p>
+            <w:pPr>
+              <w:spacing w:before="40" w:after="40"/>
+            </w:pPr>
+            <w:r>
+              <w:t>82.00%</w:t>
+            </w:r>
+          </w:p>
+        </w:tc>
+        <w:tc>
+          <w:tcPr>
+            <w:tcW w:w="1560" w:type="dxa"/>
+            <w:vAlign w:val="center"/>
+          </w:tcPr>
+          <w:p>
+            <w:pPr>
+              <w:spacing w:before="40" w:after="40"/>
+            </w:pPr>
+            <w:r>
+              <w:t>Binary</w:t>
+            </w:r>
+          </w:p>
+        </w:tc>
+        <w:tc>
+          <w:tcPr>
+            <w:tcW w:w="1560" w:type="dxa"/>
+            <w:vAlign w:val="center"/>
+          </w:tcPr>
+          <w:p>
+            <w:pPr>
+              <w:spacing w:before="40" w:after="40"/>
+            </w:pPr>
+            <w:r>
+              <w:t>Not specified</w:t>
+            </w:r>
+          </w:p>
+        </w:tc>
+        <w:tc>
+          <w:tcPr>
+            <w:tcW w:w="1560" w:type="dxa"/>
+            <w:vAlign w:val="center"/>
+          </w:tcPr>
+          <w:p>
+            <w:pPr>
+              <w:spacing w:before="40" w:after="40"/>
+            </w:pPr>
+            <w:r>
+              <w:t>Not reported</w:t>
+            </w:r>
+          </w:p>
+        </w:tc>
+      </w:tr>
+      <w:tr>
+        <w:tc>
+          <w:tcPr>
+            <w:tcW w:w="1560" w:type="dxa"/>
+            <w:vAlign w:val="center"/>
+          </w:tcPr>
+          <w:p>
+            <w:pPr>
+              <w:spacing w:before="40" w:after="40"/>
+            </w:pPr>
+            <w:r>
+              <w:t>Abdullah 2023 (EXG-LSTM) [2, Table 17]</w:t>
+            </w:r>
+          </w:p>
+        </w:tc>
+        <w:tc>
+          <w:tcPr>
+            <w:tcW w:w="1560" w:type="dxa"/>
+            <w:vAlign w:val="center"/>
+          </w:tcPr>
+          <w:p>
+            <w:pPr>
+              <w:spacing w:before="40" w:after="40"/>
+            </w:pPr>
+            <w:r>
+              <w:t>Not specified</w:t>
+            </w:r>
+          </w:p>
+        </w:tc>
+        <w:tc>
+          <w:tcPr>
+            <w:tcW w:w="1560" w:type="dxa"/>
+            <w:vAlign w:val="center"/>
+          </w:tcPr>
+          <w:p>
+            <w:pPr>
+              <w:spacing w:before="40" w:after="40"/>
+            </w:pPr>
+            <w:r>
+              <w:t>94.30%</w:t>
+            </w:r>
+          </w:p>
+        </w:tc>
+        <w:tc>
+          <w:tcPr>
+            <w:tcW w:w="1560" w:type="dxa"/>
+            <w:vAlign w:val="center"/>
+          </w:tcPr>
+          <w:p>
+            <w:pPr>
+              <w:spacing w:before="40" w:after="40"/>
+            </w:pPr>
+            <w:r>
+              <w:t>16-class multiclass</w:t>
+            </w:r>
+          </w:p>
+        </w:tc>
+        <w:tc>
+          <w:tcPr>
+            <w:tcW w:w="1560" w:type="dxa"/>
+            <w:vAlign w:val="center"/>
+          </w:tcPr>
+          <w:p>
+            <w:pPr>
+              <w:spacing w:before="40" w:after="40"/>
+            </w:pPr>
+            <w:r>
+              <w:t>Not specified</w:t>
+            </w:r>
+          </w:p>
+        </w:tc>
+        <w:tc>
+          <w:tcPr>
+            <w:tcW w:w="1560" w:type="dxa"/>
+            <w:vAlign w:val="center"/>
+          </w:tcPr>
+          <w:p>
+            <w:pPr>
+              <w:spacing w:before="40" w:after="40"/>
+            </w:pPr>
+            <w:r>
+              <w:t>Not reported</w:t>
+            </w:r>
+          </w:p>
+        </w:tc>
+      </w:tr>
+      <w:tr>
+        <w:tc>
+          <w:tcPr>
+            <w:tcW w:w="1560" w:type="dxa"/>
+            <w:vAlign w:val="center"/>
+          </w:tcPr>
+          <w:p>
+            <w:pPr>
+              <w:spacing w:before="40" w:after="40"/>
+            </w:pPr>
+            <w:r>
+              <w:t>Al Khaldy 2024 (RF) [2, Table 17]</w:t>
+            </w:r>
+          </w:p>
+        </w:tc>
+        <w:tc>
+          <w:tcPr>
+            <w:tcW w:w="1560" w:type="dxa"/>
+            <w:vAlign w:val="center"/>
+          </w:tcPr>
+          <w:p>
+            <w:pPr>
+              <w:spacing w:before="40" w:after="40"/>
+            </w:pPr>
+            <w:r>
+              <w:t>Not specified</w:t>
+            </w:r>
+          </w:p>
+        </w:tc>
+        <w:tc>
+          <w:tcPr>
+            <w:tcW w:w="1560" w:type="dxa"/>
+            <w:vAlign w:val="center"/>
+          </w:tcPr>
+          <w:p>
+            <w:pPr>
+              <w:spacing w:before="40" w:after="40"/>
+            </w:pPr>
+            <w:r>
+              <w:t>86.40%</w:t>
+            </w:r>
+          </w:p>
+        </w:tc>
+        <w:tc>
+          <w:tcPr>
+            <w:tcW w:w="1560" w:type="dxa"/>
+            <w:vAlign w:val="center"/>
+          </w:tcPr>
+          <w:p>
+            <w:pPr>
+              <w:spacing w:before="40" w:after="40"/>
+            </w:pPr>
+            <w:r>
+              <w:t>Not specified</w:t>
+            </w:r>
+          </w:p>
+        </w:tc>
+        <w:tc>
+          <w:tcPr>
+            <w:tcW w:w="1560" w:type="dxa"/>
+            <w:vAlign w:val="center"/>
+          </w:tcPr>
+          <w:p>
+            <w:pPr>
+              <w:spacing w:before="40" w:after="40"/>
+            </w:pPr>
+            <w:r>
+              <w:t>Not specified</w:t>
+            </w:r>
+          </w:p>
+        </w:tc>
+        <w:tc>
+          <w:tcPr>
+            <w:tcW w:w="1560" w:type="dxa"/>
+            <w:vAlign w:val="center"/>
+          </w:tcPr>
+          <w:p>
+            <w:pPr>
+              <w:spacing w:before="40" w:after="40"/>
+            </w:pPr>
+            <w:r>
+              <w:t>Not reported</w:t>
+            </w:r>
+          </w:p>
+        </w:tc>
+      </w:tr>
+      <w:tr>
+        <w:tc>
+          <w:tcPr>
+            <w:tcW w:w="1560" w:type="dxa"/>
+            <w:vAlign w:val="center"/>
+          </w:tcPr>
+          <w:p>
+            <w:pPr>
+              <w:spacing w:before="40" w:after="40"/>
+            </w:pPr>
+            <w:r>
+              <w:t>Irfan 2022 (RF)</w:t>
+            </w:r>
+          </w:p>
+        </w:tc>
+        <w:tc>
+          <w:tcPr>
+            <w:tcW w:w="1560" w:type="dxa"/>
+            <w:vAlign w:val="center"/>
+          </w:tcPr>
+          <w:p>
+            <w:pPr>
+              <w:spacing w:before="40" w:after="40"/>
+            </w:pPr>
+            <w:r>
+              <w:t>60/40 split</w:t>
+            </w:r>
+          </w:p>
+        </w:tc>
+        <w:tc>
+          <w:tcPr>
+            <w:tcW w:w="1560" w:type="dxa"/>
+            <w:vAlign w:val="center"/>
+          </w:tcPr>
+          <w:p>
+            <w:pPr>
+              <w:spacing w:before="40" w:after="40"/>
+            </w:pPr>
+            <w:r>
+              <w:t>93.33%</w:t>
+            </w:r>
+          </w:p>
+        </w:tc>
+        <w:tc>
+          <w:tcPr>
+            <w:tcW w:w="1560" w:type="dxa"/>
+            <w:vAlign w:val="center"/>
+          </w:tcPr>
+          <w:p>
+            <w:pPr>
+              <w:spacing w:before="40" w:after="40"/>
+            </w:pPr>
+            <w:r>
+              <w:t>13-class multiclass</w:t>
+            </w:r>
+          </w:p>
+        </w:tc>
+        <w:tc>
+          <w:tcPr>
+            <w:tcW w:w="1560" w:type="dxa"/>
+            <w:vAlign w:val="center"/>
+          </w:tcPr>
+          <w:p>
+            <w:pPr>
+              <w:spacing w:before="40" w:after="40"/>
+            </w:pPr>
+            <w:r>
+              <w:t>181</w:t>
+            </w:r>
+          </w:p>
+        </w:tc>
+        <w:tc>
+          <w:tcPr>
+            <w:tcW w:w="1560" w:type="dxa"/>
+            <w:vAlign w:val="center"/>
+          </w:tcPr>
+          <w:p>
+            <w:pPr>
+              <w:spacing w:before="40" w:after="40"/>
+            </w:pPr>
+            <w:r>
+              <w:t>Single split, no variance</w:t>
+            </w:r>
+          </w:p>
+        </w:tc>
+      </w:tr>
+      <w:tr>
+        <w:tc>
+          <w:tcPr>
+            <w:tcW w:w="1560" w:type="dxa"/>
+            <w:vAlign w:val="center"/>
+          </w:tcPr>
+          <w:p>
+            <w:pPr>
+              <w:spacing w:before="40" w:after="40"/>
+            </w:pPr>
+            <w:r>
+              <w:t>Hybrid FS 2021 (Ensemble)</w:t>
+            </w:r>
+          </w:p>
+        </w:tc>
+        <w:tc>
+          <w:tcPr>
+            <w:tcW w:w="1560" w:type="dxa"/>
+            <w:vAlign w:val="center"/>
+          </w:tcPr>
+          <w:p>
+            <w:pPr>
+              <w:spacing w:before="40" w:after="40"/>
+            </w:pPr>
+            <w:r>
+              <w:t>Not specified</w:t>
+            </w:r>
+          </w:p>
+        </w:tc>
+        <w:tc>
+          <w:tcPr>
+            <w:tcW w:w="1560" w:type="dxa"/>
+            <w:vAlign w:val="center"/>
+          </w:tcPr>
+          <w:p>
+            <w:pPr>
+              <w:spacing w:before="40" w:after="40"/>
+            </w:pPr>
+            <w:r>
+              <w:t>77.27%</w:t>
+            </w:r>
+          </w:p>
+        </w:tc>
+        <w:tc>
+          <w:tcPr>
+            <w:tcW w:w="1560" w:type="dxa"/>
+            <w:vAlign w:val="center"/>
+          </w:tcPr>
+          <w:p>
+            <w:pPr>
+              <w:spacing w:before="40" w:after="40"/>
+            </w:pPr>
+            <w:r>
+              <w:t>Binary</w:t>
+            </w:r>
+          </w:p>
+        </w:tc>
+        <w:tc>
+          <w:tcPr>
+            <w:tcW w:w="1560" w:type="dxa"/>
+            <w:vAlign w:val="center"/>
+          </w:tcPr>
+          <w:p>
+            <w:pPr>
+              <w:spacing w:before="40" w:after="40"/>
+            </w:pPr>
+            <w:r>
+              <w:t>Not specified</w:t>
+            </w:r>
+          </w:p>
+        </w:tc>
+        <w:tc>
+          <w:tcPr>
+            <w:tcW w:w="1560" w:type="dxa"/>
+            <w:vAlign w:val="center"/>
+          </w:tcPr>
+          <w:p>
+            <w:pPr>
+              <w:spacing w:before="40" w:after="40"/>
+            </w:pPr>
+            <w:r>
+              <w:t>Not reported</w:t>
+            </w:r>
+          </w:p>
+        </w:tc>
+      </w:tr>
+      <w:tr>
+        <w:tc>
+          <w:tcPr>
+            <w:tcW w:w="1560" w:type="dxa"/>
+            <w:vAlign w:val="center"/>
+          </w:tcPr>
+          <w:p>
+            <w:pPr>
+              <w:spacing w:before="40" w:after="40"/>
+            </w:pPr>
+            <w:r>
+              <w:t>Jadhav 2012 (MLP)</w:t>
+            </w:r>
+          </w:p>
+        </w:tc>
+        <w:tc>
+          <w:tcPr>
+            <w:tcW w:w="1560" w:type="dxa"/>
+            <w:vAlign w:val="center"/>
+          </w:tcPr>
+          <w:p>
+            <w:pPr>
+              <w:spacing w:before="40" w:after="40"/>
+            </w:pPr>
+            <w:r>
+              <w:t>DS5 (~90/10) split</w:t>
+            </w:r>
+          </w:p>
+        </w:tc>
+        <w:tc>
+          <w:tcPr>
+            <w:tcW w:w="1560" w:type="dxa"/>
+            <w:vAlign w:val="center"/>
+          </w:tcPr>
+          <w:p>
+            <w:pPr>
+              <w:spacing w:before="40" w:after="40"/>
+            </w:pPr>
+            <w:r>
+              <w:t>86.67%</w:t>
+            </w:r>
+          </w:p>
+        </w:tc>
+        <w:tc>
+          <w:tcPr>
+            <w:tcW w:w="1560" w:type="dxa"/>
+            <w:vAlign w:val="center"/>
+          </w:tcPr>
+          <w:p>
+            <w:pPr>
+              <w:spacing w:before="40" w:after="40"/>
+            </w:pPr>
+            <w:r>
+              <w:t>Binary</w:t>
+            </w:r>
+          </w:p>
+        </w:tc>
+        <w:tc>
+          <w:tcPr>
+            <w:tcW w:w="1560" w:type="dxa"/>
+            <w:vAlign w:val="center"/>
+          </w:tcPr>
+          <w:p>
+            <w:pPr>
+              <w:spacing w:before="40" w:after="40"/>
+            </w:pPr>
+            <w:r>
+              <w:t>~45</w:t>
+            </w:r>
+          </w:p>
+        </w:tc>
+        <w:tc>
+          <w:tcPr>
+            <w:tcW w:w="1560" w:type="dxa"/>
+            <w:vAlign w:val="center"/>
+          </w:tcPr>
+          <w:p>
+            <w:pPr>
+              <w:spacing w:before="40" w:after="40"/>
+            </w:pPr>
+            <w:r>
+              <w:t>Single split</w:t>
+            </w:r>
+          </w:p>
+        </w:tc>
+      </w:tr>
+      <w:tr>
+        <w:tc>
+          <w:tcPr>
+            <w:tcW w:w="1560" w:type="dxa"/>
+            <w:vAlign w:val="center"/>
+          </w:tcPr>
+          <w:p>
+            <w:pPr>
+              <w:spacing w:before="40" w:after="40"/>
+            </w:pPr>
+            <w:r>
               <w:t>Gupta et al. 2014 (SVM+RF)</w:t>
             </w:r>
           </w:p>
@@ -22857,38 +23775,34 @@
     </w:p>
     <w:p>
       <w:pPr>
-        <w:spacing w:after="80"/>
+        <w:pStyle w:val="Heading4"/>
+        <w:spacing w:before="240" w:after="120"/>
+      </w:pPr>
+      <w:r>
+        <w:t xml:space="preserve">CDS-OVR Complete Results Across All Split Ratios (10 seeds each) </w:t>
+      </w:r>
+    </w:p>
+    <w:p>
+      <w:pPr>
+        <w:spacing w:after="120"/>
+        <w:jc w:val="both"/>
       </w:pPr>
       <w:r>
         <w:rPr>
           <w:i/>
           <w:iCs/>
-          <w:sz w:val="20"/>
-          <w:szCs w:val="20"/>
-        </w:rPr>
-        <w:t xml:space="preserve">†Plawiak 2018 figures are sourced from secondary citations; the original paper was not independently verified in this analysis. </w:t>
-      </w:r>
-    </w:p>
-    <w:p>
-      <w:pPr>
-        <w:pStyle w:val="Heading4"/>
-        <w:spacing w:before="240" w:after="120"/>
-      </w:pPr>
-      <w:r>
-        <w:t xml:space="preserve">CDS-OVR Complete Results Across All Split Ratios (10 seeds each) </w:t>
-      </w:r>
-    </w:p>
-    <w:p>
-      <w:pPr>
-        <w:spacing w:after="120"/>
-        <w:jc w:val="both"/>
-      </w:pPr>
-      <w:r>
-        <w:rPr>
-          <w:i/>
-          <w:iCs/>
         </w:rPr>
         <w:t xml:space="preserve">Generated by `run_all_splits.py` - seeds: [13, 20, 27, 34, 41, 48, 55, 62, 69, 76]* </w:t>
+      </w:r>
+    </w:p>
+    <w:p>
+      <w:r>
+        <w:t>[1] M. Ayar and S. Sabamoniri, "An ECG-based feature selection and heartbeat classification model using a hybrid heuristic algorithm," Informatics in Medicine Unlocked, vol. 13, pp. 167-175, 2018. UCI Arrhythmia Dataset, 452 patients, 279 features.</w:t>
+      </w:r>
+    </w:p>
+    <w:p>
+      <w:r>
+        <w:t>[2] G. S. Banu and S. Shilpa, "Arrhythmia detection using machine learning: A study with UCI arrhythmia dataset," Scientific Reports, 2026. Table 17 provides a comprehensive literature comparison of UCI Arrhythmia studies. Results marked [2, Table 17] are secondary citations from this survey; original papers were not independently verified.</w:t>
       </w:r>
     </w:p>
     <w:p>
@@ -23192,6 +24106,7 @@
               <w:spacing w:before="40" w:after="40"/>
             </w:pPr>
             <w:r>
+              <w:lastRenderedPageBreak/>
               <w:t>50/50</w:t>
             </w:r>
           </w:p>
@@ -23534,7 +24449,6 @@
               <w:spacing w:before="40" w:after="40"/>
             </w:pPr>
             <w:r>
-              <w:lastRenderedPageBreak/>
               <w:t>75/25</w:t>
             </w:r>
           </w:p>
@@ -24101,6 +25015,2922 @@
       </w:pPr>
     </w:p>
     <w:p>
+      <w:r>
+        <w:rPr>
+          <w:b/>
+        </w:rPr>
+        <w:t>Table 10: Extended Performance Metrics Comparison (Precision, Recall, F1)</w:t>
+      </w:r>
+    </w:p>
+    <w:p>
+      <w:r>
+        <w:t>This table compares extended classification metrics across all benchmark methods on the UCI Arrhythmia Dataset. Only metrics explicitly reported in the source papers are included; dashes indicate the metric was not reported. CDS-OVR metrics are macro-averaged across 8 classes from the best 10-fold CV seed (86.78% accuracy). For Irfan 2022, PPV (positive predictive value) equals precision and sensitivity equals recall; F1 is computed from these. For Sharma 2024, F1 is computed from the reported precision and sensitivity.</w:t>
+      </w:r>
+    </w:p>
+    <w:tbl>
+      <w:tblPr>
+        <w:tblW w:w="9360" w:type="dxa"/>
+        <w:tblBorders>
+          <w:top w:val="single" w:sz="4" w:space="0" w:color="auto"/>
+          <w:left w:val="single" w:sz="4" w:space="0" w:color="auto"/>
+          <w:bottom w:val="single" w:sz="4" w:space="0" w:color="auto"/>
+          <w:right w:val="single" w:sz="4" w:space="0" w:color="auto"/>
+          <w:insideH w:val="single" w:sz="4" w:space="0" w:color="auto"/>
+          <w:insideV w:val="single" w:sz="4" w:space="0" w:color="auto"/>
+        </w:tblBorders>
+        <w:tblLook w:val="04A0" w:firstRow="1" w:lastRow="0" w:firstColumn="1" w:lastColumn="0" w:noHBand="0" w:noVBand="1"/>
+      </w:tblPr>
+      <w:tblGrid>
+        <w:gridCol w:w="1909"/>
+        <w:gridCol w:w="1489"/>
+        <w:gridCol w:w="1486"/>
+        <w:gridCol w:w="1487"/>
+        <w:gridCol w:w="1517"/>
+        <w:gridCol w:w="1472"/>
+      </w:tblGrid>
+      <w:tr>
+        <w:tc>
+          <w:tcPr>
+            <w:tcW w:w="1560" w:type="dxa"/>
+            <w:vAlign w:val="center"/>
+          </w:tcPr>
+          <w:p>
+            <w:pPr>
+              <w:spacing w:before="40" w:after="40"/>
+            </w:pPr>
+            <w:r>
+              <w:t>Method (Year)</w:t>
+            </w:r>
+          </w:p>
+        </w:tc>
+        <w:tc>
+          <w:tcPr>
+            <w:tcW w:w="1560" w:type="dxa"/>
+            <w:vAlign w:val="center"/>
+          </w:tcPr>
+          <w:p>
+            <w:pPr>
+              <w:spacing w:before="40" w:after="40"/>
+            </w:pPr>
+            <w:r>
+              <w:t>Protocol</w:t>
+            </w:r>
+          </w:p>
+        </w:tc>
+        <w:tc>
+          <w:tcPr>
+            <w:tcW w:w="1560" w:type="dxa"/>
+            <w:vAlign w:val="center"/>
+          </w:tcPr>
+          <w:p>
+            <w:pPr>
+              <w:spacing w:before="40" w:after="40"/>
+            </w:pPr>
+            <w:r>
+              <w:t>Accuracy</w:t>
+            </w:r>
+          </w:p>
+        </w:tc>
+        <w:tc>
+          <w:tcPr>
+            <w:tcW w:w="1560" w:type="dxa"/>
+            <w:vAlign w:val="center"/>
+          </w:tcPr>
+          <w:p>
+            <w:pPr>
+              <w:spacing w:before="40" w:after="40"/>
+            </w:pPr>
+            <w:r>
+              <w:t>Precision</w:t>
+            </w:r>
+          </w:p>
+        </w:tc>
+        <w:tc>
+          <w:tcPr>
+            <w:tcW w:w="1560" w:type="dxa"/>
+            <w:vAlign w:val="center"/>
+          </w:tcPr>
+          <w:p>
+            <w:pPr>
+              <w:spacing w:before="40" w:after="40"/>
+            </w:pPr>
+            <w:r>
+              <w:t>Recall</w:t>
+            </w:r>
+          </w:p>
+        </w:tc>
+        <w:tc>
+          <w:tcPr>
+            <w:tcW w:w="1560" w:type="dxa"/>
+            <w:vAlign w:val="center"/>
+          </w:tcPr>
+          <w:p>
+            <w:pPr>
+              <w:spacing w:before="40" w:after="40"/>
+            </w:pPr>
+            <w:r>
+              <w:t>F1-Score</w:t>
+            </w:r>
+          </w:p>
+        </w:tc>
+      </w:tr>
+      <w:tr>
+        <w:tc>
+          <w:tcPr>
+            <w:tcW w:w="1560" w:type="dxa"/>
+            <w:vAlign w:val="center"/>
+          </w:tcPr>
+          <w:p>
+            <w:pPr>
+              <w:spacing w:before="40" w:after="40"/>
+            </w:pPr>
+            <w:r>
+              <w:t>CDS-OVR (Ours)</w:t>
+            </w:r>
+          </w:p>
+        </w:tc>
+        <w:tc>
+          <w:tcPr>
+            <w:tcW w:w="1560" w:type="dxa"/>
+            <w:vAlign w:val="center"/>
+          </w:tcPr>
+          <w:p>
+            <w:pPr>
+              <w:spacing w:before="40" w:after="40"/>
+            </w:pPr>
+            <w:r>
+              <w:t>10-fold CV</w:t>
+            </w:r>
+          </w:p>
+        </w:tc>
+        <w:tc>
+          <w:tcPr>
+            <w:tcW w:w="1560" w:type="dxa"/>
+            <w:vAlign w:val="center"/>
+          </w:tcPr>
+          <w:p>
+            <w:pPr>
+              <w:spacing w:before="40" w:after="40"/>
+            </w:pPr>
+            <w:r>
+              <w:t>86.78% (best seed)</w:t>
+            </w:r>
+          </w:p>
+        </w:tc>
+        <w:tc>
+          <w:tcPr>
+            <w:tcW w:w="1560" w:type="dxa"/>
+            <w:vAlign w:val="center"/>
+          </w:tcPr>
+          <w:p>
+            <w:pPr>
+              <w:spacing w:before="40" w:after="40"/>
+            </w:pPr>
+            <w:r>
+              <w:t>86.71% (macro)</w:t>
+            </w:r>
+          </w:p>
+        </w:tc>
+        <w:tc>
+          <w:tcPr>
+            <w:tcW w:w="1560" w:type="dxa"/>
+            <w:vAlign w:val="center"/>
+          </w:tcPr>
+          <w:p>
+            <w:pPr>
+              <w:spacing w:before="40" w:after="40"/>
+            </w:pPr>
+            <w:r>
+              <w:t>81.47% (macro)</w:t>
+            </w:r>
+          </w:p>
+        </w:tc>
+        <w:tc>
+          <w:tcPr>
+            <w:tcW w:w="1560" w:type="dxa"/>
+            <w:vAlign w:val="center"/>
+          </w:tcPr>
+          <w:p>
+            <w:pPr>
+              <w:spacing w:before="40" w:after="40"/>
+            </w:pPr>
+            <w:r>
+              <w:t>83.80% (macro)</w:t>
+            </w:r>
+          </w:p>
+        </w:tc>
+      </w:tr>
+      <w:tr>
+        <w:tc>
+          <w:tcPr>
+            <w:tcW w:w="1560" w:type="dxa"/>
+            <w:vAlign w:val="center"/>
+          </w:tcPr>
+          <w:p>
+            <w:pPr>
+              <w:spacing w:before="40" w:after="40"/>
+            </w:pPr>
+            <w:r>
+              <w:t>CDS-OVR (Ours)</w:t>
+            </w:r>
+          </w:p>
+        </w:tc>
+        <w:tc>
+          <w:tcPr>
+            <w:tcW w:w="1560" w:type="dxa"/>
+            <w:vAlign w:val="center"/>
+          </w:tcPr>
+          <w:p>
+            <w:pPr>
+              <w:spacing w:before="40" w:after="40"/>
+            </w:pPr>
+            <w:r>
+              <w:t>90/10 split</w:t>
+            </w:r>
+          </w:p>
+        </w:tc>
+        <w:tc>
+          <w:tcPr>
+            <w:tcW w:w="1560" w:type="dxa"/>
+            <w:vAlign w:val="center"/>
+          </w:tcPr>
+          <w:p>
+            <w:pPr>
+              <w:spacing w:before="40" w:after="40"/>
+            </w:pPr>
+            <w:r>
+              <w:t>92.9% best / 86.2% mean</w:t>
+            </w:r>
+          </w:p>
+        </w:tc>
+        <w:tc>
+          <w:tcPr>
+            <w:tcW w:w="1560" w:type="dxa"/>
+            <w:vAlign w:val="center"/>
+          </w:tcPr>
+          <w:p>
+            <w:pPr>
+              <w:spacing w:before="40" w:after="40"/>
+            </w:pPr>
+            <w:r>
+              <w:t>-</w:t>
+            </w:r>
+          </w:p>
+        </w:tc>
+        <w:tc>
+          <w:tcPr>
+            <w:tcW w:w="1560" w:type="dxa"/>
+            <w:vAlign w:val="center"/>
+          </w:tcPr>
+          <w:p>
+            <w:pPr>
+              <w:spacing w:before="40" w:after="40"/>
+            </w:pPr>
+            <w:r>
+              <w:t>-</w:t>
+            </w:r>
+          </w:p>
+        </w:tc>
+        <w:tc>
+          <w:tcPr>
+            <w:tcW w:w="1560" w:type="dxa"/>
+            <w:vAlign w:val="center"/>
+          </w:tcPr>
+          <w:p>
+            <w:pPr>
+              <w:spacing w:before="40" w:after="40"/>
+            </w:pPr>
+            <w:r>
+              <w:t>-</w:t>
+            </w:r>
+          </w:p>
+        </w:tc>
+      </w:tr>
+      <w:tr>
+        <w:tc>
+          <w:tcPr>
+            <w:tcW w:w="1560" w:type="dxa"/>
+            <w:vAlign w:val="center"/>
+          </w:tcPr>
+          <w:p>
+            <w:pPr>
+              <w:spacing w:before="40" w:after="40"/>
+            </w:pPr>
+            <w:r>
+              <w:t>CDS-OVR (Ours)</w:t>
+            </w:r>
+          </w:p>
+        </w:tc>
+        <w:tc>
+          <w:tcPr>
+            <w:tcW w:w="1560" w:type="dxa"/>
+            <w:vAlign w:val="center"/>
+          </w:tcPr>
+          <w:p>
+            <w:pPr>
+              <w:spacing w:before="40" w:after="40"/>
+            </w:pPr>
+            <w:r>
+              <w:t>60/40 split</w:t>
+            </w:r>
+          </w:p>
+        </w:tc>
+        <w:tc>
+          <w:tcPr>
+            <w:tcW w:w="1560" w:type="dxa"/>
+            <w:vAlign w:val="center"/>
+          </w:tcPr>
+          <w:p>
+            <w:pPr>
+              <w:spacing w:before="40" w:after="40"/>
+            </w:pPr>
+            <w:r>
+              <w:t>86.2% best / 80.2% mean</w:t>
+            </w:r>
+          </w:p>
+        </w:tc>
+        <w:tc>
+          <w:tcPr>
+            <w:tcW w:w="1560" w:type="dxa"/>
+            <w:vAlign w:val="center"/>
+          </w:tcPr>
+          <w:p>
+            <w:pPr>
+              <w:spacing w:before="40" w:after="40"/>
+            </w:pPr>
+            <w:r>
+              <w:t>-</w:t>
+            </w:r>
+          </w:p>
+        </w:tc>
+        <w:tc>
+          <w:tcPr>
+            <w:tcW w:w="1560" w:type="dxa"/>
+            <w:vAlign w:val="center"/>
+          </w:tcPr>
+          <w:p>
+            <w:pPr>
+              <w:spacing w:before="40" w:after="40"/>
+            </w:pPr>
+            <w:r>
+              <w:t>-</w:t>
+            </w:r>
+          </w:p>
+        </w:tc>
+        <w:tc>
+          <w:tcPr>
+            <w:tcW w:w="1560" w:type="dxa"/>
+            <w:vAlign w:val="center"/>
+          </w:tcPr>
+          <w:p>
+            <w:pPr>
+              <w:spacing w:before="40" w:after="40"/>
+            </w:pPr>
+            <w:r>
+              <w:t>-</w:t>
+            </w:r>
+          </w:p>
+        </w:tc>
+      </w:tr>
+      <w:tr>
+        <w:tc>
+          <w:tcPr>
+            <w:tcW w:w="1560" w:type="dxa"/>
+            <w:vAlign w:val="center"/>
+          </w:tcPr>
+          <w:p>
+            <w:pPr>
+              <w:spacing w:before="40" w:after="40"/>
+            </w:pPr>
+            <w:r>
+              <w:t>CDS-OVR (Ours)</w:t>
+            </w:r>
+          </w:p>
+        </w:tc>
+        <w:tc>
+          <w:tcPr>
+            <w:tcW w:w="1560" w:type="dxa"/>
+            <w:vAlign w:val="center"/>
+          </w:tcPr>
+          <w:p>
+            <w:pPr>
+              <w:spacing w:before="40" w:after="40"/>
+            </w:pPr>
+            <w:r>
+              <w:t>75/25 split</w:t>
+            </w:r>
+          </w:p>
+        </w:tc>
+        <w:tc>
+          <w:tcPr>
+            <w:tcW w:w="1560" w:type="dxa"/>
+            <w:vAlign w:val="center"/>
+          </w:tcPr>
+          <w:p>
+            <w:pPr>
+              <w:spacing w:before="40" w:after="40"/>
+            </w:pPr>
+            <w:r>
+              <w:t>86.5% best / 82.5% mean</w:t>
+            </w:r>
+          </w:p>
+        </w:tc>
+        <w:tc>
+          <w:tcPr>
+            <w:tcW w:w="1560" w:type="dxa"/>
+            <w:vAlign w:val="center"/>
+          </w:tcPr>
+          <w:p>
+            <w:pPr>
+              <w:spacing w:before="40" w:after="40"/>
+            </w:pPr>
+            <w:r>
+              <w:t>-</w:t>
+            </w:r>
+          </w:p>
+        </w:tc>
+        <w:tc>
+          <w:tcPr>
+            <w:tcW w:w="1560" w:type="dxa"/>
+            <w:vAlign w:val="center"/>
+          </w:tcPr>
+          <w:p>
+            <w:pPr>
+              <w:spacing w:before="40" w:after="40"/>
+            </w:pPr>
+            <w:r>
+              <w:t>-</w:t>
+            </w:r>
+          </w:p>
+        </w:tc>
+        <w:tc>
+          <w:tcPr>
+            <w:tcW w:w="1560" w:type="dxa"/>
+            <w:vAlign w:val="center"/>
+          </w:tcPr>
+          <w:p>
+            <w:pPr>
+              <w:spacing w:before="40" w:after="40"/>
+            </w:pPr>
+            <w:r>
+              <w:t>-</w:t>
+            </w:r>
+          </w:p>
+        </w:tc>
+      </w:tr>
+      <w:tr>
+        <w:tc>
+          <w:tcPr>
+            <w:tcW w:w="1560" w:type="dxa"/>
+            <w:vAlign w:val="center"/>
+          </w:tcPr>
+          <w:p>
+            <w:pPr>
+              <w:spacing w:before="40" w:after="40"/>
+            </w:pPr>
+            <w:r>
+              <w:t>Sharma 2024 (Optimized RF)</w:t>
+            </w:r>
+          </w:p>
+        </w:tc>
+        <w:tc>
+          <w:tcPr>
+            <w:tcW w:w="1560" w:type="dxa"/>
+            <w:vAlign w:val="center"/>
+          </w:tcPr>
+          <w:p>
+            <w:pPr>
+              <w:spacing w:before="40" w:after="40"/>
+            </w:pPr>
+            <w:r>
+              <w:t>90/10 split</w:t>
+            </w:r>
+          </w:p>
+        </w:tc>
+        <w:tc>
+          <w:tcPr>
+            <w:tcW w:w="1560" w:type="dxa"/>
+            <w:vAlign w:val="center"/>
+          </w:tcPr>
+          <w:p>
+            <w:pPr>
+              <w:spacing w:before="40" w:after="40"/>
+            </w:pPr>
+            <w:r>
+              <w:t>95.24% (binary)</w:t>
+            </w:r>
+          </w:p>
+        </w:tc>
+        <w:tc>
+          <w:tcPr>
+            <w:tcW w:w="1560" w:type="dxa"/>
+            <w:vAlign w:val="center"/>
+          </w:tcPr>
+          <w:p>
+            <w:pPr>
+              <w:spacing w:before="40" w:after="40"/>
+            </w:pPr>
+            <w:r>
+              <w:t>100%</w:t>
+            </w:r>
+          </w:p>
+        </w:tc>
+        <w:tc>
+          <w:tcPr>
+            <w:tcW w:w="1560" w:type="dxa"/>
+            <w:vAlign w:val="center"/>
+          </w:tcPr>
+          <w:p>
+            <w:pPr>
+              <w:spacing w:before="40" w:after="40"/>
+            </w:pPr>
+            <w:r>
+              <w:t>89.47% (sensitivity)</w:t>
+            </w:r>
+          </w:p>
+        </w:tc>
+        <w:tc>
+          <w:tcPr>
+            <w:tcW w:w="1560" w:type="dxa"/>
+            <w:vAlign w:val="center"/>
+          </w:tcPr>
+          <w:p>
+            <w:pPr>
+              <w:spacing w:before="40" w:after="40"/>
+            </w:pPr>
+            <w:r>
+              <w:t>94.46%</w:t>
+            </w:r>
+          </w:p>
+        </w:tc>
+      </w:tr>
+      <w:tr>
+        <w:tc>
+          <w:tcPr>
+            <w:tcW w:w="1560" w:type="dxa"/>
+            <w:vAlign w:val="center"/>
+          </w:tcPr>
+          <w:p>
+            <w:pPr>
+              <w:spacing w:before="40" w:after="40"/>
+            </w:pPr>
+            <w:r>
+              <w:t>Mustaqeem 2018 (SVM-OAO)</w:t>
+            </w:r>
+          </w:p>
+        </w:tc>
+        <w:tc>
+          <w:tcPr>
+            <w:tcW w:w="1560" w:type="dxa"/>
+            <w:vAlign w:val="center"/>
+          </w:tcPr>
+          <w:p>
+            <w:pPr>
+              <w:spacing w:before="40" w:after="40"/>
+            </w:pPr>
+            <w:r>
+              <w:t>90/10 split</w:t>
+            </w:r>
+          </w:p>
+        </w:tc>
+        <w:tc>
+          <w:tcPr>
+            <w:tcW w:w="1560" w:type="dxa"/>
+            <w:vAlign w:val="center"/>
+          </w:tcPr>
+          <w:p>
+            <w:pPr>
+              <w:spacing w:before="40" w:after="40"/>
+            </w:pPr>
+            <w:r>
+              <w:t>92.07% (13-class)</w:t>
+            </w:r>
+          </w:p>
+        </w:tc>
+        <w:tc>
+          <w:tcPr>
+            <w:tcW w:w="1560" w:type="dxa"/>
+            <w:vAlign w:val="center"/>
+          </w:tcPr>
+          <w:p>
+            <w:pPr>
+              <w:spacing w:before="40" w:after="40"/>
+            </w:pPr>
+            <w:r>
+              <w:t>-</w:t>
+            </w:r>
+          </w:p>
+        </w:tc>
+        <w:tc>
+          <w:tcPr>
+            <w:tcW w:w="1560" w:type="dxa"/>
+            <w:vAlign w:val="center"/>
+          </w:tcPr>
+          <w:p>
+            <w:pPr>
+              <w:spacing w:before="40" w:after="40"/>
+            </w:pPr>
+            <w:r>
+              <w:t>-</w:t>
+            </w:r>
+          </w:p>
+        </w:tc>
+        <w:tc>
+          <w:tcPr>
+            <w:tcW w:w="1560" w:type="dxa"/>
+            <w:vAlign w:val="center"/>
+          </w:tcPr>
+          <w:p>
+            <w:pPr>
+              <w:spacing w:before="40" w:after="40"/>
+            </w:pPr>
+            <w:r>
+              <w:t>-</w:t>
+            </w:r>
+          </w:p>
+        </w:tc>
+      </w:tr>
+      <w:tr>
+        <w:tc>
+          <w:tcPr>
+            <w:tcW w:w="1560" w:type="dxa"/>
+            <w:vAlign w:val="center"/>
+          </w:tcPr>
+          <w:p>
+            <w:pPr>
+              <w:spacing w:before="40" w:after="40"/>
+            </w:pPr>
+            <w:r>
+              <w:t>Mustaqeem 2018 (SVM-OAO)</w:t>
+            </w:r>
+          </w:p>
+        </w:tc>
+        <w:tc>
+          <w:tcPr>
+            <w:tcW w:w="1560" w:type="dxa"/>
+            <w:vAlign w:val="center"/>
+          </w:tcPr>
+          <w:p>
+            <w:pPr>
+              <w:spacing w:before="40" w:after="40"/>
+            </w:pPr>
+            <w:r>
+              <w:t>60/40 split</w:t>
+            </w:r>
+          </w:p>
+        </w:tc>
+        <w:tc>
+          <w:tcPr>
+            <w:tcW w:w="1560" w:type="dxa"/>
+            <w:vAlign w:val="center"/>
+          </w:tcPr>
+          <w:p>
+            <w:pPr>
+              <w:spacing w:before="40" w:after="40"/>
+            </w:pPr>
+            <w:r>
+              <w:t>74.59% (13-class)</w:t>
+            </w:r>
+          </w:p>
+        </w:tc>
+        <w:tc>
+          <w:tcPr>
+            <w:tcW w:w="1560" w:type="dxa"/>
+            <w:vAlign w:val="center"/>
+          </w:tcPr>
+          <w:p>
+            <w:pPr>
+              <w:spacing w:before="40" w:after="40"/>
+            </w:pPr>
+            <w:r>
+              <w:t>-</w:t>
+            </w:r>
+          </w:p>
+        </w:tc>
+        <w:tc>
+          <w:tcPr>
+            <w:tcW w:w="1560" w:type="dxa"/>
+            <w:vAlign w:val="center"/>
+          </w:tcPr>
+          <w:p>
+            <w:pPr>
+              <w:spacing w:before="40" w:after="40"/>
+            </w:pPr>
+            <w:r>
+              <w:t>-</w:t>
+            </w:r>
+          </w:p>
+        </w:tc>
+        <w:tc>
+          <w:tcPr>
+            <w:tcW w:w="1560" w:type="dxa"/>
+            <w:vAlign w:val="center"/>
+          </w:tcPr>
+          <w:p>
+            <w:pPr>
+              <w:spacing w:before="40" w:after="40"/>
+            </w:pPr>
+            <w:r>
+              <w:t>-</w:t>
+            </w:r>
+          </w:p>
+        </w:tc>
+      </w:tr>
+      <w:tr>
+        <w:tc>
+          <w:tcPr>
+            <w:tcW w:w="1560" w:type="dxa"/>
+            <w:vAlign w:val="center"/>
+          </w:tcPr>
+          <w:p>
+            <w:pPr>
+              <w:spacing w:before="40" w:after="40"/>
+            </w:pPr>
+            <w:r>
+              <w:t>Irfan 2022 (CNN-LSTM)</w:t>
+            </w:r>
+          </w:p>
+        </w:tc>
+        <w:tc>
+          <w:tcPr>
+            <w:tcW w:w="1560" w:type="dxa"/>
+            <w:vAlign w:val="center"/>
+          </w:tcPr>
+          <w:p>
+            <w:pPr>
+              <w:spacing w:before="40" w:after="40"/>
+            </w:pPr>
+            <w:r>
+              <w:t>60/40 split</w:t>
+            </w:r>
+          </w:p>
+        </w:tc>
+        <w:tc>
+          <w:tcPr>
+            <w:tcW w:w="1560" w:type="dxa"/>
+            <w:vAlign w:val="center"/>
+          </w:tcPr>
+          <w:p>
+            <w:pPr>
+              <w:spacing w:before="40" w:after="40"/>
+            </w:pPr>
+            <w:r>
+              <w:t>93.33% (13-class)</w:t>
+            </w:r>
+          </w:p>
+        </w:tc>
+        <w:tc>
+          <w:tcPr>
+            <w:tcW w:w="1560" w:type="dxa"/>
+            <w:vAlign w:val="center"/>
+          </w:tcPr>
+          <w:p>
+            <w:pPr>
+              <w:spacing w:before="40" w:after="40"/>
+            </w:pPr>
+            <w:r>
+              <w:t>91.17% (PPV)</w:t>
+            </w:r>
+          </w:p>
+        </w:tc>
+        <w:tc>
+          <w:tcPr>
+            <w:tcW w:w="1560" w:type="dxa"/>
+            <w:vAlign w:val="center"/>
+          </w:tcPr>
+          <w:p>
+            <w:pPr>
+              <w:spacing w:before="40" w:after="40"/>
+            </w:pPr>
+            <w:r>
+              <w:t>89.11% (Sens)</w:t>
+            </w:r>
+          </w:p>
+        </w:tc>
+        <w:tc>
+          <w:tcPr>
+            <w:tcW w:w="1560" w:type="dxa"/>
+            <w:vAlign w:val="center"/>
+          </w:tcPr>
+          <w:p>
+            <w:pPr>
+              <w:spacing w:before="40" w:after="40"/>
+            </w:pPr>
+            <w:r>
+              <w:t>90.12%</w:t>
+            </w:r>
+          </w:p>
+        </w:tc>
+      </w:tr>
+      <w:tr>
+        <w:tc>
+          <w:tcPr>
+            <w:tcW w:w="1560" w:type="dxa"/>
+            <w:vAlign w:val="center"/>
+          </w:tcPr>
+          <w:p>
+            <w:pPr>
+              <w:spacing w:before="40" w:after="40"/>
+            </w:pPr>
+            <w:r>
+              <w:t>Hybrid FS 2021 (Ensemble)</w:t>
+            </w:r>
+          </w:p>
+        </w:tc>
+        <w:tc>
+          <w:tcPr>
+            <w:tcW w:w="1560" w:type="dxa"/>
+            <w:vAlign w:val="center"/>
+          </w:tcPr>
+          <w:p>
+            <w:pPr>
+              <w:spacing w:before="40" w:after="40"/>
+            </w:pPr>
+            <w:r>
+              <w:t>Not specified</w:t>
+            </w:r>
+          </w:p>
+        </w:tc>
+        <w:tc>
+          <w:tcPr>
+            <w:tcW w:w="1560" w:type="dxa"/>
+            <w:vAlign w:val="center"/>
+          </w:tcPr>
+          <w:p>
+            <w:pPr>
+              <w:spacing w:before="40" w:after="40"/>
+            </w:pPr>
+            <w:r>
+              <w:t>77.27% (binary)</w:t>
+            </w:r>
+          </w:p>
+        </w:tc>
+        <w:tc>
+          <w:tcPr>
+            <w:tcW w:w="1560" w:type="dxa"/>
+            <w:vAlign w:val="center"/>
+          </w:tcPr>
+          <w:p>
+            <w:pPr>
+              <w:spacing w:before="40" w:after="40"/>
+            </w:pPr>
+            <w:r>
+              <w:t>76%</w:t>
+            </w:r>
+          </w:p>
+        </w:tc>
+        <w:tc>
+          <w:tcPr>
+            <w:tcW w:w="1560" w:type="dxa"/>
+            <w:vAlign w:val="center"/>
+          </w:tcPr>
+          <w:p>
+            <w:pPr>
+              <w:spacing w:before="40" w:after="40"/>
+            </w:pPr>
+            <w:r>
+              <w:t>-</w:t>
+            </w:r>
+          </w:p>
+        </w:tc>
+        <w:tc>
+          <w:tcPr>
+            <w:tcW w:w="1560" w:type="dxa"/>
+            <w:vAlign w:val="center"/>
+          </w:tcPr>
+          <w:p>
+            <w:pPr>
+              <w:spacing w:before="40" w:after="40"/>
+            </w:pPr>
+            <w:r>
+              <w:t>-</w:t>
+            </w:r>
+          </w:p>
+        </w:tc>
+      </w:tr>
+      <w:tr>
+        <w:tc>
+          <w:tcPr>
+            <w:tcW w:w="1560" w:type="dxa"/>
+            <w:vAlign w:val="center"/>
+          </w:tcPr>
+          <w:p>
+            <w:pPr>
+              <w:spacing w:before="40" w:after="40"/>
+            </w:pPr>
+            <w:r>
+              <w:lastRenderedPageBreak/>
+              <w:t>Jadhav 2012 (MLP)</w:t>
+            </w:r>
+          </w:p>
+        </w:tc>
+        <w:tc>
+          <w:tcPr>
+            <w:tcW w:w="1560" w:type="dxa"/>
+            <w:vAlign w:val="center"/>
+          </w:tcPr>
+          <w:p>
+            <w:pPr>
+              <w:spacing w:before="40" w:after="40"/>
+            </w:pPr>
+            <w:r>
+              <w:t>~90/10 split</w:t>
+            </w:r>
+          </w:p>
+        </w:tc>
+        <w:tc>
+          <w:tcPr>
+            <w:tcW w:w="1560" w:type="dxa"/>
+            <w:vAlign w:val="center"/>
+          </w:tcPr>
+          <w:p>
+            <w:pPr>
+              <w:spacing w:before="40" w:after="40"/>
+            </w:pPr>
+            <w:r>
+              <w:t>86.67% (binary)</w:t>
+            </w:r>
+          </w:p>
+        </w:tc>
+        <w:tc>
+          <w:tcPr>
+            <w:tcW w:w="1560" w:type="dxa"/>
+            <w:vAlign w:val="center"/>
+          </w:tcPr>
+          <w:p>
+            <w:pPr>
+              <w:spacing w:before="40" w:after="40"/>
+            </w:pPr>
+            <w:r>
+              <w:t>-</w:t>
+            </w:r>
+          </w:p>
+        </w:tc>
+        <w:tc>
+          <w:tcPr>
+            <w:tcW w:w="1560" w:type="dxa"/>
+            <w:vAlign w:val="center"/>
+          </w:tcPr>
+          <w:p>
+            <w:pPr>
+              <w:spacing w:before="40" w:after="40"/>
+            </w:pPr>
+            <w:r>
+              <w:t>93.75% (Sens)</w:t>
+            </w:r>
+          </w:p>
+        </w:tc>
+        <w:tc>
+          <w:tcPr>
+            <w:tcW w:w="1560" w:type="dxa"/>
+            <w:vAlign w:val="center"/>
+          </w:tcPr>
+          <w:p>
+            <w:pPr>
+              <w:spacing w:before="40" w:after="40"/>
+            </w:pPr>
+            <w:r>
+              <w:t>-</w:t>
+            </w:r>
+          </w:p>
+        </w:tc>
+      </w:tr>
+      <w:tr>
+        <w:tc>
+          <w:tcPr>
+            <w:tcW w:w="1560" w:type="dxa"/>
+            <w:vAlign w:val="center"/>
+          </w:tcPr>
+          <w:p>
+            <w:pPr>
+              <w:spacing w:before="40" w:after="40"/>
+            </w:pPr>
+            <w:r>
+              <w:t>Gupta et al. 2014 (SVM+RF)</w:t>
+            </w:r>
+          </w:p>
+        </w:tc>
+        <w:tc>
+          <w:tcPr>
+            <w:tcW w:w="1560" w:type="dxa"/>
+            <w:vAlign w:val="center"/>
+          </w:tcPr>
+          <w:p>
+            <w:pPr>
+              <w:spacing w:before="40" w:after="40"/>
+            </w:pPr>
+            <w:r>
+              <w:t>70/30 split</w:t>
+            </w:r>
+          </w:p>
+        </w:tc>
+        <w:tc>
+          <w:tcPr>
+            <w:tcW w:w="1560" w:type="dxa"/>
+            <w:vAlign w:val="center"/>
+          </w:tcPr>
+          <w:p>
+            <w:pPr>
+              <w:spacing w:before="40" w:after="40"/>
+            </w:pPr>
+            <w:r>
+              <w:t>77.4% (16-class)</w:t>
+            </w:r>
+          </w:p>
+        </w:tc>
+        <w:tc>
+          <w:tcPr>
+            <w:tcW w:w="1560" w:type="dxa"/>
+            <w:vAlign w:val="center"/>
+          </w:tcPr>
+          <w:p>
+            <w:pPr>
+              <w:spacing w:before="40" w:after="40"/>
+            </w:pPr>
+            <w:r>
+              <w:t>-</w:t>
+            </w:r>
+          </w:p>
+        </w:tc>
+        <w:tc>
+          <w:tcPr>
+            <w:tcW w:w="1560" w:type="dxa"/>
+            <w:vAlign w:val="center"/>
+          </w:tcPr>
+          <w:p>
+            <w:pPr>
+              <w:spacing w:before="40" w:after="40"/>
+            </w:pPr>
+            <w:r>
+              <w:t>-</w:t>
+            </w:r>
+          </w:p>
+        </w:tc>
+        <w:tc>
+          <w:tcPr>
+            <w:tcW w:w="1560" w:type="dxa"/>
+            <w:vAlign w:val="center"/>
+          </w:tcPr>
+          <w:p>
+            <w:pPr>
+              <w:spacing w:before="40" w:after="40"/>
+            </w:pPr>
+            <w:r>
+              <w:t>-</w:t>
+            </w:r>
+          </w:p>
+        </w:tc>
+      </w:tr>
+      <w:tr>
+        <w:tc>
+          <w:tcPr>
+            <w:tcW w:w="1560" w:type="dxa"/>
+            <w:vAlign w:val="center"/>
+          </w:tcPr>
+          <w:p>
+            <w:pPr>
+              <w:spacing w:before="40" w:after="40"/>
+            </w:pPr>
+            <w:r>
+              <w:t>Ayar &amp; Sabamoniri 2018 (GA+DT)</w:t>
+            </w:r>
+          </w:p>
+        </w:tc>
+        <w:tc>
+          <w:tcPr>
+            <w:tcW w:w="1560" w:type="dxa"/>
+            <w:vAlign w:val="center"/>
+          </w:tcPr>
+          <w:p>
+            <w:pPr>
+              <w:spacing w:before="40" w:after="40"/>
+            </w:pPr>
+            <w:r>
+              <w:t>75/25 split</w:t>
+            </w:r>
+          </w:p>
+        </w:tc>
+        <w:tc>
+          <w:tcPr>
+            <w:tcW w:w="1560" w:type="dxa"/>
+            <w:vAlign w:val="center"/>
+          </w:tcPr>
+          <w:p>
+            <w:pPr>
+              <w:spacing w:before="40" w:after="40"/>
+            </w:pPr>
+            <w:r>
+              <w:t>78.76% (16-class)</w:t>
+            </w:r>
+          </w:p>
+        </w:tc>
+        <w:tc>
+          <w:tcPr>
+            <w:tcW w:w="1560" w:type="dxa"/>
+            <w:vAlign w:val="center"/>
+          </w:tcPr>
+          <w:p>
+            <w:pPr>
+              <w:spacing w:before="40" w:after="40"/>
+            </w:pPr>
+            <w:r>
+              <w:t>79.24%</w:t>
+            </w:r>
+          </w:p>
+        </w:tc>
+        <w:tc>
+          <w:tcPr>
+            <w:tcW w:w="1560" w:type="dxa"/>
+            <w:vAlign w:val="center"/>
+          </w:tcPr>
+          <w:p>
+            <w:pPr>
+              <w:spacing w:before="40" w:after="40"/>
+            </w:pPr>
+            <w:r>
+              <w:t>76.36%</w:t>
+            </w:r>
+          </w:p>
+        </w:tc>
+        <w:tc>
+          <w:tcPr>
+            <w:tcW w:w="1560" w:type="dxa"/>
+            <w:vAlign w:val="center"/>
+          </w:tcPr>
+          <w:p>
+            <w:pPr>
+              <w:spacing w:before="40" w:after="40"/>
+            </w:pPr>
+            <w:r>
+              <w:t>77.77%</w:t>
+            </w:r>
+          </w:p>
+        </w:tc>
+      </w:tr>
+      <w:tr>
+        <w:tc>
+          <w:tcPr>
+            <w:tcW w:w="1560" w:type="dxa"/>
+            <w:vAlign w:val="center"/>
+          </w:tcPr>
+          <w:p>
+            <w:pPr>
+              <w:spacing w:before="40" w:after="40"/>
+            </w:pPr>
+            <w:r>
+              <w:t>Ayar &amp; Sabamoniri 2018 (GA+DT)</w:t>
+            </w:r>
+          </w:p>
+        </w:tc>
+        <w:tc>
+          <w:tcPr>
+            <w:tcW w:w="1560" w:type="dxa"/>
+            <w:vAlign w:val="center"/>
+          </w:tcPr>
+          <w:p>
+            <w:pPr>
+              <w:spacing w:before="40" w:after="40"/>
+            </w:pPr>
+            <w:r>
+              <w:t>75/25 split</w:t>
+            </w:r>
+          </w:p>
+        </w:tc>
+        <w:tc>
+          <w:tcPr>
+            <w:tcW w:w="1560" w:type="dxa"/>
+            <w:vAlign w:val="center"/>
+          </w:tcPr>
+          <w:p>
+            <w:pPr>
+              <w:spacing w:before="40" w:after="40"/>
+            </w:pPr>
+            <w:r>
+              <w:t>86.96% (binary)</w:t>
+            </w:r>
+          </w:p>
+        </w:tc>
+        <w:tc>
+          <w:tcPr>
+            <w:tcW w:w="1560" w:type="dxa"/>
+            <w:vAlign w:val="center"/>
+          </w:tcPr>
+          <w:p>
+            <w:pPr>
+              <w:spacing w:before="40" w:after="40"/>
+            </w:pPr>
+            <w:r>
+              <w:t>-</w:t>
+            </w:r>
+          </w:p>
+        </w:tc>
+        <w:tc>
+          <w:tcPr>
+            <w:tcW w:w="1560" w:type="dxa"/>
+            <w:vAlign w:val="center"/>
+          </w:tcPr>
+          <w:p>
+            <w:pPr>
+              <w:spacing w:before="40" w:after="40"/>
+            </w:pPr>
+            <w:r>
+              <w:t>-</w:t>
+            </w:r>
+          </w:p>
+        </w:tc>
+        <w:tc>
+          <w:tcPr>
+            <w:tcW w:w="1560" w:type="dxa"/>
+            <w:vAlign w:val="center"/>
+          </w:tcPr>
+          <w:p>
+            <w:pPr>
+              <w:spacing w:before="40" w:after="40"/>
+            </w:pPr>
+            <w:r>
+              <w:t>-</w:t>
+            </w:r>
+          </w:p>
+        </w:tc>
+      </w:tr>
+      <w:tr>
+        <w:tc>
+          <w:tcPr>
+            <w:tcW w:w="1560" w:type="dxa"/>
+            <w:vAlign w:val="center"/>
+          </w:tcPr>
+          <w:p>
+            <w:pPr>
+              <w:spacing w:before="40" w:after="40"/>
+            </w:pPr>
+            <w:r>
+              <w:t>Banu &amp; Shilpa 2026 (LightGBM+LASSO)</w:t>
+            </w:r>
+          </w:p>
+        </w:tc>
+        <w:tc>
+          <w:tcPr>
+            <w:tcW w:w="1560" w:type="dxa"/>
+            <w:vAlign w:val="center"/>
+          </w:tcPr>
+          <w:p>
+            <w:pPr>
+              <w:spacing w:before="40" w:after="40"/>
+            </w:pPr>
+            <w:r>
+              <w:t>Stratified 5-fold CV</w:t>
+            </w:r>
+          </w:p>
+        </w:tc>
+        <w:tc>
+          <w:tcPr>
+            <w:tcW w:w="1560" w:type="dxa"/>
+            <w:vAlign w:val="center"/>
+          </w:tcPr>
+          <w:p>
+            <w:pPr>
+              <w:spacing w:before="40" w:after="40"/>
+            </w:pPr>
+            <w:r>
+              <w:t>87.37% +/- 4.47%</w:t>
+            </w:r>
+          </w:p>
+        </w:tc>
+        <w:tc>
+          <w:tcPr>
+            <w:tcW w:w="1560" w:type="dxa"/>
+            <w:vAlign w:val="center"/>
+          </w:tcPr>
+          <w:p>
+            <w:pPr>
+              <w:spacing w:before="40" w:after="40"/>
+            </w:pPr>
+            <w:r>
+              <w:t>84.91%</w:t>
+            </w:r>
+          </w:p>
+        </w:tc>
+        <w:tc>
+          <w:tcPr>
+            <w:tcW w:w="1560" w:type="dxa"/>
+            <w:vAlign w:val="center"/>
+          </w:tcPr>
+          <w:p>
+            <w:pPr>
+              <w:spacing w:before="40" w:after="40"/>
+            </w:pPr>
+            <w:r>
+              <w:t>81.87%</w:t>
+            </w:r>
+          </w:p>
+        </w:tc>
+        <w:tc>
+          <w:tcPr>
+            <w:tcW w:w="1560" w:type="dxa"/>
+            <w:vAlign w:val="center"/>
+          </w:tcPr>
+          <w:p>
+            <w:pPr>
+              <w:spacing w:before="40" w:after="40"/>
+            </w:pPr>
+            <w:r>
+              <w:t>82.54%</w:t>
+            </w:r>
+          </w:p>
+        </w:tc>
+      </w:tr>
+      <w:tr>
+        <w:tc>
+          <w:tcPr>
+            <w:tcW w:w="1560" w:type="dxa"/>
+            <w:vAlign w:val="center"/>
+          </w:tcPr>
+          <w:p>
+            <w:pPr>
+              <w:spacing w:before="40" w:after="40"/>
+            </w:pPr>
+            <w:r>
+              <w:t>Banu &amp; Shilpa 2026 (RF+Boruta)</w:t>
+            </w:r>
+          </w:p>
+        </w:tc>
+        <w:tc>
+          <w:tcPr>
+            <w:tcW w:w="1560" w:type="dxa"/>
+            <w:vAlign w:val="center"/>
+          </w:tcPr>
+          <w:p>
+            <w:pPr>
+              <w:spacing w:before="40" w:after="40"/>
+            </w:pPr>
+            <w:r>
+              <w:t>Stratified 5-fold CV</w:t>
+            </w:r>
+          </w:p>
+        </w:tc>
+        <w:tc>
+          <w:tcPr>
+            <w:tcW w:w="1560" w:type="dxa"/>
+            <w:vAlign w:val="center"/>
+          </w:tcPr>
+          <w:p>
+            <w:pPr>
+              <w:spacing w:before="40" w:after="40"/>
+            </w:pPr>
+            <w:r>
+              <w:t>86.26% +/- 1.98%</w:t>
+            </w:r>
+          </w:p>
+        </w:tc>
+        <w:tc>
+          <w:tcPr>
+            <w:tcW w:w="1560" w:type="dxa"/>
+            <w:vAlign w:val="center"/>
+          </w:tcPr>
+          <w:p>
+            <w:pPr>
+              <w:spacing w:before="40" w:after="40"/>
+            </w:pPr>
+            <w:r>
+              <w:t>82.68%</w:t>
+            </w:r>
+          </w:p>
+        </w:tc>
+        <w:tc>
+          <w:tcPr>
+            <w:tcW w:w="1560" w:type="dxa"/>
+            <w:vAlign w:val="center"/>
+          </w:tcPr>
+          <w:p>
+            <w:pPr>
+              <w:spacing w:before="40" w:after="40"/>
+            </w:pPr>
+            <w:r>
+              <w:t>81.09%</w:t>
+            </w:r>
+          </w:p>
+        </w:tc>
+        <w:tc>
+          <w:tcPr>
+            <w:tcW w:w="1560" w:type="dxa"/>
+            <w:vAlign w:val="center"/>
+          </w:tcPr>
+          <w:p>
+            <w:pPr>
+              <w:spacing w:before="40" w:after="40"/>
+            </w:pPr>
+            <w:r>
+              <w:t>81.16%</w:t>
+            </w:r>
+          </w:p>
+        </w:tc>
+      </w:tr>
+      <w:tr>
+        <w:tc>
+          <w:tcPr>
+            <w:tcW w:w="1560" w:type="dxa"/>
+            <w:vAlign w:val="center"/>
+          </w:tcPr>
+          <w:p>
+            <w:pPr>
+              <w:spacing w:before="40" w:after="40"/>
+            </w:pPr>
+            <w:r>
+              <w:t>Banu &amp; Shilpa 2026 (XGBoost+RFECV)</w:t>
+            </w:r>
+          </w:p>
+        </w:tc>
+        <w:tc>
+          <w:tcPr>
+            <w:tcW w:w="1560" w:type="dxa"/>
+            <w:vAlign w:val="center"/>
+          </w:tcPr>
+          <w:p>
+            <w:pPr>
+              <w:spacing w:before="40" w:after="40"/>
+            </w:pPr>
+            <w:r>
+              <w:t>Stratified 5-fold CV</w:t>
+            </w:r>
+          </w:p>
+        </w:tc>
+        <w:tc>
+          <w:tcPr>
+            <w:tcW w:w="1560" w:type="dxa"/>
+            <w:vAlign w:val="center"/>
+          </w:tcPr>
+          <w:p>
+            <w:pPr>
+              <w:spacing w:before="40" w:after="40"/>
+            </w:pPr>
+            <w:r>
+              <w:t>85.70% +/- 2.92%</w:t>
+            </w:r>
+          </w:p>
+        </w:tc>
+        <w:tc>
+          <w:tcPr>
+            <w:tcW w:w="1560" w:type="dxa"/>
+            <w:vAlign w:val="center"/>
+          </w:tcPr>
+          <w:p>
+            <w:pPr>
+              <w:spacing w:before="40" w:after="40"/>
+            </w:pPr>
+            <w:r>
+              <w:t>82.21%</w:t>
+            </w:r>
+          </w:p>
+        </w:tc>
+        <w:tc>
+          <w:tcPr>
+            <w:tcW w:w="1560" w:type="dxa"/>
+            <w:vAlign w:val="center"/>
+          </w:tcPr>
+          <w:p>
+            <w:pPr>
+              <w:spacing w:before="40" w:after="40"/>
+            </w:pPr>
+            <w:r>
+              <w:t>81.27%</w:t>
+            </w:r>
+          </w:p>
+        </w:tc>
+        <w:tc>
+          <w:tcPr>
+            <w:tcW w:w="1560" w:type="dxa"/>
+            <w:vAlign w:val="center"/>
+          </w:tcPr>
+          <w:p>
+            <w:pPr>
+              <w:spacing w:before="40" w:after="40"/>
+            </w:pPr>
+            <w:r>
+              <w:t>80.49%</w:t>
+            </w:r>
+          </w:p>
+        </w:tc>
+      </w:tr>
+      <w:tr>
+        <w:tc>
+          <w:tcPr>
+            <w:tcW w:w="1560" w:type="dxa"/>
+            <w:vAlign w:val="center"/>
+          </w:tcPr>
+          <w:p>
+            <w:pPr>
+              <w:spacing w:before="40" w:after="40"/>
+            </w:pPr>
+            <w:r>
+              <w:t>Elsayad 2009 (LVQ NN)*</w:t>
+            </w:r>
+          </w:p>
+        </w:tc>
+        <w:tc>
+          <w:tcPr>
+            <w:tcW w:w="1560" w:type="dxa"/>
+            <w:vAlign w:val="center"/>
+          </w:tcPr>
+          <w:p>
+            <w:pPr>
+              <w:spacing w:before="40" w:after="40"/>
+            </w:pPr>
+            <w:r>
+              <w:t>Not specified</w:t>
+            </w:r>
+          </w:p>
+        </w:tc>
+        <w:tc>
+          <w:tcPr>
+            <w:tcW w:w="1560" w:type="dxa"/>
+            <w:vAlign w:val="center"/>
+          </w:tcPr>
+          <w:p>
+            <w:pPr>
+              <w:spacing w:before="40" w:after="40"/>
+            </w:pPr>
+            <w:r>
+              <w:t>74.12% (binary)</w:t>
+            </w:r>
+          </w:p>
+        </w:tc>
+        <w:tc>
+          <w:tcPr>
+            <w:tcW w:w="1560" w:type="dxa"/>
+            <w:vAlign w:val="center"/>
+          </w:tcPr>
+          <w:p>
+            <w:pPr>
+              <w:spacing w:before="40" w:after="40"/>
+            </w:pPr>
+            <w:r>
+              <w:t>-</w:t>
+            </w:r>
+          </w:p>
+        </w:tc>
+        <w:tc>
+          <w:tcPr>
+            <w:tcW w:w="1560" w:type="dxa"/>
+            <w:vAlign w:val="center"/>
+          </w:tcPr>
+          <w:p>
+            <w:pPr>
+              <w:spacing w:before="40" w:after="40"/>
+            </w:pPr>
+            <w:r>
+              <w:t>-</w:t>
+            </w:r>
+          </w:p>
+        </w:tc>
+        <w:tc>
+          <w:tcPr>
+            <w:tcW w:w="1560" w:type="dxa"/>
+            <w:vAlign w:val="center"/>
+          </w:tcPr>
+          <w:p>
+            <w:pPr>
+              <w:spacing w:before="40" w:after="40"/>
+            </w:pPr>
+            <w:r>
+              <w:t>-</w:t>
+            </w:r>
+          </w:p>
+        </w:tc>
+      </w:tr>
+      <w:tr>
+        <w:tc>
+          <w:tcPr>
+            <w:tcW w:w="1560" w:type="dxa"/>
+            <w:vAlign w:val="center"/>
+          </w:tcPr>
+          <w:p>
+            <w:pPr>
+              <w:spacing w:before="40" w:after="40"/>
+            </w:pPr>
+            <w:r>
+              <w:t>Jadhav 2010 (NN)*</w:t>
+            </w:r>
+          </w:p>
+        </w:tc>
+        <w:tc>
+          <w:tcPr>
+            <w:tcW w:w="1560" w:type="dxa"/>
+            <w:vAlign w:val="center"/>
+          </w:tcPr>
+          <w:p>
+            <w:pPr>
+              <w:spacing w:before="40" w:after="40"/>
+            </w:pPr>
+            <w:r>
+              <w:t>Not specified</w:t>
+            </w:r>
+          </w:p>
+        </w:tc>
+        <w:tc>
+          <w:tcPr>
+            <w:tcW w:w="1560" w:type="dxa"/>
+            <w:vAlign w:val="center"/>
+          </w:tcPr>
+          <w:p>
+            <w:pPr>
+              <w:spacing w:before="40" w:after="40"/>
+            </w:pPr>
+            <w:r>
+              <w:t>82.22% (binary)</w:t>
+            </w:r>
+          </w:p>
+        </w:tc>
+        <w:tc>
+          <w:tcPr>
+            <w:tcW w:w="1560" w:type="dxa"/>
+            <w:vAlign w:val="center"/>
+          </w:tcPr>
+          <w:p>
+            <w:pPr>
+              <w:spacing w:before="40" w:after="40"/>
+            </w:pPr>
+            <w:r>
+              <w:t>-</w:t>
+            </w:r>
+          </w:p>
+        </w:tc>
+        <w:tc>
+          <w:tcPr>
+            <w:tcW w:w="1560" w:type="dxa"/>
+            <w:vAlign w:val="center"/>
+          </w:tcPr>
+          <w:p>
+            <w:pPr>
+              <w:spacing w:before="40" w:after="40"/>
+            </w:pPr>
+            <w:r>
+              <w:t>-</w:t>
+            </w:r>
+          </w:p>
+        </w:tc>
+        <w:tc>
+          <w:tcPr>
+            <w:tcW w:w="1560" w:type="dxa"/>
+            <w:vAlign w:val="center"/>
+          </w:tcPr>
+          <w:p>
+            <w:pPr>
+              <w:spacing w:before="40" w:after="40"/>
+            </w:pPr>
+            <w:r>
+              <w:t>-</w:t>
+            </w:r>
+          </w:p>
+        </w:tc>
+      </w:tr>
+      <w:tr>
+        <w:tc>
+          <w:tcPr>
+            <w:tcW w:w="1560" w:type="dxa"/>
+            <w:vAlign w:val="center"/>
+          </w:tcPr>
+          <w:p>
+            <w:pPr>
+              <w:spacing w:before="40" w:after="40"/>
+            </w:pPr>
+            <w:r>
+              <w:t>Mitra 2013 (CFS+IBPLN)*</w:t>
+            </w:r>
+          </w:p>
+        </w:tc>
+        <w:tc>
+          <w:tcPr>
+            <w:tcW w:w="1560" w:type="dxa"/>
+            <w:vAlign w:val="center"/>
+          </w:tcPr>
+          <w:p>
+            <w:pPr>
+              <w:spacing w:before="40" w:after="40"/>
+            </w:pPr>
+            <w:r>
+              <w:t>Not specified</w:t>
+            </w:r>
+          </w:p>
+        </w:tc>
+        <w:tc>
+          <w:tcPr>
+            <w:tcW w:w="1560" w:type="dxa"/>
+            <w:vAlign w:val="center"/>
+          </w:tcPr>
+          <w:p>
+            <w:pPr>
+              <w:spacing w:before="40" w:after="40"/>
+            </w:pPr>
+            <w:r>
+              <w:t>87.17% (binary)</w:t>
+            </w:r>
+          </w:p>
+        </w:tc>
+        <w:tc>
+          <w:tcPr>
+            <w:tcW w:w="1560" w:type="dxa"/>
+            <w:vAlign w:val="center"/>
+          </w:tcPr>
+          <w:p>
+            <w:pPr>
+              <w:spacing w:before="40" w:after="40"/>
+            </w:pPr>
+            <w:r>
+              <w:t>-</w:t>
+            </w:r>
+          </w:p>
+        </w:tc>
+        <w:tc>
+          <w:tcPr>
+            <w:tcW w:w="1560" w:type="dxa"/>
+            <w:vAlign w:val="center"/>
+          </w:tcPr>
+          <w:p>
+            <w:pPr>
+              <w:spacing w:before="40" w:after="40"/>
+            </w:pPr>
+            <w:r>
+              <w:t>-</w:t>
+            </w:r>
+          </w:p>
+        </w:tc>
+        <w:tc>
+          <w:tcPr>
+            <w:tcW w:w="1560" w:type="dxa"/>
+            <w:vAlign w:val="center"/>
+          </w:tcPr>
+          <w:p>
+            <w:pPr>
+              <w:spacing w:before="40" w:after="40"/>
+            </w:pPr>
+            <w:r>
+              <w:t>-</w:t>
+            </w:r>
+          </w:p>
+        </w:tc>
+      </w:tr>
+      <w:tr>
+        <w:tc>
+          <w:tcPr>
+            <w:tcW w:w="1560" w:type="dxa"/>
+            <w:vAlign w:val="center"/>
+          </w:tcPr>
+          <w:p>
+            <w:pPr>
+              <w:spacing w:before="40" w:after="40"/>
+            </w:pPr>
+            <w:r>
+              <w:t>Batra 2016 (Multi-classifier)*</w:t>
+            </w:r>
+          </w:p>
+        </w:tc>
+        <w:tc>
+          <w:tcPr>
+            <w:tcW w:w="1560" w:type="dxa"/>
+            <w:vAlign w:val="center"/>
+          </w:tcPr>
+          <w:p>
+            <w:pPr>
+              <w:spacing w:before="40" w:after="40"/>
+            </w:pPr>
+            <w:r>
+              <w:t>Not specified</w:t>
+            </w:r>
+          </w:p>
+        </w:tc>
+        <w:tc>
+          <w:tcPr>
+            <w:tcW w:w="1560" w:type="dxa"/>
+            <w:vAlign w:val="center"/>
+          </w:tcPr>
+          <w:p>
+            <w:pPr>
+              <w:spacing w:before="40" w:after="40"/>
+            </w:pPr>
+            <w:r>
+              <w:t>83.82% (13-class)</w:t>
+            </w:r>
+          </w:p>
+        </w:tc>
+        <w:tc>
+          <w:tcPr>
+            <w:tcW w:w="1560" w:type="dxa"/>
+            <w:vAlign w:val="center"/>
+          </w:tcPr>
+          <w:p>
+            <w:pPr>
+              <w:spacing w:before="40" w:after="40"/>
+            </w:pPr>
+            <w:r>
+              <w:t>-</w:t>
+            </w:r>
+          </w:p>
+        </w:tc>
+        <w:tc>
+          <w:tcPr>
+            <w:tcW w:w="1560" w:type="dxa"/>
+            <w:vAlign w:val="center"/>
+          </w:tcPr>
+          <w:p>
+            <w:pPr>
+              <w:spacing w:before="40" w:after="40"/>
+            </w:pPr>
+            <w:r>
+              <w:t>-</w:t>
+            </w:r>
+          </w:p>
+        </w:tc>
+        <w:tc>
+          <w:tcPr>
+            <w:tcW w:w="1560" w:type="dxa"/>
+            <w:vAlign w:val="center"/>
+          </w:tcPr>
+          <w:p>
+            <w:pPr>
+              <w:spacing w:before="40" w:after="40"/>
+            </w:pPr>
+            <w:r>
+              <w:t>-</w:t>
+            </w:r>
+          </w:p>
+        </w:tc>
+      </w:tr>
+      <w:tr>
+        <w:tc>
+          <w:tcPr>
+            <w:tcW w:w="1560" w:type="dxa"/>
+            <w:vAlign w:val="center"/>
+          </w:tcPr>
+          <w:p>
+            <w:pPr>
+              <w:spacing w:before="40" w:after="40"/>
+            </w:pPr>
+            <w:r>
+              <w:t>Han 2017 (Fuzzy NN)*</w:t>
+            </w:r>
+          </w:p>
+        </w:tc>
+        <w:tc>
+          <w:tcPr>
+            <w:tcW w:w="1560" w:type="dxa"/>
+            <w:vAlign w:val="center"/>
+          </w:tcPr>
+          <w:p>
+            <w:pPr>
+              <w:spacing w:before="40" w:after="40"/>
+            </w:pPr>
+            <w:r>
+              <w:t>Not specified</w:t>
+            </w:r>
+          </w:p>
+        </w:tc>
+        <w:tc>
+          <w:tcPr>
+            <w:tcW w:w="1560" w:type="dxa"/>
+            <w:vAlign w:val="center"/>
+          </w:tcPr>
+          <w:p>
+            <w:pPr>
+              <w:spacing w:before="40" w:after="40"/>
+            </w:pPr>
+            <w:r>
+              <w:t>82.00% (binary)</w:t>
+            </w:r>
+          </w:p>
+        </w:tc>
+        <w:tc>
+          <w:tcPr>
+            <w:tcW w:w="1560" w:type="dxa"/>
+            <w:vAlign w:val="center"/>
+          </w:tcPr>
+          <w:p>
+            <w:pPr>
+              <w:spacing w:before="40" w:after="40"/>
+            </w:pPr>
+            <w:r>
+              <w:t>-</w:t>
+            </w:r>
+          </w:p>
+        </w:tc>
+        <w:tc>
+          <w:tcPr>
+            <w:tcW w:w="1560" w:type="dxa"/>
+            <w:vAlign w:val="center"/>
+          </w:tcPr>
+          <w:p>
+            <w:pPr>
+              <w:spacing w:before="40" w:after="40"/>
+            </w:pPr>
+            <w:r>
+              <w:t>-</w:t>
+            </w:r>
+          </w:p>
+        </w:tc>
+        <w:tc>
+          <w:tcPr>
+            <w:tcW w:w="1560" w:type="dxa"/>
+            <w:vAlign w:val="center"/>
+          </w:tcPr>
+          <w:p>
+            <w:pPr>
+              <w:spacing w:before="40" w:after="40"/>
+            </w:pPr>
+            <w:r>
+              <w:t>-</w:t>
+            </w:r>
+          </w:p>
+        </w:tc>
+      </w:tr>
+      <w:tr>
+        <w:tc>
+          <w:tcPr>
+            <w:tcW w:w="1560" w:type="dxa"/>
+            <w:vAlign w:val="center"/>
+          </w:tcPr>
+          <w:p>
+            <w:pPr>
+              <w:spacing w:before="40" w:after="40"/>
+            </w:pPr>
+            <w:r>
+              <w:t>Abdullah 2023 (EXG-LSTM)*</w:t>
+            </w:r>
+          </w:p>
+        </w:tc>
+        <w:tc>
+          <w:tcPr>
+            <w:tcW w:w="1560" w:type="dxa"/>
+            <w:vAlign w:val="center"/>
+          </w:tcPr>
+          <w:p>
+            <w:pPr>
+              <w:spacing w:before="40" w:after="40"/>
+            </w:pPr>
+            <w:r>
+              <w:t>Not specified</w:t>
+            </w:r>
+          </w:p>
+        </w:tc>
+        <w:tc>
+          <w:tcPr>
+            <w:tcW w:w="1560" w:type="dxa"/>
+            <w:vAlign w:val="center"/>
+          </w:tcPr>
+          <w:p>
+            <w:pPr>
+              <w:spacing w:before="40" w:after="40"/>
+            </w:pPr>
+            <w:r>
+              <w:t>94.30% (16-class)</w:t>
+            </w:r>
+          </w:p>
+        </w:tc>
+        <w:tc>
+          <w:tcPr>
+            <w:tcW w:w="1560" w:type="dxa"/>
+            <w:vAlign w:val="center"/>
+          </w:tcPr>
+          <w:p>
+            <w:pPr>
+              <w:spacing w:before="40" w:after="40"/>
+            </w:pPr>
+            <w:r>
+              <w:t>-</w:t>
+            </w:r>
+          </w:p>
+        </w:tc>
+        <w:tc>
+          <w:tcPr>
+            <w:tcW w:w="1560" w:type="dxa"/>
+            <w:vAlign w:val="center"/>
+          </w:tcPr>
+          <w:p>
+            <w:pPr>
+              <w:spacing w:before="40" w:after="40"/>
+            </w:pPr>
+            <w:r>
+              <w:t>-</w:t>
+            </w:r>
+          </w:p>
+        </w:tc>
+        <w:tc>
+          <w:tcPr>
+            <w:tcW w:w="1560" w:type="dxa"/>
+            <w:vAlign w:val="center"/>
+          </w:tcPr>
+          <w:p>
+            <w:pPr>
+              <w:spacing w:before="40" w:after="40"/>
+            </w:pPr>
+            <w:r>
+              <w:t>-</w:t>
+            </w:r>
+          </w:p>
+        </w:tc>
+      </w:tr>
+      <w:tr>
+        <w:tc>
+          <w:tcPr>
+            <w:tcW w:w="1560" w:type="dxa"/>
+            <w:vAlign w:val="center"/>
+          </w:tcPr>
+          <w:p>
+            <w:pPr>
+              <w:spacing w:before="40" w:after="40"/>
+            </w:pPr>
+            <w:r>
+              <w:t>Al Khaldy 2024 (RF)*</w:t>
+            </w:r>
+          </w:p>
+        </w:tc>
+        <w:tc>
+          <w:tcPr>
+            <w:tcW w:w="1560" w:type="dxa"/>
+            <w:vAlign w:val="center"/>
+          </w:tcPr>
+          <w:p>
+            <w:pPr>
+              <w:spacing w:before="40" w:after="40"/>
+            </w:pPr>
+            <w:r>
+              <w:t>Not specified</w:t>
+            </w:r>
+          </w:p>
+        </w:tc>
+        <w:tc>
+          <w:tcPr>
+            <w:tcW w:w="1560" w:type="dxa"/>
+            <w:vAlign w:val="center"/>
+          </w:tcPr>
+          <w:p>
+            <w:pPr>
+              <w:spacing w:before="40" w:after="40"/>
+            </w:pPr>
+            <w:r>
+              <w:t>86.40%</w:t>
+            </w:r>
+          </w:p>
+        </w:tc>
+        <w:tc>
+          <w:tcPr>
+            <w:tcW w:w="1560" w:type="dxa"/>
+            <w:vAlign w:val="center"/>
+          </w:tcPr>
+          <w:p>
+            <w:pPr>
+              <w:spacing w:before="40" w:after="40"/>
+            </w:pPr>
+            <w:r>
+              <w:t>-</w:t>
+            </w:r>
+          </w:p>
+        </w:tc>
+        <w:tc>
+          <w:tcPr>
+            <w:tcW w:w="1560" w:type="dxa"/>
+            <w:vAlign w:val="center"/>
+          </w:tcPr>
+          <w:p>
+            <w:pPr>
+              <w:spacing w:before="40" w:after="40"/>
+            </w:pPr>
+            <w:r>
+              <w:t>-</w:t>
+            </w:r>
+          </w:p>
+        </w:tc>
+        <w:tc>
+          <w:tcPr>
+            <w:tcW w:w="1560" w:type="dxa"/>
+            <w:vAlign w:val="center"/>
+          </w:tcPr>
+          <w:p>
+            <w:pPr>
+              <w:spacing w:before="40" w:after="40"/>
+            </w:pPr>
+            <w:r>
+              <w:t>-</w:t>
+            </w:r>
+          </w:p>
+        </w:tc>
+      </w:tr>
+    </w:tbl>
+    <w:p>
+      <w:r>
+        <w:t>* Results marked with an asterisk are sourced from Banu &amp; Shilpa 2026, Table 17 (literature comparison). These are secondary citations; the original papers were not independently verified in this analysis. Only accuracy was reported in the survey table. Dashes (-) indicate the metric was not reported in the source paper.</w:t>
+      </w:r>
+    </w:p>
+    <w:p/>
+    <w:p>
+      <w:r>
+        <w:rPr>
+          <w:b/>
+        </w:rPr>
+        <w:t>Table 11: AUC-ROC Comparison</w:t>
+      </w:r>
+    </w:p>
+    <w:p>
+      <w:r>
+        <w:lastRenderedPageBreak/>
+        <w:t>AUC-ROC values for CDS-OVR are computed across 10 seeds. None of the benchmark papers report numeric AUC values for the UCI Arrhythmia multiclass task; Mustaqeem 2018 shows ROC curves graphically but does not report numeric AUC.</w:t>
+      </w:r>
+    </w:p>
+    <w:tbl>
+      <w:tblPr>
+        <w:tblW w:w="9360" w:type="dxa"/>
+        <w:tblBorders>
+          <w:top w:val="single" w:sz="4" w:space="0" w:color="auto"/>
+          <w:left w:val="single" w:sz="4" w:space="0" w:color="auto"/>
+          <w:bottom w:val="single" w:sz="4" w:space="0" w:color="auto"/>
+          <w:right w:val="single" w:sz="4" w:space="0" w:color="auto"/>
+          <w:insideH w:val="single" w:sz="4" w:space="0" w:color="auto"/>
+          <w:insideV w:val="single" w:sz="4" w:space="0" w:color="auto"/>
+        </w:tblBorders>
+        <w:tblLook w:val="04A0" w:firstRow="1" w:lastRow="0" w:firstColumn="1" w:lastColumn="0" w:noHBand="0" w:noVBand="1"/>
+      </w:tblPr>
+      <w:tblGrid>
+        <w:gridCol w:w="1560"/>
+        <w:gridCol w:w="1560"/>
+        <w:gridCol w:w="1560"/>
+        <w:gridCol w:w="1560"/>
+        <w:gridCol w:w="1560"/>
+        <w:gridCol w:w="1560"/>
+      </w:tblGrid>
+      <w:tr>
+        <w:tc>
+          <w:tcPr>
+            <w:tcW w:w="1560" w:type="dxa"/>
+            <w:vAlign w:val="center"/>
+          </w:tcPr>
+          <w:p>
+            <w:pPr>
+              <w:spacing w:before="40" w:after="40"/>
+            </w:pPr>
+            <w:r>
+              <w:t>Method</w:t>
+            </w:r>
+          </w:p>
+        </w:tc>
+        <w:tc>
+          <w:tcPr>
+            <w:tcW w:w="1560" w:type="dxa"/>
+            <w:vAlign w:val="center"/>
+          </w:tcPr>
+          <w:p>
+            <w:pPr>
+              <w:spacing w:before="40" w:after="40"/>
+            </w:pPr>
+            <w:r>
+              <w:t>Protocol</w:t>
+            </w:r>
+          </w:p>
+        </w:tc>
+        <w:tc>
+          <w:tcPr>
+            <w:tcW w:w="1560" w:type="dxa"/>
+            <w:vAlign w:val="center"/>
+          </w:tcPr>
+          <w:p>
+            <w:pPr>
+              <w:spacing w:before="40" w:after="40"/>
+            </w:pPr>
+            <w:r>
+              <w:t>Binary AUC</w:t>
+            </w:r>
+          </w:p>
+        </w:tc>
+        <w:tc>
+          <w:tcPr>
+            <w:tcW w:w="1560" w:type="dxa"/>
+            <w:vAlign w:val="center"/>
+          </w:tcPr>
+          <w:p>
+            <w:pPr>
+              <w:spacing w:before="40" w:after="40"/>
+            </w:pPr>
+            <w:r>
+              <w:t>Macro AUC</w:t>
+            </w:r>
+          </w:p>
+        </w:tc>
+        <w:tc>
+          <w:tcPr>
+            <w:tcW w:w="1560" w:type="dxa"/>
+            <w:vAlign w:val="center"/>
+          </w:tcPr>
+          <w:p>
+            <w:pPr>
+              <w:spacing w:before="40" w:after="40"/>
+            </w:pPr>
+            <w:r>
+              <w:t>Weighted AUC</w:t>
+            </w:r>
+          </w:p>
+        </w:tc>
+        <w:tc>
+          <w:tcPr>
+            <w:tcW w:w="1560" w:type="dxa"/>
+            <w:vAlign w:val="center"/>
+          </w:tcPr>
+          <w:p>
+            <w:pPr>
+              <w:spacing w:before="40" w:after="40"/>
+            </w:pPr>
+            <w:r>
+              <w:t>Seeds</w:t>
+            </w:r>
+          </w:p>
+        </w:tc>
+      </w:tr>
+      <w:tr>
+        <w:tc>
+          <w:tcPr>
+            <w:tcW w:w="1560" w:type="dxa"/>
+            <w:vAlign w:val="center"/>
+          </w:tcPr>
+          <w:p>
+            <w:pPr>
+              <w:spacing w:before="40" w:after="40"/>
+            </w:pPr>
+            <w:r>
+              <w:t>CDS-OVR (Ours)</w:t>
+            </w:r>
+          </w:p>
+        </w:tc>
+        <w:tc>
+          <w:tcPr>
+            <w:tcW w:w="1560" w:type="dxa"/>
+            <w:vAlign w:val="center"/>
+          </w:tcPr>
+          <w:p>
+            <w:pPr>
+              <w:spacing w:before="40" w:after="40"/>
+            </w:pPr>
+            <w:r>
+              <w:t>10-fold CV</w:t>
+            </w:r>
+          </w:p>
+        </w:tc>
+        <w:tc>
+          <w:tcPr>
+            <w:tcW w:w="1560" w:type="dxa"/>
+            <w:vAlign w:val="center"/>
+          </w:tcPr>
+          <w:p>
+            <w:pPr>
+              <w:spacing w:before="40" w:after="40"/>
+            </w:pPr>
+            <w:r>
+              <w:t>0.9021 +/- 0.006</w:t>
+            </w:r>
+          </w:p>
+        </w:tc>
+        <w:tc>
+          <w:tcPr>
+            <w:tcW w:w="1560" w:type="dxa"/>
+            <w:vAlign w:val="center"/>
+          </w:tcPr>
+          <w:p>
+            <w:pPr>
+              <w:spacing w:before="40" w:after="40"/>
+            </w:pPr>
+            <w:r>
+              <w:t>0.9393 +/- 0.004</w:t>
+            </w:r>
+          </w:p>
+        </w:tc>
+        <w:tc>
+          <w:tcPr>
+            <w:tcW w:w="1560" w:type="dxa"/>
+            <w:vAlign w:val="center"/>
+          </w:tcPr>
+          <w:p>
+            <w:pPr>
+              <w:spacing w:before="40" w:after="40"/>
+            </w:pPr>
+            <w:r>
+              <w:t>0.8524 +/- 0.008</w:t>
+            </w:r>
+          </w:p>
+        </w:tc>
+        <w:tc>
+          <w:tcPr>
+            <w:tcW w:w="1560" w:type="dxa"/>
+            <w:vAlign w:val="center"/>
+          </w:tcPr>
+          <w:p>
+            <w:pPr>
+              <w:spacing w:before="40" w:after="40"/>
+            </w:pPr>
+            <w:r>
+              <w:t>10 seeds</w:t>
+            </w:r>
+          </w:p>
+        </w:tc>
+      </w:tr>
+      <w:tr>
+        <w:tc>
+          <w:tcPr>
+            <w:tcW w:w="1560" w:type="dxa"/>
+            <w:vAlign w:val="center"/>
+          </w:tcPr>
+          <w:p>
+            <w:pPr>
+              <w:spacing w:before="40" w:after="40"/>
+            </w:pPr>
+            <w:r>
+              <w:t>CDS-OVR (Ours)</w:t>
+            </w:r>
+          </w:p>
+        </w:tc>
+        <w:tc>
+          <w:tcPr>
+            <w:tcW w:w="1560" w:type="dxa"/>
+            <w:vAlign w:val="center"/>
+          </w:tcPr>
+          <w:p>
+            <w:pPr>
+              <w:spacing w:before="40" w:after="40"/>
+            </w:pPr>
+            <w:r>
+              <w:t>90/10 split</w:t>
+            </w:r>
+          </w:p>
+        </w:tc>
+        <w:tc>
+          <w:tcPr>
+            <w:tcW w:w="1560" w:type="dxa"/>
+            <w:vAlign w:val="center"/>
+          </w:tcPr>
+          <w:p>
+            <w:pPr>
+              <w:spacing w:before="40" w:after="40"/>
+            </w:pPr>
+            <w:r>
+              <w:t>0.9038 +/- 0.042</w:t>
+            </w:r>
+          </w:p>
+        </w:tc>
+        <w:tc>
+          <w:tcPr>
+            <w:tcW w:w="1560" w:type="dxa"/>
+            <w:vAlign w:val="center"/>
+          </w:tcPr>
+          <w:p>
+            <w:pPr>
+              <w:spacing w:before="40" w:after="40"/>
+            </w:pPr>
+            <w:r>
+              <w:t>0.8214 +/- 0.092</w:t>
+            </w:r>
+          </w:p>
+        </w:tc>
+        <w:tc>
+          <w:tcPr>
+            <w:tcW w:w="1560" w:type="dxa"/>
+            <w:vAlign w:val="center"/>
+          </w:tcPr>
+          <w:p>
+            <w:pPr>
+              <w:spacing w:before="40" w:after="40"/>
+            </w:pPr>
+            <w:r>
+              <w:t>0.8579 +/- 0.042</w:t>
+            </w:r>
+          </w:p>
+        </w:tc>
+        <w:tc>
+          <w:tcPr>
+            <w:tcW w:w="1560" w:type="dxa"/>
+            <w:vAlign w:val="center"/>
+          </w:tcPr>
+          <w:p>
+            <w:pPr>
+              <w:spacing w:before="40" w:after="40"/>
+            </w:pPr>
+            <w:r>
+              <w:t>10 seeds</w:t>
+            </w:r>
+          </w:p>
+        </w:tc>
+      </w:tr>
+      <w:tr>
+        <w:tc>
+          <w:tcPr>
+            <w:tcW w:w="1560" w:type="dxa"/>
+            <w:vAlign w:val="center"/>
+          </w:tcPr>
+          <w:p>
+            <w:pPr>
+              <w:spacing w:before="40" w:after="40"/>
+            </w:pPr>
+            <w:r>
+              <w:t>CDS-OVR (Ours)</w:t>
+            </w:r>
+          </w:p>
+        </w:tc>
+        <w:tc>
+          <w:tcPr>
+            <w:tcW w:w="1560" w:type="dxa"/>
+            <w:vAlign w:val="center"/>
+          </w:tcPr>
+          <w:p>
+            <w:pPr>
+              <w:spacing w:before="40" w:after="40"/>
+            </w:pPr>
+            <w:r>
+              <w:t>60/40 split</w:t>
+            </w:r>
+          </w:p>
+        </w:tc>
+        <w:tc>
+          <w:tcPr>
+            <w:tcW w:w="1560" w:type="dxa"/>
+            <w:vAlign w:val="center"/>
+          </w:tcPr>
+          <w:p>
+            <w:pPr>
+              <w:spacing w:before="40" w:after="40"/>
+            </w:pPr>
+            <w:r>
+              <w:t>0.8837 +/- 0.029</w:t>
+            </w:r>
+          </w:p>
+        </w:tc>
+        <w:tc>
+          <w:tcPr>
+            <w:tcW w:w="1560" w:type="dxa"/>
+            <w:vAlign w:val="center"/>
+          </w:tcPr>
+          <w:p>
+            <w:pPr>
+              <w:spacing w:before="40" w:after="40"/>
+            </w:pPr>
+            <w:r>
+              <w:t>0.9247 +/- 0.017</w:t>
+            </w:r>
+          </w:p>
+        </w:tc>
+        <w:tc>
+          <w:tcPr>
+            <w:tcW w:w="1560" w:type="dxa"/>
+            <w:vAlign w:val="center"/>
+          </w:tcPr>
+          <w:p>
+            <w:pPr>
+              <w:spacing w:before="40" w:after="40"/>
+            </w:pPr>
+            <w:r>
+              <w:t>0.8368 +/- 0.018</w:t>
+            </w:r>
+          </w:p>
+        </w:tc>
+        <w:tc>
+          <w:tcPr>
+            <w:tcW w:w="1560" w:type="dxa"/>
+            <w:vAlign w:val="center"/>
+          </w:tcPr>
+          <w:p>
+            <w:pPr>
+              <w:spacing w:before="40" w:after="40"/>
+            </w:pPr>
+            <w:r>
+              <w:t>10 seeds</w:t>
+            </w:r>
+          </w:p>
+        </w:tc>
+      </w:tr>
+      <w:tr>
+        <w:tc>
+          <w:tcPr>
+            <w:tcW w:w="1560" w:type="dxa"/>
+            <w:vAlign w:val="center"/>
+          </w:tcPr>
+          <w:p>
+            <w:pPr>
+              <w:spacing w:before="40" w:after="40"/>
+            </w:pPr>
+            <w:r>
+              <w:t>Sharma 2024</w:t>
+            </w:r>
+          </w:p>
+        </w:tc>
+        <w:tc>
+          <w:tcPr>
+            <w:tcW w:w="1560" w:type="dxa"/>
+            <w:vAlign w:val="center"/>
+          </w:tcPr>
+          <w:p>
+            <w:pPr>
+              <w:spacing w:before="40" w:after="40"/>
+            </w:pPr>
+            <w:r>
+              <w:t>90/10 split</w:t>
+            </w:r>
+          </w:p>
+        </w:tc>
+        <w:tc>
+          <w:tcPr>
+            <w:tcW w:w="1560" w:type="dxa"/>
+            <w:vAlign w:val="center"/>
+          </w:tcPr>
+          <w:p>
+            <w:pPr>
+              <w:spacing w:before="40" w:after="40"/>
+            </w:pPr>
+            <w:r>
+              <w:t>-</w:t>
+            </w:r>
+          </w:p>
+        </w:tc>
+        <w:tc>
+          <w:tcPr>
+            <w:tcW w:w="1560" w:type="dxa"/>
+            <w:vAlign w:val="center"/>
+          </w:tcPr>
+          <w:p>
+            <w:pPr>
+              <w:spacing w:before="40" w:after="40"/>
+            </w:pPr>
+            <w:r>
+              <w:t>-</w:t>
+            </w:r>
+          </w:p>
+        </w:tc>
+        <w:tc>
+          <w:tcPr>
+            <w:tcW w:w="1560" w:type="dxa"/>
+            <w:vAlign w:val="center"/>
+          </w:tcPr>
+          <w:p>
+            <w:pPr>
+              <w:spacing w:before="40" w:after="40"/>
+            </w:pPr>
+            <w:r>
+              <w:t>-</w:t>
+            </w:r>
+          </w:p>
+        </w:tc>
+        <w:tc>
+          <w:tcPr>
+            <w:tcW w:w="1560" w:type="dxa"/>
+            <w:vAlign w:val="center"/>
+          </w:tcPr>
+          <w:p>
+            <w:pPr>
+              <w:spacing w:before="40" w:after="40"/>
+            </w:pPr>
+            <w:r>
+              <w:t>Not reported</w:t>
+            </w:r>
+          </w:p>
+        </w:tc>
+      </w:tr>
+      <w:tr>
+        <w:tc>
+          <w:tcPr>
+            <w:tcW w:w="1560" w:type="dxa"/>
+            <w:vAlign w:val="center"/>
+          </w:tcPr>
+          <w:p>
+            <w:pPr>
+              <w:spacing w:before="40" w:after="40"/>
+            </w:pPr>
+            <w:r>
+              <w:t>Mustaqeem 2018</w:t>
+            </w:r>
+          </w:p>
+        </w:tc>
+        <w:tc>
+          <w:tcPr>
+            <w:tcW w:w="1560" w:type="dxa"/>
+            <w:vAlign w:val="center"/>
+          </w:tcPr>
+          <w:p>
+            <w:pPr>
+              <w:spacing w:before="40" w:after="40"/>
+            </w:pPr>
+            <w:r>
+              <w:t>Various splits</w:t>
+            </w:r>
+          </w:p>
+        </w:tc>
+        <w:tc>
+          <w:tcPr>
+            <w:tcW w:w="1560" w:type="dxa"/>
+            <w:vAlign w:val="center"/>
+          </w:tcPr>
+          <w:p>
+            <w:pPr>
+              <w:spacing w:before="40" w:after="40"/>
+            </w:pPr>
+            <w:r>
+              <w:t>-</w:t>
+            </w:r>
+          </w:p>
+        </w:tc>
+        <w:tc>
+          <w:tcPr>
+            <w:tcW w:w="1560" w:type="dxa"/>
+            <w:vAlign w:val="center"/>
+          </w:tcPr>
+          <w:p>
+            <w:pPr>
+              <w:spacing w:before="40" w:after="40"/>
+            </w:pPr>
+            <w:r>
+              <w:t>-</w:t>
+            </w:r>
+          </w:p>
+        </w:tc>
+        <w:tc>
+          <w:tcPr>
+            <w:tcW w:w="1560" w:type="dxa"/>
+            <w:vAlign w:val="center"/>
+          </w:tcPr>
+          <w:p>
+            <w:pPr>
+              <w:spacing w:before="40" w:after="40"/>
+            </w:pPr>
+            <w:r>
+              <w:t>-</w:t>
+            </w:r>
+          </w:p>
+        </w:tc>
+        <w:tc>
+          <w:tcPr>
+            <w:tcW w:w="1560" w:type="dxa"/>
+            <w:vAlign w:val="center"/>
+          </w:tcPr>
+          <w:p>
+            <w:pPr>
+              <w:spacing w:before="40" w:after="40"/>
+            </w:pPr>
+            <w:r>
+              <w:t>ROC curves shown; no numeric AUC</w:t>
+            </w:r>
+          </w:p>
+        </w:tc>
+      </w:tr>
+      <w:tr>
+        <w:tc>
+          <w:tcPr>
+            <w:tcW w:w="1560" w:type="dxa"/>
+            <w:vAlign w:val="center"/>
+          </w:tcPr>
+          <w:p>
+            <w:pPr>
+              <w:spacing w:before="40" w:after="40"/>
+            </w:pPr>
+            <w:r>
+              <w:t>Irfan 2022</w:t>
+            </w:r>
+          </w:p>
+        </w:tc>
+        <w:tc>
+          <w:tcPr>
+            <w:tcW w:w="1560" w:type="dxa"/>
+            <w:vAlign w:val="center"/>
+          </w:tcPr>
+          <w:p>
+            <w:pPr>
+              <w:spacing w:before="40" w:after="40"/>
+            </w:pPr>
+            <w:r>
+              <w:t>60/40 split</w:t>
+            </w:r>
+          </w:p>
+        </w:tc>
+        <w:tc>
+          <w:tcPr>
+            <w:tcW w:w="1560" w:type="dxa"/>
+            <w:vAlign w:val="center"/>
+          </w:tcPr>
+          <w:p>
+            <w:pPr>
+              <w:spacing w:before="40" w:after="40"/>
+            </w:pPr>
+            <w:r>
+              <w:t>-</w:t>
+            </w:r>
+          </w:p>
+        </w:tc>
+        <w:tc>
+          <w:tcPr>
+            <w:tcW w:w="1560" w:type="dxa"/>
+            <w:vAlign w:val="center"/>
+          </w:tcPr>
+          <w:p>
+            <w:pPr>
+              <w:spacing w:before="40" w:after="40"/>
+            </w:pPr>
+            <w:r>
+              <w:t>-</w:t>
+            </w:r>
+          </w:p>
+        </w:tc>
+        <w:tc>
+          <w:tcPr>
+            <w:tcW w:w="1560" w:type="dxa"/>
+            <w:vAlign w:val="center"/>
+          </w:tcPr>
+          <w:p>
+            <w:pPr>
+              <w:spacing w:before="40" w:after="40"/>
+            </w:pPr>
+            <w:r>
+              <w:t>-</w:t>
+            </w:r>
+          </w:p>
+        </w:tc>
+        <w:tc>
+          <w:tcPr>
+            <w:tcW w:w="1560" w:type="dxa"/>
+            <w:vAlign w:val="center"/>
+          </w:tcPr>
+          <w:p>
+            <w:pPr>
+              <w:spacing w:before="40" w:after="40"/>
+            </w:pPr>
+            <w:r>
+              <w:t>Not reported</w:t>
+            </w:r>
+          </w:p>
+        </w:tc>
+      </w:tr>
+      <w:tr>
+        <w:tc>
+          <w:tcPr>
+            <w:tcW w:w="1560" w:type="dxa"/>
+            <w:vAlign w:val="center"/>
+          </w:tcPr>
+          <w:p>
+            <w:pPr>
+              <w:spacing w:before="40" w:after="40"/>
+            </w:pPr>
+            <w:r>
+              <w:t>Ayar &amp; Sabamoniri 2018</w:t>
+            </w:r>
+          </w:p>
+        </w:tc>
+        <w:tc>
+          <w:tcPr>
+            <w:tcW w:w="1560" w:type="dxa"/>
+            <w:vAlign w:val="center"/>
+          </w:tcPr>
+          <w:p>
+            <w:pPr>
+              <w:spacing w:before="40" w:after="40"/>
+            </w:pPr>
+            <w:r>
+              <w:t>75/25 split</w:t>
+            </w:r>
+          </w:p>
+        </w:tc>
+        <w:tc>
+          <w:tcPr>
+            <w:tcW w:w="1560" w:type="dxa"/>
+            <w:vAlign w:val="center"/>
+          </w:tcPr>
+          <w:p>
+            <w:pPr>
+              <w:spacing w:before="40" w:after="40"/>
+            </w:pPr>
+            <w:r>
+              <w:t>-</w:t>
+            </w:r>
+          </w:p>
+        </w:tc>
+        <w:tc>
+          <w:tcPr>
+            <w:tcW w:w="1560" w:type="dxa"/>
+            <w:vAlign w:val="center"/>
+          </w:tcPr>
+          <w:p>
+            <w:pPr>
+              <w:spacing w:before="40" w:after="40"/>
+            </w:pPr>
+            <w:r>
+              <w:t>-</w:t>
+            </w:r>
+          </w:p>
+        </w:tc>
+        <w:tc>
+          <w:tcPr>
+            <w:tcW w:w="1560" w:type="dxa"/>
+            <w:vAlign w:val="center"/>
+          </w:tcPr>
+          <w:p>
+            <w:pPr>
+              <w:spacing w:before="40" w:after="40"/>
+            </w:pPr>
+            <w:r>
+              <w:t>-</w:t>
+            </w:r>
+          </w:p>
+        </w:tc>
+        <w:tc>
+          <w:tcPr>
+            <w:tcW w:w="1560" w:type="dxa"/>
+            <w:vAlign w:val="center"/>
+          </w:tcPr>
+          <w:p>
+            <w:pPr>
+              <w:spacing w:before="40" w:after="40"/>
+            </w:pPr>
+            <w:r>
+              <w:t>Not reported</w:t>
+            </w:r>
+          </w:p>
+        </w:tc>
+      </w:tr>
+      <w:tr>
+        <w:tc>
+          <w:tcPr>
+            <w:tcW w:w="1560" w:type="dxa"/>
+            <w:vAlign w:val="center"/>
+          </w:tcPr>
+          <w:p>
+            <w:pPr>
+              <w:spacing w:before="40" w:after="40"/>
+            </w:pPr>
+            <w:r>
+              <w:t>Banu &amp; Shilpa 2026</w:t>
+            </w:r>
+          </w:p>
+        </w:tc>
+        <w:tc>
+          <w:tcPr>
+            <w:tcW w:w="1560" w:type="dxa"/>
+            <w:vAlign w:val="center"/>
+          </w:tcPr>
+          <w:p>
+            <w:pPr>
+              <w:spacing w:before="40" w:after="40"/>
+            </w:pPr>
+            <w:r>
+              <w:t>Stratified 5-fold CV</w:t>
+            </w:r>
+          </w:p>
+        </w:tc>
+        <w:tc>
+          <w:tcPr>
+            <w:tcW w:w="1560" w:type="dxa"/>
+            <w:vAlign w:val="center"/>
+          </w:tcPr>
+          <w:p>
+            <w:pPr>
+              <w:spacing w:before="40" w:after="40"/>
+            </w:pPr>
+            <w:r>
+              <w:t>-</w:t>
+            </w:r>
+          </w:p>
+        </w:tc>
+        <w:tc>
+          <w:tcPr>
+            <w:tcW w:w="1560" w:type="dxa"/>
+            <w:vAlign w:val="center"/>
+          </w:tcPr>
+          <w:p>
+            <w:pPr>
+              <w:spacing w:before="40" w:after="40"/>
+            </w:pPr>
+            <w:r>
+              <w:t>-</w:t>
+            </w:r>
+          </w:p>
+        </w:tc>
+        <w:tc>
+          <w:tcPr>
+            <w:tcW w:w="1560" w:type="dxa"/>
+            <w:vAlign w:val="center"/>
+          </w:tcPr>
+          <w:p>
+            <w:pPr>
+              <w:spacing w:before="40" w:after="40"/>
+            </w:pPr>
+            <w:r>
+              <w:t>-</w:t>
+            </w:r>
+          </w:p>
+        </w:tc>
+        <w:tc>
+          <w:tcPr>
+            <w:tcW w:w="1560" w:type="dxa"/>
+            <w:vAlign w:val="center"/>
+          </w:tcPr>
+          <w:p>
+            <w:pPr>
+              <w:spacing w:before="40" w:after="40"/>
+            </w:pPr>
+            <w:r>
+              <w:t>Not reported for multiclass</w:t>
+            </w:r>
+          </w:p>
+        </w:tc>
+      </w:tr>
+    </w:tbl>
+    <w:p>
       <w:pPr>
         <w:pStyle w:val="Heading3"/>
       </w:pPr>
@@ -24161,6 +27991,7 @@
         <w:spacing w:before="240" w:after="120"/>
       </w:pPr>
       <w:r>
+        <w:lastRenderedPageBreak/>
         <w:t xml:space="preserve">2. Dataset Properties That Determine Classifier Performance </w:t>
       </w:r>
     </w:p>
@@ -24247,7 +28078,6 @@
               <w:jc w:val="center"/>
             </w:pPr>
             <w:r>
-              <w:lastRenderedPageBreak/>
               <w:t>Class</w:t>
             </w:r>
           </w:p>
@@ -25146,6 +28976,7 @@
         <w:jc w:val="both"/>
       </w:pPr>
       <w:r>
+        <w:lastRenderedPageBreak/>
         <w:t xml:space="preserve">• </w:t>
       </w:r>
       <w:r>
@@ -25440,7 +29271,9 @@
         <w:jc w:val="both"/>
       </w:pPr>
       <w:r>
-        <w:t xml:space="preserve">ECG measurements from different leads of the same waveform component are strongly correlated (e.g., P-wave amplitude across leads). The experiment above demonstrates that any feature selection method treating features independently (ranking each by its individual correlation with the target) will retain such redundant features. </w:t>
+        <w:t xml:space="preserve">ECG measurements from different leads of the same waveform component are strongly correlated (e.g., P-wave amplitude across leads). The experiment above demonstrates that any feature selection method </w:t>
+        <w:lastRenderedPageBreak/>
+        <w:t xml:space="preserve">treating features independently (ranking each by its individual correlation with the target) will retain such redundant features. </w:t>
       </w:r>
     </w:p>
     <w:p>
@@ -25524,11 +29357,7 @@
         <w:t>Why</w:t>
       </w:r>
       <w:r>
-        <w:t xml:space="preserve">: Methods that delete columns or rows with missing values (Sharma, Gupta) assume the deleted data is uninformative. If missing values are concentrated in a few features, and those </w:t>
-      </w:r>
-      <w:r>
-        <w:lastRenderedPageBreak/>
-        <w:t xml:space="preserve">features carry diagnostic signal for specific diseases, deletion discards useful information and disproportionately removes minority-class patients. </w:t>
+        <w:t xml:space="preserve">: Methods that delete columns or rows with missing values (Sharma, Gupta) assume the deleted data is uninformative. If missing values are concentrated in a few features, and those features carry diagnostic signal for specific diseases, deletion discards useful information and disproportionately removes minority-class patients. </w:t>
       </w:r>
     </w:p>
     <w:p>
@@ -25710,6 +29539,7 @@
         <w:jc w:val="both"/>
       </w:pPr>
       <w:r>
+        <w:lastRenderedPageBreak/>
         <w:t xml:space="preserve">The overall missing rate is 0.320% (371/116,064 cells), but the experiment above shows it is concentrated in 4 features. Methods that delete columns with high missing rates (Gupta et al. 2014: columns with missing values, 279→252; Sharma 2024: column 14 + rows) discard features that carry diagnostic signal - feature 13's FDR of 1.437 for class 3 confirms it is genuinely useful despite being 83.9% missing. </w:t>
       </w:r>
     </w:p>
@@ -25794,11 +29624,7 @@
         <w:t>Why</w:t>
       </w:r>
       <w:r>
-        <w:t xml:space="preserve">: If features have substantially different distributions between sexes, a classifier trained on the combined population must learn more complex decision boundaries than one trained </w:t>
-      </w:r>
-      <w:r>
-        <w:lastRenderedPageBreak/>
-        <w:t xml:space="preserve">on sex-stratified subpopulations. Quantifying the number and magnitude of sex-affected features validates whether sex branching is a justified preprocessing step. </w:t>
+        <w:t xml:space="preserve">: If features have substantially different distributions between sexes, a classifier trained on the combined population must learn more complex decision boundaries than one trained on sex-stratified subpopulations. Quantifying the number and magnitude of sex-affected features validates whether sex branching is a justified preprocessing step. </w:t>
       </w:r>
     </w:p>
     <w:p>
@@ -25973,7 +29799,9 @@
         <w:t>Interpretation</w:t>
       </w:r>
       <w:r>
-        <w:t xml:space="preserve">: The 4 features with d &gt; 0.5 demonstrate that ECG measurements differ measurably between sexes. A classifier pooling both sexes must learn boundaries that accommodate both distributions simultaneously. More critically, class 3's 100% male composition means that sex is a near-perfect discriminator for this class - a sex-stratified model can use this signal directly, while a combined model treats it as one of 279 features with diluted importance. CDS-OVR's sex branching (+0.41 pp overall per ablation) exploits this structure. </w:t>
+        <w:t xml:space="preserve">: The 4 features with d &gt; 0.5 demonstrate that ECG measurements differ measurably between sexes. A classifier pooling both sexes must learn boundaries that accommodate both distributions simultaneously. More critically, class 3's 100% male composition means that sex is a near-perfect discriminator for this class - a sex-stratified model can use this signal directly, while a combined model treats it as one of 279 features </w:t>
+        <w:lastRenderedPageBreak/>
+        <w:t xml:space="preserve">with diluted importance. CDS-OVR's sex branching (+0.41 pp overall per ablation) exploits this structure. </w:t>
       </w:r>
     </w:p>
     <w:p>
@@ -26172,7 +30000,6 @@
               <w:spacing w:before="40" w:after="40"/>
             </w:pPr>
             <w:r>
-              <w:lastRenderedPageBreak/>
               <w:t>279 features, 416 patients</w:t>
             </w:r>
           </w:p>
@@ -26462,7 +30289,9 @@
         <w:jc w:val="both"/>
       </w:pPr>
       <w:r>
-        <w:t xml:space="preserve">This design produces a systematic false positive bias. Consider: with 279 features, each having an independently estimated healthy range from the training set, a test patient has 279 independent opportunities to fall outside at least one range. If the probability of a healthy test patient exceeding the training range on any single feature is p (even as low as 0.01), the probability of at least one exceedance is: </w:t>
+        <w:t xml:space="preserve">This design produces a systematic false positive bias. Consider: with 279 features, each having an independently estimated healthy range from the training set, a test patient has 279 independent opportunities to fall outside at least one range. If the probability of a healthy test patient exceeding the </w:t>
+        <w:lastRenderedPageBreak/>
+        <w:t xml:space="preserve">training range on any single feature is p (even as low as 0.01), the probability of at least one exceedance is: </w:t>
       </w:r>
     </w:p>
     <w:p>
@@ -26525,11 +30354,7 @@
         <w:t>cds_ovr.py</w:t>
       </w:r>
       <w:r>
-        <w:t xml:space="preserve">, lines 455-468) replaces the binary hard-range test with a continuous healthy score that interacts with per-class disease thresholds. No single </w:t>
-      </w:r>
-      <w:r>
-        <w:lastRenderedPageBreak/>
-        <w:t xml:space="preserve">feature can trigger an immediate classification. The healthy score is computed from the same dual-AF evidence accumulation pipeline as disease scores, integrating evidence across all retained features before making a decision. </w:t>
+        <w:t xml:space="preserve">, lines 455-468) replaces the binary hard-range test with a continuous healthy score that interacts with per-class disease thresholds. No single feature can trigger an immediate classification. The healthy score is computed from the same dual-AF evidence accumulation pipeline as disease scores, integrating evidence across all retained features before making a decision. </w:t>
       </w:r>
     </w:p>
     <w:p>
@@ -26643,6 +30468,7 @@
         <w:pStyle w:val="Heading3"/>
       </w:pPr>
       <w:r>
+        <w:lastRenderedPageBreak/>
         <w:t xml:space="preserve">4.1 One-vs-Rest Decomposition with Independent Per-Class Models </w:t>
       </w:r>
     </w:p>
@@ -26723,11 +30549,7 @@
         <w:t>Contrast with coupled architectures</w:t>
       </w:r>
       <w:r>
-        <w:t xml:space="preserve">: Mustaqeem's One-Against-One (OAO) SVM creates C(C,2) = 78 pairwise classifiers for the 13 non-empty classes (the dataset has 16 class labels but 3 have zero patients). Each pairwise classifier for rare class k vs. abundant class 1 sees extreme imbalance (e.g., 2 vs. 245 patients </w:t>
-      </w:r>
-      <w:r>
-        <w:lastRenderedPageBreak/>
-        <w:t xml:space="preserve">for class 8 vs. class 1), and the SVM's margin-maximizing objective pushes the hyperplane close to the rare class, producing biased vote counts. Irfan's CNN-LSTM uses SoftMax output, which enforces Σ P(class_i) = 1 - any increase in the logit for the majority class mechanically suppresses probabilities for all minority classes, even when disease evidence is strong. </w:t>
+        <w:t xml:space="preserve">: Mustaqeem's One-Against-One (OAO) SVM creates C(C,2) = 78 pairwise classifiers for the 13 non-empty classes (the dataset has 16 class labels but 3 have zero patients). Each pairwise classifier for rare class k vs. abundant class 1 sees extreme imbalance (e.g., 2 vs. 245 patients for class 8 vs. class 1), and the SVM's margin-maximizing objective pushes the hyperplane close to the rare class, producing biased vote counts. Irfan's CNN-LSTM uses SoftMax output, which enforces Σ P(class_i) = 1 - any increase in the logit for the majority class mechanically suppresses probabilities for all minority classes, even when disease evidence is strong. </w:t>
       </w:r>
     </w:p>
     <w:p>
@@ -26852,6 +30674,7 @@
           <w:b/>
           <w:bCs/>
         </w:rPr>
+        <w:lastRenderedPageBreak/>
         <w:t>Why</w:t>
       </w:r>
       <w:r>
@@ -26961,7 +30784,6 @@
         <w:jc w:val="both"/>
       </w:pPr>
       <w:r>
-        <w:lastRenderedPageBreak/>
         <w:t xml:space="preserve">- Class 6 best feature (feature 14, heart rate, FDR=2.526): supervised creates a bin with posterior = 0.754, concentrating 12/15 target patients (prior = 6.0%) → </w:t>
       </w:r>
       <w:r>
@@ -27093,6 +30915,7 @@
           <w:b/>
           <w:bCs/>
         </w:rPr>
+        <w:lastRenderedPageBreak/>
         <w:t>Why ratio scoring is more informative than single-accumulator methods</w:t>
       </w:r>
       <w:r>
@@ -27332,6 +31155,7 @@
         <w:jc w:val="both"/>
       </w:pPr>
       <w:r>
+        <w:lastRenderedPageBreak/>
         <w:t xml:space="preserve">The epsilon term (ε = 0.1) is critical: it prevents division by zero and ensures that AF_for must exceed approximately ε × threshold ≈ 0.3 to trigger classification, requiring multiple concordant feature signals rather than a single feature with strong but potentially unreliable evidence. </w:t>
       </w:r>
     </w:p>
@@ -27422,7 +31246,6 @@
           <w:b/>
           <w:bCs/>
         </w:rPr>
-        <w:lastRenderedPageBreak/>
         <w:t>What was tested</w:t>
       </w:r>
       <w:r>
@@ -27621,6 +31444,7 @@
           <w:b/>
           <w:bCs/>
         </w:rPr>
+        <w:lastRenderedPageBreak/>
         <w:t>Interpretation</w:t>
       </w:r>
       <w:r>
@@ -27688,7 +31512,6 @@
           <w:b/>
           <w:bCs/>
         </w:rPr>
-        <w:lastRenderedPageBreak/>
         <w:t>Effect</w:t>
       </w:r>
       <w:r>
@@ -27809,6 +31632,7 @@
           <w:b/>
           <w:bCs/>
         </w:rPr>
+        <w:lastRenderedPageBreak/>
         <w:t>Results</w:t>
       </w:r>
       <w:r>
@@ -27887,11 +31711,7 @@
         <w:t>Contrast with Sharma's Pearson filtering</w:t>
       </w:r>
       <w:r>
-        <w:t xml:space="preserve">: Sharma 2024 selects features whose Pearson correlation with the target variable exceeds 0.1, retaining 101 of 279 features. This threshold is very low - features with |r| = 0.1 explain only 1% of the variance in the target. More importantly, this is a single global feature set applied to the RF classifier. Sharma does not report removing inter-feature correlation (their heatmap in </w:t>
-      </w:r>
-      <w:r>
-        <w:lastRenderedPageBreak/>
-        <w:t xml:space="preserve">Figure 3 shows substantial residual correlation among the 101 selected features - 32 pairs exceed |r| &gt; 0.8, Section 2.2). CDS-OVR's approach selects fewer features (18 per class) but ensures they are both discriminative (ranked by chi-squared score and FDR) and non-redundant (pairwise |r| &lt; 0.8 per branch, as verified in the experiment above). </w:t>
+        <w:t xml:space="preserve">: Sharma 2024 selects features whose Pearson correlation with the target variable exceeds 0.1, retaining 101 of 279 features. This threshold is very low - features with |r| = 0.1 explain only 1% of the variance in the target. More importantly, this is a single global feature set applied to the RF classifier. Sharma does not report removing inter-feature correlation (their heatmap in Figure 3 shows substantial residual correlation among the 101 selected features - 32 pairs exceed |r| &gt; 0.8, Section 2.2). CDS-OVR's approach selects fewer features (18 per class) but ensures they are both discriminative (ranked by chi-squared score and FDR) and non-redundant (pairwise |r| &lt; 0.8 per branch, as verified in the experiment above). </w:t>
       </w:r>
     </w:p>
     <w:p>
@@ -28229,7 +32049,9 @@
         <w:t>against_scale = 0.5 for rare classes</w:t>
       </w:r>
       <w:r>
-        <w:t xml:space="preserve">: This is the most distinctive imbalance handling mechanism in CDS-OVR. It encodes a principled asymmetry: with only 9-15 patients in the rare classes {4, 5, 9}, the model's estimate of "what a non-class-k patient looks like" is based on ~400 patients from 7 other classes, which is a diverse population with high variance. A feature bin showing negative evidence (p_class &lt; prior) could be negative simply because the bin contains a mix of other disease classes, not because the target class is absent. Downweighting against-evidence by 50% reflects this greater uncertainty in the meaning of negative evidence for rare classes. </w:t>
+        <w:t xml:space="preserve">: This is the most distinctive imbalance handling mechanism in CDS-OVR. It encodes a principled asymmetry: with only 9-15 patients in the rare classes {4, 5, 9}, the model's estimate of "what a non-class-k patient looks like" is based on ~400 patients from 7 other classes, which </w:t>
+        <w:lastRenderedPageBreak/>
+        <w:t xml:space="preserve">is a diverse population with high variance. A feature bin showing negative evidence (p_class &lt; prior) could be negative simply because the bin contains a mix of other disease classes, not because the target class is absent. Downweighting against-evidence by 50% reflects this greater uncertainty in the meaning of negative evidence for rare classes. </w:t>
       </w:r>
     </w:p>
     <w:p>
@@ -28331,7 +32153,6 @@
           <w:b/>
           <w:bCs/>
         </w:rPr>
-        <w:lastRenderedPageBreak/>
         <w:t>Method</w:t>
       </w:r>
       <w:r>
@@ -28494,6 +32315,7 @@
           <w:b/>
           <w:bCs/>
         </w:rPr>
+        <w:lastRenderedPageBreak/>
         <w:t>No benchmark implements per-class parametrization.</w:t>
       </w:r>
       <w:r>
@@ -28717,7 +32539,6 @@
           <w:i/>
           <w:iCs/>
         </w:rPr>
-        <w:lastRenderedPageBreak/>
         <w:t xml:space="preserve">Experiment: Healthy Bar Sensitivity/Specificity Analysis (`evidence_analysis.py`, Section 13) </w:t>
       </w:r>
     </w:p>
@@ -28895,6 +32716,7 @@
         <w:jc w:val="both"/>
       </w:pPr>
       <w:r>
+        <w:lastRenderedPageBreak/>
         <w:t xml:space="preserve">- False negatives (26 disease patients predicted healthy) break down as: 8 from class 10 (RBBB), 10 from class 2 (CAD), 3 from class 4 (Old Inferior MI), 5 from class 5 (Sinus Tachycardia) </w:t>
       </w:r>
     </w:p>
@@ -28946,11 +32768,7 @@
         <w:t>CLASS_THRESHOLDS[10] = 3.0</w:t>
       </w:r>
       <w:r>
-        <w:t xml:space="preserve">: This value was set based on error analysis of earlier model versions. Class 10 (RBBB, 50 patients) showed systematic under-detection. With the current threshold of 3.0, per-class </w:t>
-      </w:r>
-      <w:r>
-        <w:lastRenderedPageBreak/>
-        <w:t xml:space="preserve">accuracy in 10-fold CV (seed=13, </w:t>
+        <w:t xml:space="preserve">: This value was set based on error analysis of earlier model versions. Class 10 (RBBB, 50 patients) showed systematic under-detection. With the current threshold of 3.0, per-class accuracy in 10-fold CV (seed=13, </w:t>
       </w:r>
       <w:r>
         <w:rPr>
@@ -29091,6 +32909,7 @@
         <w:jc w:val="both"/>
       </w:pPr>
       <w:r>
+        <w:lastRenderedPageBreak/>
         <w:t xml:space="preserve">7. Binary classification only (Normal vs. Arrhythmia) </w:t>
       </w:r>
     </w:p>
@@ -29200,11 +33019,7 @@
         <w:jc w:val="both"/>
       </w:pPr>
       <w:r>
-        <w:t xml:space="preserve">A single additional misclassification changes the accuracy by 2.38 pp. Without variance reporting across multiple splits, it is impossible to distinguish whether Sharma's 95.24% represents the method's expected performance or a favorable draw. CDS-OVR's 10-seed evaluation on the same 90/10 protocol shows binary </w:t>
-      </w:r>
-      <w:r>
-        <w:lastRenderedPageBreak/>
-        <w:t xml:space="preserve">accuracy ranging from 81.0% to 97.6% (σ=4.74%, </w:t>
+        <w:t xml:space="preserve">A single additional misclassification changes the accuracy by 2.38 pp. Without variance reporting across multiple splits, it is impossible to distinguish whether Sharma's 95.24% represents the method's expected performance or a favorable draw. CDS-OVR's 10-seed evaluation on the same 90/10 protocol shows binary accuracy ranging from 81.0% to 97.6% (σ=4.74%, </w:t>
       </w:r>
       <w:r>
         <w:rPr>
@@ -29327,7 +33142,9 @@
         <w:t>Method</w:t>
       </w:r>
       <w:r>
-        <w:t xml:space="preserve">: (A) For each of the 279 features, Pearson correlation with the binary target (normal=0, arrhythmia=1) is computed using the 416-patient CDS-OVR dataset. Features passing |r| &gt; 0.1 are retained, and their r² (proportion of variance explained) is tabulated. (B) Under H₀ of no association between feature and target, the sampling distribution of |r| with n=420 samples was computed. The expected number of features exceeding |r| &gt; 0.1 by chance = 279 × P(|r| &gt; 0.1 | H₀, n=420). </w:t>
+        <w:t xml:space="preserve">: (A) For each of the 279 features, Pearson correlation with the binary target (normal=0, arrhythmia=1) is computed using the 416-patient CDS-OVR dataset. Features passing |r| &gt; 0.1 are retained, and their r² (proportion of variance explained) is tabulated. (B) Under H₀ of no association between feature and target, the sampling distribution of |r| with </w:t>
+        <w:lastRenderedPageBreak/>
+        <w:t xml:space="preserve">n=420 samples was computed. The expected number of features exceeding |r| &gt; 0.1 by chance = 279 × P(|r| &gt; 0.1 | H₀, n=420). </w:t>
       </w:r>
     </w:p>
     <w:p>
@@ -29466,7 +33283,6 @@
           <w:b/>
           <w:bCs/>
         </w:rPr>
-        <w:lastRenderedPageBreak/>
         <w:t>Weak threshold retains noise features.</w:t>
       </w:r>
       <w:r>
@@ -29587,6 +33403,7 @@
           <w:b/>
           <w:bCs/>
         </w:rPr>
+        <w:lastRenderedPageBreak/>
         <w:t>Method</w:t>
       </w:r>
       <w:r>
@@ -29725,11 +33542,7 @@
         <w:t>Interpretation</w:t>
       </w:r>
       <w:r>
-        <w:t>: The extremely low overlap (Jaccard as low as 0.023 = barely 2% shared) proves that different diseases genuinely require different features. Class 10's 13 unique features are specific to RBBB morphology; class 3's 8 unique features are specific to Q-</w:t>
-      </w:r>
-      <w:r>
-        <w:lastRenderedPageBreak/>
-        <w:t xml:space="preserve">wave/ST-segment changes from prior MI. A global feature set of 32 (Hybrid FS) or even 101 (Sharma) features cannot simultaneously include all 13 RBBB-specific features AND all 8 AM-specific features AND all features for 6 other diseases without also including substantial noise. CDS-OVR's per-class approach ensures each disease gets exactly the features it needs. </w:t>
+        <w:t xml:space="preserve">: The extremely low overlap (Jaccard as low as 0.023 = barely 2% shared) proves that different diseases genuinely require different features. Class 10's 13 unique features are specific to RBBB morphology; class 3's 8 unique features are specific to Q-wave/ST-segment changes from prior MI. A global feature set of 32 (Hybrid FS) or even 101 (Sharma) features cannot simultaneously include all 13 RBBB-specific features AND all 8 AM-specific features AND all features for 6 other diseases without also including substantial noise. CDS-OVR's per-class approach ensures each disease gets exactly the features it needs. </w:t>
       </w:r>
     </w:p>
     <w:p>
@@ -29974,11 +33787,7 @@
         <w:t>Interpretation</w:t>
       </w:r>
       <w:r>
-        <w:t xml:space="preserve">: Class 2 loses 18.2% of its patients - nearly 1 in 5 - vs. only 3.3% for the majority class. This 5.5× disparity means Sharma's RF trains with a class 2 depleted from 44 to 36 </w:t>
-      </w:r>
-      <w:r>
-        <w:lastRenderedPageBreak/>
-        <w:t xml:space="preserve">patients, exacerbating the imbalance between normal (237 remaining) and CAD (36 remaining) from 5.6:1 to 6.6:1. </w:t>
+        <w:t xml:space="preserve">: Class 2 loses 18.2% of its patients - nearly 1 in 5 - vs. only 3.3% for the majority class. This 5.5× disparity means Sharma's RF trains with a class 2 depleted from 44 to 36 patients, exacerbating the imbalance between normal (237 remaining) and CAD (36 remaining) from 5.6:1 to 6.6:1. </w:t>
       </w:r>
     </w:p>
     <w:p>
@@ -30100,6 +33909,7 @@
         <w:jc w:val="both"/>
       </w:pPr>
       <w:r>
+        <w:lastRenderedPageBreak/>
         <w:t xml:space="preserve">• The final prediction is the majority vote across all trees. </w:t>
       </w:r>
     </w:p>
@@ -30166,7 +33976,6 @@
           <w:b/>
           <w:bCs/>
         </w:rPr>
-        <w:lastRenderedPageBreak/>
         <w:t>Implicit dimensionality reduction via bagging.</w:t>
       </w:r>
       <w:r>
@@ -30621,7 +34430,9 @@
         <w:jc w:val="both"/>
       </w:pPr>
       <w:r>
-        <w:t xml:space="preserve">The jump from 84.52% (80/20) to 95.24% (90/10) - a 10.72 pp improvement - is disproportionately large relative to the jump from 81.75% (70/30) to 84.52% (80/20, +2.77 pp). This non-linear improvement is consistent with two factors: (a) the smaller test set at 90/10 has higher variance, and (b) with only 42 test patients, favorable draws produce outsized accuracy changes. The 70/30 result (81.75%, N=126) is a more stable estimate of Sharma's RF performance because it is computed on 3× as many test patients. </w:t>
+        <w:t xml:space="preserve">The jump from 84.52% (80/20) to 95.24% (90/10) - a 10.72 pp improvement - is disproportionately large relative to the jump from 81.75% (70/30) to 84.52% (80/20, +2.77 pp). This non-linear improvement is </w:t>
+        <w:lastRenderedPageBreak/>
+        <w:t xml:space="preserve">consistent with two factors: (a) the smaller test set at 90/10 has higher variance, and (b) with only 42 test patients, favorable draws produce outsized accuracy changes. The 70/30 result (81.75%, N=126) is a more stable estimate of Sharma's RF performance because it is computed on 3× as many test patients. </w:t>
       </w:r>
     </w:p>
     <w:p>
@@ -31075,11 +34886,7 @@
         <w:t>mean</w:t>
       </w:r>
       <w:r>
-        <w:t xml:space="preserve"> binary accuracy exceeds Sharma's reported value at 70/30 and 80/20 (+3.4 pp and +3.5 pp respectively). At 90/10, Sharma's 95.24% falls between CDS-OVR's mean (88.6%) and best (97.6%), landing within CDS-OVR's distribution (σ=4.74%). The consistent advantage at 70/30 and </w:t>
-      </w:r>
-      <w:r>
-        <w:lastRenderedPageBreak/>
-        <w:t xml:space="preserve">80/20 - where test sets are large enough to reduce variance (N=125 and N=84) - provides stronger evidence of a genuine structural advantage than the 90/10 comparison alone. </w:t>
+        <w:t xml:space="preserve"> binary accuracy exceeds Sharma's reported value at 70/30 and 80/20 (+3.4 pp and +3.5 pp respectively). At 90/10, Sharma's 95.24% falls between CDS-OVR's mean (88.6%) and best (97.6%), landing within CDS-OVR's distribution (σ=4.74%). The consistent advantage at 70/30 and 80/20 - where test sets are large enough to reduce variance (N=125 and N=84) - provides stronger evidence of a genuine structural advantage than the 90/10 comparison alone. </w:t>
       </w:r>
     </w:p>
     <w:p>
@@ -31333,6 +35140,7 @@
               <w:spacing w:before="40" w:after="40"/>
             </w:pPr>
             <w:r>
+              <w:lastRenderedPageBreak/>
               <w:t>50/50</w:t>
             </w:r>
           </w:p>
@@ -31636,7 +35444,6 @@
               <w:jc w:val="center"/>
             </w:pPr>
             <w:r>
-              <w:lastRenderedPageBreak/>
               <w:t>Split</w:t>
             </w:r>
           </w:p>
@@ -32187,6 +35994,7 @@
         <w:jc w:val="both"/>
       </w:pPr>
       <w:r>
+        <w:lastRenderedPageBreak/>
         <w:t xml:space="preserve">The structural reason CDS-OVR matches Mustaqeem despite its simpler classification model (no kernel methods, no feature interactions) is that CDS-OVR's per-class optimization compensates for its lower model expressiveness. Two specific mechanisms: </w:t>
       </w:r>
     </w:p>
@@ -32278,7 +36086,6 @@
           <w:b/>
           <w:bCs/>
         </w:rPr>
-        <w:lastRenderedPageBreak/>
         <w:t>Method</w:t>
       </w:r>
       <w:r>
@@ -32459,7 +36266,9 @@
         <w:t>Per-class feature selection vs. global wrapper FS</w:t>
       </w:r>
       <w:r>
-        <w:t>: Mustaqeem selects 94 features globally. These features are ranked by Random Forest importance across all 16 classes, which is dominated by the majority class. CDS-OVR selects the 18 most discriminative features for each class independently - 109 unique features across 8 models, with pairwise Jaccard overlap as low as 0.023 (</w:t>
+        <w:t xml:space="preserve">: Mustaqeem selects 94 features globally. These features are ranked by Random Forest importance across all 16 classes, which is dominated by the majority class. CDS-OVR selects the 18 most discriminative features for each class independently - 109 unique features across 8 models, with pairwise Jaccard overlap as low as 0.023 </w:t>
+        <w:lastRenderedPageBreak/>
+        <w:t>(</w:t>
       </w:r>
       <w:r>
         <w:rPr>
@@ -32528,7 +36337,6 @@
           <w:b/>
           <w:bCs/>
         </w:rPr>
-        <w:lastRenderedPageBreak/>
         <w:t>Feature selection via augmented evaluation</w:t>
       </w:r>
       <w:r>
@@ -32684,7 +36492,9 @@
         <w:t>Important methodological note</w:t>
       </w:r>
       <w:r>
-        <w:t xml:space="preserve">: Irfan retains all 13 classes including classes 7, 8, 11, 12, 13 (which CDS-OVR removes due to insufficient representation). Several of these classes have 1-3 test instances (V: 2 test, S: 1 test, L: 2 test, LV: 3 test, A: 1 test). The 93.33% accuracy benefits from correctly classifying some of these micro-classes (V, S, LV, A achieve 100% sensitivity with 1-3 test patients each - statistically unreliable). However, this does not diminish the overall result's validity, as Irfan also performs well on the larger classes. </w:t>
+        <w:t xml:space="preserve">: Irfan retains all 13 classes including classes 7, 8, 11, 12, 13 (which CDS-OVR removes due to insufficient representation). Several of these classes have 1-3 test instances (V: 2 test, S: 1 test, L: 2 test, LV: 3 test, A: 1 test). The 93.33% accuracy benefits from correctly classifying some </w:t>
+        <w:lastRenderedPageBreak/>
+        <w:t xml:space="preserve">of these micro-classes (V, S, LV, A achieve 100% sensitivity with 1-3 test patients each - statistically unreliable). However, this does not diminish the overall result's validity, as Irfan also performs well on the larger classes. </w:t>
       </w:r>
     </w:p>
     <w:p>
@@ -32958,11 +36768,7 @@
               <w:spacing w:before="40" w:after="40"/>
             </w:pPr>
             <w:r>
-              <w:t xml:space="preserve">Irfan: PCA preserves healthy cluster; CDS-OVR: healthy </w:t>
-            </w:r>
-            <w:r>
-              <w:lastRenderedPageBreak/>
-              <w:t>bar protects most but 21/245 flagged</w:t>
+              <w:t>Irfan: PCA preserves healthy cluster; CDS-OVR: healthy bar protects most but 21/245 flagged</w:t>
             </w:r>
           </w:p>
         </w:tc>
@@ -32978,7 +36784,6 @@
               <w:spacing w:before="40" w:after="40"/>
             </w:pPr>
             <w:r>
-              <w:lastRenderedPageBreak/>
               <w:t>2 (IC/CAD)</w:t>
             </w:r>
           </w:p>
@@ -33337,7 +37142,6 @@
           <w:b/>
           <w:bCs/>
         </w:rPr>
-        <w:lastRenderedPageBreak/>
         <w:t>Why</w:t>
       </w:r>
       <w:r>
@@ -33514,7 +37318,9 @@
         <w:t>Interpretation</w:t>
       </w:r>
       <w:r>
-        <w:t xml:space="preserve">: At 60/40, CDS-OVR dramatically outperforms Irfan on class 3 (+26.2 pp) due to per-class feature selection (feature 111, FDR=19.47) and the 100% male composition enabling sex branching. However, CDS-OVR significantly underperforms on classes 2 and 10, which have sufficient data for Irfan's PCA+CNN-LSTM but require feature interaction patterns that CDS-OVR cannot capture (Section 7.1). The high variance (σ=8-19%) for smaller classes confirms that single-split comparisons at 60/40 are unreliable - Irfan's single-split 93.33% may or may not represent expected performance. CDS-OVR's class 6 performance is particularly unstable (range: 25-87.5%) because 10 test patients per seed is too few for stable estimates. </w:t>
+        <w:t xml:space="preserve">: At 60/40, CDS-OVR dramatically outperforms Irfan on class 3 (+26.2 pp) due to per-class feature selection (feature 111, FDR=19.47) and the 100% male composition enabling sex branching. However, CDS-OVR significantly underperforms on classes 2 and 10, which have sufficient data for Irfan's PCA+CNN-LSTM but require feature interaction patterns that CDS-OVR cannot capture (Section 7.1). The high variance (σ=8-19%) for smaller classes confirms that single-split comparisons at 60/40 are unreliable - Irfan's single-split 93.33% may or may not represent expected performance. CDS-OVR's class 6 performance is </w:t>
+        <w:lastRenderedPageBreak/>
+        <w:t xml:space="preserve">particularly unstable (range: 25-87.5%) because 10 test patients per seed is too few for stable estimates. </w:t>
       </w:r>
     </w:p>
     <w:p>
@@ -33543,7 +37349,6 @@
           <w:b/>
           <w:bCs/>
         </w:rPr>
-        <w:lastRenderedPageBreak/>
         <w:t>Additional observation on class L (LBBB)</w:t>
       </w:r>
       <w:r>
@@ -33656,6 +37461,7 @@
         <w:pStyle w:val="Heading3"/>
       </w:pPr>
       <w:r>
+        <w:lastRenderedPageBreak/>
         <w:t xml:space="preserve">5.4 Gupta et al. 2014 - SVM + RF Serial Hybrid (as reviewed by Islam et al. 2023) </w:t>
       </w:r>
     </w:p>
@@ -33717,7 +37523,6 @@
           <w:b/>
           <w:bCs/>
         </w:rPr>
-        <w:lastRenderedPageBreak/>
         <w:t>Key issue with SVM component</w:t>
       </w:r>
       <w:r>
@@ -33916,6 +37721,7 @@
         <w:jc w:val="both"/>
       </w:pPr>
       <w:r>
+        <w:lastRenderedPageBreak/>
         <w:t xml:space="preserve">- CDS-OVR class models using these features: class 1 uses features 10, 12; class 2 uses features 10, 12, 13; class 4 uses feature 12; class 5 uses features 11, 12 </w:t>
       </w:r>
     </w:p>
@@ -33983,11 +37789,7 @@
         <w:t>Column deletion removes discriminative features.</w:t>
       </w:r>
       <w:r>
-        <w:t xml:space="preserve"> Gupta et al. discard all columns containing any missing value (279 → 252 per their report, 27 features removed). The experiment above shows that </w:t>
-      </w:r>
-      <w:r>
-        <w:lastRenderedPageBreak/>
-        <w:t>deleted features carry diagnostic signal: feature 13 has FDR = 1.437 for class 3, and 5 of 8 CDS-OVR class models actively use at least one feature that Gupta deletes. In our 416-patient subset, 4 features have missing values (features 10, 11, 12, 13); Gupta's use of all 452 patients likely exposes missing values in additional features, accounting for the higher removal count (27 vs. 4). CDS-OVR retains all features and skips missing values at prediction time (</w:t>
+        <w:t xml:space="preserve"> Gupta et al. discard all columns containing any missing value (279 → 252 per their report, 27 features removed). The experiment above shows that deleted features carry diagnostic signal: feature 13 has FDR = 1.437 for class 3, and 5 of 8 CDS-OVR class models actively use at least one feature that Gupta deletes. In our 416-patient subset, 4 features have missing values (features 10, 11, 12, 13); Gupta's use of all 452 patients likely exposes missing values in additional features, accounting for the higher removal count (27 vs. 4). CDS-OVR retains all features and skips missing values at prediction time (</w:t>
       </w:r>
       <w:r>
         <w:rPr>
@@ -34226,7 +38028,6 @@
         <w:jc w:val="both"/>
       </w:pPr>
       <w:r>
-        <w:lastRenderedPageBreak/>
         <w:t xml:space="preserve">4. </w:t>
       </w:r>
       <w:r>
@@ -34416,6 +38217,7 @@
           <w:b/>
           <w:bCs/>
         </w:rPr>
+        <w:lastRenderedPageBreak/>
         <w:t>Method</w:t>
       </w:r>
       <w:r>
@@ -34529,7 +38331,6 @@
         <w:jc w:val="both"/>
       </w:pPr>
       <w:r>
-        <w:lastRenderedPageBreak/>
         <w:t xml:space="preserve">- Maximum pairwise Jaccard overlap: 0.289 (class 4 vs. class 6) </w:t>
       </w:r>
     </w:p>
@@ -34645,6 +38446,7 @@
         <w:pStyle w:val="Heading3"/>
       </w:pPr>
       <w:r>
+        <w:lastRenderedPageBreak/>
         <w:t xml:space="preserve">5.6 Jadhav et al. 2012 - Artificial Neural Networks </w:t>
       </w:r>
     </w:p>
@@ -34718,11 +38520,7 @@
         <w:jc w:val="both"/>
       </w:pPr>
       <w:r>
-        <w:t xml:space="preserve">Jadhav's best MLP (2 hidden layers, DS5) achieves high sensitivity (93.75% - catches most diseased patients) but moderate specificity (82.76% - 17.2% of healthy patients are false positives). This tradeoff reveals a structural challenge: the MLP uses all 279 features without feature selection, and in high-dimensional space, healthy patients are more likely to be pushed across the decision boundary by noisy </w:t>
-      </w:r>
-      <w:r>
-        <w:lastRenderedPageBreak/>
-        <w:t xml:space="preserve">features. The specificity is not catastrophic, but it indicates the MLP's inability to distinguish which features are noise vs. signal without explicit feature selection. </w:t>
+        <w:t xml:space="preserve">Jadhav's best MLP (2 hidden layers, DS5) achieves high sensitivity (93.75% - catches most diseased patients) but moderate specificity (82.76% - 17.2% of healthy patients are false positives). This tradeoff reveals a structural challenge: the MLP uses all 279 features without feature selection, and in high-dimensional space, healthy patients are more likely to be pushed across the decision boundary by noisy features. The specificity is not catastrophic, but it indicates the MLP's inability to distinguish which features are noise vs. signal without explicit feature selection. </w:t>
       </w:r>
     </w:p>
     <w:p>
@@ -35191,6 +38989,7 @@
           <w:b/>
           <w:bCs/>
         </w:rPr>
+        <w:lastRenderedPageBreak/>
         <w:t>Method</w:t>
       </w:r>
       <w:r>
@@ -35294,7 +39093,6 @@
         <w:jc w:val="both"/>
       </w:pPr>
       <w:r>
-        <w:lastRenderedPageBreak/>
         <w:t xml:space="preserve">| 34 | 90.5% | 80.0% | 96.3% | 12 | 3 | 26 | 1 | </w:t>
       </w:r>
     </w:p>
@@ -35612,6 +39410,7 @@
         <w:jc w:val="both"/>
       </w:pPr>
       <w:r>
+        <w:lastRenderedPageBreak/>
         <w:t xml:space="preserve">Jadhav's MNN (1 hidden layer, DS5) achieves the opposite pattern: 62.5% sensitivity, 93.10% specificity, 82.22% accuracy. The MNN's modular architecture is conceptually similar to CDS-OVR's per-class models - it decomposes the problem into specialized sub-networks. Its high specificity (93.10%) confirms that modular decomposition helps identify healthy patients accurately. But MNN's low sensitivity (62.5% - missing 6 of 16 disease patients) reveals a critical weakness: modular sub-networks without sufficient per-class feature optimization and evidence weighting cannot reliably detect diseases. With the MNN's 2 hidden layer variant (sensitivity 81.25%, specificity 82.76%, accuracy 82.22%), the sensitivity improves at the cost of specificity - demonstrating the sensitivity/specificity tradeoff that CDS-OVR resolves through its per-class thresholds and healthy bar mechanism. </w:t>
       </w:r>
     </w:p>
@@ -35628,11 +39427,7 @@
         <w:t>Key insight from Jadhav's results</w:t>
       </w:r>
       <w:r>
-        <w:t xml:space="preserve">: The sensitivity-specificity tradeoff across Jadhav's architectures (MLP favoring sensitivity, MNN favoring specificity) demonstrates that no single neural architecture achieves both simultaneously on this dataset without explicit class-aware mechanisms. CDS-OVR achieves more balanced performance because each class model independently optimizes its own decision boundary, and </w:t>
-      </w:r>
-      <w:r>
-        <w:lastRenderedPageBreak/>
-        <w:t xml:space="preserve">the healthy bar prevents false positives while per-class against_scale prevents false negatives for rare classes. </w:t>
+        <w:t xml:space="preserve">: The sensitivity-specificity tradeoff across Jadhav's architectures (MLP favoring sensitivity, MNN favoring specificity) demonstrates that no single neural architecture achieves both simultaneously on this dataset without explicit class-aware mechanisms. CDS-OVR achieves more balanced performance because each class model independently optimizes its own decision boundary, and the healthy bar prevents false positives while per-class against_scale prevents false negatives for rare classes. </w:t>
       </w:r>
     </w:p>
     <w:p>
@@ -36001,6 +39796,7 @@
           <w:b/>
           <w:bCs/>
         </w:rPr>
+        <w:lastRenderedPageBreak/>
         <w:t>What was tested</w:t>
       </w:r>
       <w:r>
@@ -36713,6 +40509,7 @@
               <w:spacing w:before="40" w:after="40"/>
             </w:pPr>
             <w:r>
+              <w:lastRenderedPageBreak/>
               <w:t>5 (ST)</w:t>
             </w:r>
           </w:p>
@@ -37688,7 +41485,9 @@
         <w:jc w:val="both"/>
       </w:pPr>
       <w:r>
-        <w:t xml:space="preserve">PCA computes the covariance matrix from all training patients regardless of class. With 271 training patients at 60/40, the covariance matrix is well-estimated (271 &gt;&gt; 50 components). Every class - including class 9 with only 4 training patients at 60/40 - contributes to and is represented in the PCA transformation. The CNN-LSTM then operates in the 50-dimensional PCA space, where even rare classes can form identifiable clusters. </w:t>
+        <w:t xml:space="preserve">PCA computes the covariance matrix from all training patients regardless of class. With 271 training patients at 60/40, the covariance matrix is well-estimated (271 &gt;&gt; 50 components). Every class - including class 9 with only 4 training patients at 60/40 - contributes to and is represented in the PCA transformation. </w:t>
+        <w:lastRenderedPageBreak/>
+        <w:t xml:space="preserve">The CNN-LSTM then operates in the 50-dimensional PCA space, where even rare classes can form identifiable clusters. </w:t>
       </w:r>
     </w:p>
     <w:p>
@@ -37815,11 +41614,7 @@
         <w:t>SMOTE for rare classes</w:t>
       </w:r>
       <w:r>
-        <w:t xml:space="preserve">: Apply synthetic minority oversampling to rare-class training data before binning. This would populate rare-class bins, directly addressing the density collapse problem. With </w:t>
-      </w:r>
-      <w:r>
-        <w:lastRenderedPageBreak/>
-        <w:t xml:space="preserve">SMOTE generating synthetic patients for classes 4, 5, 9 (and potentially class 3), each class model would have sufficient bin counts to contribute evidence at prediction time, even at 60/40 splits. </w:t>
+        <w:t xml:space="preserve">: Apply synthetic minority oversampling to rare-class training data before binning. This would populate rare-class bins, directly addressing the density collapse problem. With SMOTE generating synthetic patients for classes 4, 5, 9 (and potentially class 3), each class model would have sufficient bin counts to contribute evidence at prediction time, even at 60/40 splits. </w:t>
       </w:r>
     </w:p>
     <w:p>
@@ -37930,6 +41725,7 @@
           <w:b/>
           <w:bCs/>
         </w:rPr>
+        <w:lastRenderedPageBreak/>
         <w:t>Why</w:t>
       </w:r>
       <w:r>
@@ -38062,7 +41858,6 @@
           <w:b/>
           <w:bCs/>
         </w:rPr>
-        <w:lastRenderedPageBreak/>
         <w:t>Interpretation</w:t>
       </w:r>
       <w:r>
@@ -38118,6 +41913,7 @@
         <w:jc w:val="both"/>
       </w:pPr>
       <w:r>
+        <w:lastRenderedPageBreak/>
         <w:t xml:space="preserve">The tradeoff: end-to-end optimization requires more data to avoid overfitting. CDS-OVR's staged optimization is more sample-efficient, which explains its strong performance at 90/10 where most classes have ≥10 training patients but the total dataset is too small for deep learning to fully generalize. </w:t>
       </w:r>
     </w:p>
@@ -38184,11 +41980,7 @@
         <w:jc w:val="both"/>
       </w:pPr>
       <w:r>
-        <w:t xml:space="preserve">CDS-OVR assigns each feature value to exactly one bin, creating hard boundaries. A patient at 119.9 ms QRS duration receives entirely different evidence than one at 120.1 ms if a bin edge falls at 120 ms. Soft </w:t>
-      </w:r>
-      <w:r>
-        <w:lastRenderedPageBreak/>
-        <w:t xml:space="preserve">binning - where a value near a bin edge contributes partially to both adjacent bins - would produce smoother posterior estimates and reduce sensitivity to exact bin placement. This is analogous to the continuous decision boundaries that SVM and neural networks provide naturally. </w:t>
+        <w:t xml:space="preserve">CDS-OVR assigns each feature value to exactly one bin, creating hard boundaries. A patient at 119.9 ms QRS duration receives entirely different evidence than one at 120.1 ms if a bin edge falls at 120 ms. Soft binning - where a value near a bin edge contributes partially to both adjacent bins - would produce smoother posterior estimates and reduce sensitivity to exact bin placement. This is analogous to the continuous decision boundaries that SVM and neural networks provide naturally. </w:t>
       </w:r>
     </w:p>
     <w:p>
@@ -38489,7 +42281,9 @@
               <w:spacing w:before="40" w:after="40"/>
             </w:pPr>
             <w:r>
-              <w:t>Ablation: against_scale=0.5 gives +9.2 pp for class 5, +6.7 pp for class 4 vs. uniform 0.8 (</w:t>
+              <w:t xml:space="preserve">Ablation: against_scale=0.5 gives +9.2 pp for class 5, +6.7 pp for class 4 vs. uniform 0.8 </w:t>
+              <w:lastRenderedPageBreak/>
+              <w:t>(</w:t>
             </w:r>
             <w:r>
               <w:rPr>
@@ -38525,6 +42319,7 @@
               <w:spacing w:before="40" w:after="40"/>
             </w:pPr>
             <w:r>
+              <w:lastRenderedPageBreak/>
               <w:t>All benchmarks use uniform parameters</w:t>
             </w:r>
           </w:p>
@@ -38671,11 +42466,7 @@
               <w:spacing w:before="40" w:after="40"/>
             </w:pPr>
             <w:r>
-              <w:t xml:space="preserve">No benchmark adapts thresholds based on </w:t>
-            </w:r>
-            <w:r>
-              <w:lastRenderedPageBreak/>
-              <w:t>healthy evidence</w:t>
+              <w:t>No benchmark adapts thresholds based on healthy evidence</w:t>
             </w:r>
           </w:p>
         </w:tc>
@@ -38695,7 +42486,6 @@
               <w:spacing w:before="40" w:after="40"/>
             </w:pPr>
             <w:r>
-              <w:lastRenderedPageBreak/>
               <w:t>Supervised chi-squared binning</w:t>
             </w:r>
           </w:p>
@@ -38922,7 +42712,9 @@
               <w:spacing w:before="40" w:after="40"/>
             </w:pPr>
             <w:r>
-              <w:t>Ablation: sex branching +0.41 pp overall (84.66% vs 84.25%), wins 6/10 seeds; 4 features with Cohen's d&gt;0.5 (</w:t>
+              <w:t xml:space="preserve">Ablation: sex branching +0.41 pp overall (84.66% vs 84.25%), wins 6/10 seeds; 4 features with Cohen's d&gt;0.5 </w:t>
+              <w:lastRenderedPageBreak/>
+              <w:t>(</w:t>
             </w:r>
             <w:r>
               <w:rPr>
@@ -38958,6 +42750,7 @@
               <w:spacing w:before="40" w:after="40"/>
             </w:pPr>
             <w:r>
+              <w:lastRenderedPageBreak/>
               <w:t>No benchmark stratifies by sex</w:t>
             </w:r>
           </w:p>
@@ -39171,11 +42964,7 @@
               <w:spacing w:before="40" w:after="40"/>
             </w:pPr>
             <w:r>
-              <w:t xml:space="preserve">Class 9 at 60/40: 4 train patients, 87.5% usable bins but posteriors ~= prior; at 90/10: 8 patients, posteriors </w:t>
-            </w:r>
-            <w:r>
-              <w:lastRenderedPageBreak/>
-              <w:t>diverge (</w:t>
+              <w:t>Class 9 at 60/40: 4 train patients, 87.5% usable bins but posteriors ~= prior; at 90/10: 8 patients, posteriors diverge (</w:t>
             </w:r>
             <w:r>
               <w:rPr>
@@ -39200,7 +42989,6 @@
               <w:spacing w:before="40" w:after="40"/>
             </w:pPr>
             <w:r>
-              <w:lastRenderedPageBreak/>
               <w:t>PCA-based methods share representation across all classes</w:t>
             </w:r>
           </w:p>
@@ -39413,6 +43201,7 @@
         <w:pStyle w:val="Heading3"/>
       </w:pPr>
       <w:r>
+        <w:lastRenderedPageBreak/>
         <w:t xml:space="preserve">The Core Insight </w:t>
       </w:r>
     </w:p>
@@ -39439,7 +43228,6 @@
         <w:pStyle w:val="Heading3"/>
       </w:pPr>
       <w:r>
-        <w:lastRenderedPageBreak/>
         <w:t xml:space="preserve">8.1 Distinguishing Preprocessing Choices from Algorithmic Innovation </w:t>
       </w:r>
     </w:p>
@@ -39903,6 +43691,7 @@
               <w:spacing w:before="40" w:after="40"/>
             </w:pPr>
             <w:r>
+              <w:lastRenderedPageBreak/>
               <w:t>Per-class against_scale</w:t>
             </w:r>
           </w:p>
@@ -39964,11 +43753,7 @@
         <w:jc w:val="both"/>
       </w:pPr>
       <w:r>
-        <w:t xml:space="preserve">The benchmark methods' advantages - feature interaction capture (SVM kernel, RF splits, CNN), end-to-end optimization (neural networks), principled regularization (L1/L2 penalties), calibrated probability outputs (LR, GNB), built-in variance reduction (RF bagging) - represent decades of validated ML research. </w:t>
-      </w:r>
-      <w:r>
-        <w:lastRenderedPageBreak/>
-        <w:t xml:space="preserve">CDS-OVR is a purpose-built system for this specific problem structure; it succeeds where domain-specific design choices align with dataset properties, and it lacks the generalization guarantees of established frameworks. </w:t>
+        <w:t xml:space="preserve">The benchmark methods' advantages - feature interaction capture (SVM kernel, RF splits, CNN), end-to-end optimization (neural networks), principled regularization (L1/L2 penalties), calibrated probability outputs (LR, GNB), built-in variance reduction (RF bagging) - represent decades of validated ML research. CDS-OVR is a purpose-built system for this specific problem structure; it succeeds where domain-specific design choices align with dataset properties, and it lacks the generalization guarantees of established frameworks. </w:t>
       </w:r>
     </w:p>
     <w:p>
@@ -40022,7 +43807,7 @@
         <w:t xml:space="preserve">Why: </w:t>
       </w:r>
       <w:r>
-        <w:t>To determine which mechanisms earn their complexity - i.e., which produce statistically significant accuracy improvements vs. simpler alternatives. Components that do not significantly improve accuracy may still be justified on other grounds (specificity, rare-class detection) but cannot be claimed as accuracy-improving innovations.</w:t>
+        <w:t>To determine which mechanisms earn their complexity - i.e., which produce statistically significant accuracy improvements vs. simpler alternatives. Components that do not significantly improve accuracy may still be justified on other grounds (specificity, rare-class detection) but cannot be claimed as accuracy-improving innovations. Dual AF (+20.60pp), Ratio Scoring (+20.72pp), Per-Class Thresholds (+0.75pp*), Laplace (-0.12pp ns), Rare Class (-0.02pp ns)</w:t>
       </w:r>
     </w:p>
     <w:p>
@@ -40049,6 +43834,7 @@
         <w:rPr>
           <w:b/>
         </w:rPr>
+        <w:lastRenderedPageBreak/>
         <w:t xml:space="preserve">Interpretation: </w:t>
       </w:r>
       <w:r>
@@ -40304,7 +44090,6 @@
           </w:tcPr>
           <w:p>
             <w:r>
-              <w:lastRenderedPageBreak/>
               <w:t>Fisher weighting → uniform</w:t>
             </w:r>
           </w:p>
@@ -40690,7 +44475,7 @@
         <w:t xml:space="preserve">3. </w:t>
       </w:r>
       <w:r>
-        <w:t>Correlation filtering (+0.46 pp, p=0.313): Modest benefit, likely because the correlation filter’s main effect is ensuring feature diversity, which may matter more for specific classes than for overall accuracy.</w:t>
+        <w:t>Correlation filtering (+0.46 pp, p=0.313): Modest benefit, likely because the correlation filter's main effect is ensuring feature diversity, which may matter more for specific classes than for overall accuracy.</w:t>
       </w:r>
     </w:p>
     <w:p>
@@ -40698,6 +44483,7 @@
         <w:rPr>
           <w:b/>
         </w:rPr>
+        <w:lastRenderedPageBreak/>
         <w:t xml:space="preserve">4. </w:t>
       </w:r>
       <w:r>
@@ -40712,7 +44498,7 @@
         <w:t xml:space="preserve">5. </w:t>
       </w:r>
       <w:r>
-        <w:t>against_scale (+0.07 pp, p=0.734): Negligible overall effect because rare classes represent only 8.9% of patients. The mechanism’s value is in per-class rare-class detection (+9.2 pp for class 5, +6.7 pp for class 4 - see Section 4.6) rather than overall accuracy.</w:t>
+        <w:t>against_scale (+0.07 pp, p=0.734): Negligible overall effect because rare classes represent only 8.9% of patients. The mechanism's value is in per-class rare-class detection (+9.2 pp for class 5, +6.7 pp for class 4 - see Section 4.6) rather than overall accuracy.</w:t>
       </w:r>
     </w:p>
     <w:p>
@@ -40733,7 +44519,7 @@
     </w:p>
     <w:p>
       <w:r>
-        <w:t>To assess whether CDS-OVR’s hardcoded hyperparameters represent a fragile configuration or a robust operating point, three key parameters were swept across their plausible ranges using 10-fold CV across 10 seeds.</w:t>
+        <w:t>To assess whether CDS-OVR's hardcoded hyperparameters represent a fragile configuration or a robust operating point, three key parameters were swept across their plausible ranges using 10-fold CV across 10 seeds.</w:t>
       </w:r>
     </w:p>
     <w:p>
@@ -40749,7 +44535,6 @@
         <w:rPr>
           <w:b/>
         </w:rPr>
-        <w:lastRenderedPageBreak/>
         <w:t xml:space="preserve">What was tested: </w:t>
       </w:r>
       <w:r>
@@ -40764,7 +44549,7 @@
         <w:t xml:space="preserve">Why: </w:t>
       </w:r>
       <w:r>
-        <w:t>If accuracy collapses with small parameter changes, the system is brittle and the reported accuracy may be an artifact of careful tuning. If accuracy is stable across a wide range, the system’s performance is robust and not dependent on specific hyperparameter values.</w:t>
+        <w:t>If accuracy collapses with small parameter changes, the system is brittle and the reported accuracy may be an artifact of careful tuning. If accuracy is stable across a wide range, the system's performance is robust and not dependent on specific hyperparameter values.</w:t>
       </w:r>
     </w:p>
     <w:p>
@@ -40794,7 +44579,7 @@
         <w:t xml:space="preserve">Interpretation: </w:t>
       </w:r>
       <w:r>
-        <w:t>CDS-OVR’s accuracy is robust across plausible hyperparameter ranges. The most sensitive parameter is MAX_BINS (3.05 pp range), but even this shows a broad plateau at 5-6 bins rather than a sharp peak. CORR_THRESHOLD has 1.44 pp range with the current value at the optimum. FEATURES_PER_CLASS has zero effect, proving it is not a tuning knob. These results demonstrate that CDS-OVR’s performance is not an artifact of precise hyperparameter tuning.</w:t>
+        <w:t>CDS-OVR's accuracy is robust across plausible hyperparameter ranges. The most sensitive parameter is MAX_BINS (3.05 pp range), but even this shows a broad plateau at 5-6 bins rather than a sharp peak. CORR_THRESHOLD has 1.44 pp range with the current value at the optimum. FEATURES_PER_CLASS has zero effect, proving it is not a tuning knob. These results demonstrate that CDS-OVR's performance is not an artifact of precise hyperparameter tuning.</w:t>
       </w:r>
     </w:p>
     <w:p>
@@ -41089,6 +44874,7 @@
     <w:p/>
     <w:p>
       <w:r>
+        <w:lastRenderedPageBreak/>
         <w:t>Range: 1.44 pp. The current value (0.8) is optimal. Accuracy degrades monotonically as the threshold tightens below 0.8 (too aggressive filtering removes useful features) and slightly when loosened above 0.8 (redundant features waste model capacity). The degradation is gradual, not cliff-like.</w:t>
       </w:r>
     </w:p>
@@ -41532,7 +45318,6 @@
           </w:tcPr>
           <w:p>
             <w:r>
-              <w:lastRenderedPageBreak/>
               <w:t>14</w:t>
             </w:r>
           </w:p>
@@ -41801,10 +45586,7 @@
     </w:p>
     <w:p>
       <w:r>
-        <w:t>The original CDS algorithm (cds.py) was evaluated using LOOCV on the complete 452-patient dataset with all 13 arrhythmia classes. This represents the unmodified binary classifier from the initial implementation. Note: the base CDS is fundamentally a binary classifier that outputs HEALTHY, UNHEALTHY, or SCREENING decisions and cannot identify specific disease classes. "Multiclass Accuracy" below measures how well its binary decisions align with the multiclass ground truth: a healthy patient is correct if pre</w:t>
-      </w:r>
-      <w:r>
-        <w:t>dicted HEALTHY, and a disease patient is correct if predicted UNHEALTHY (regardless of the specific disease type). The per-class table shows accuracy within each class under this binary evaluation.</w:t>
+        <w:t>The original CDS algorithm (cds.py) was evaluated using LOOCV on the complete 452-patient dataset with all 13 arrhythmia classes. This represents the unmodified binary classifier from the initial implementation. Note: the base CDS is fundamentally a binary classifier that outputs HEALTHY, UNHEALTHY, or SCREENING decisions and cannot identify specific disease classes. "Multiclass Accuracy" below measures how well its binary decisions align with the multiclass ground truth: a healthy patient is correct if predicted HEALTHY, and a disease patient is correct if predicted UNHEALTHY (regardless of the specific disease type). The per-class table shows accuracy within each class under this binary evaluation.</w:t>
       </w:r>
     </w:p>
     <w:p>
@@ -43043,8 +46825,6 @@
     <w:p>
       <w:r>
         <w:t xml:space="preserve">The base CDS algorithm achieves high specificity (94.7%) but poor sensitivity (51.7%). It correctly identifies most healthy patients but fails to detect disease subtypes. Classes 5, 6, 7, 8, 11, 12, and 13 </w:t>
-      </w:r>
-      <w:r>
         <w:lastRenderedPageBreak/>
         <w:t>have 0% accuracy, confirming the binary framework cannot distinguish between specific arrhythmia types.</w:t>
       </w:r>
@@ -62707,7 +66487,7 @@
     </w:p>
     <w:p>
       <w:r>
-        <w:t>The CDS-OVR algorithm requires no GPU acceleration, no iterative optimization, and no gradient computation. All operations are closed-form or single-pass through the data. This makes it suitable for deployment on resource-constrained embedded systems such as FPGAs.</w:t>
+        <w:t>The CDS-OVR algorithm requires no GPU acceleration, no iterative optimization, and no gradient computation. All operations are closed-form or single-pass through the data. This makes it suitable for deployment on resource-constrained embedded systems.</w:t>
       </w:r>
     </w:p>
     <w:p>
@@ -63395,46 +67175,350 @@
       </w:r>
     </w:p>
     <w:p>
-      <w:pPr/>
-      <w:r>
+      <w:r>
+        <w:lastRenderedPageBreak/>
         <w:t>The PAC early-stop mechanism provides additional computational savings. At PAC_EXCESS_THRESHOLD = 6.0, approximately 5-6% of patients (22-27 out of 416) terminate evaluation early, skipping the remaining features in all class models. For these patients, the number of feature evaluations is reduced by the fraction of the trajectory consumed before the early-stop fires. Since the early-stop only fires when evidence is overwhelming, the skipped features would not have changed the prediction.</w:t>
       </w:r>
     </w:p>
     <w:p>
+      <w:r>
+        <w:rPr>
+          <w:b/>
+        </w:rPr>
+        <w:t>F.4 Multiplication Count Analysis</w:t>
+      </w:r>
+    </w:p>
+    <w:p>
+      <w:r>
+        <w:t xml:space="preserve">To assess suitability in embedded devices, we instrumented the CDS-OVR algorithm to count every multiplication operation (including divisions and square roots, each requiring a hardware multiplier). Additions, comparisons, and memory lookups are excluded. The analysis was performed on a full 10-fold CV run (seed 13).</w:t>
+      </w:r>
+    </w:p>
+    <w:p>
+      <w:r>
+        <w:rPr>
+          <w:b/>
+        </w:rPr>
+        <w:t>Table F3: Multiplication Count Summary</w:t>
+      </w:r>
+    </w:p>
+    <w:tbl>
+      <w:tblPr>
+        <w:tblW w:w="9360" w:type="dxa"/>
+        <w:tblBorders>
+          <w:top w:val="single" w:sz="4" w:space="0" w:color="auto"/>
+          <w:left w:val="single" w:sz="4" w:space="0" w:color="auto"/>
+          <w:bottom w:val="single" w:sz="4" w:space="0" w:color="auto"/>
+          <w:right w:val="single" w:sz="4" w:space="0" w:color="auto"/>
+          <w:insideH w:val="single" w:sz="4" w:space="0" w:color="auto"/>
+          <w:insideV w:val="single" w:sz="4" w:space="0" w:color="auto"/>
+        </w:tblBorders>
+        <w:tblLook w:val="04A0" w:firstRow="1" w:lastRow="0" w:firstColumn="1" w:lastColumn="0" w:noHBand="0" w:noVBand="1"/>
+      </w:tblPr>
+      <w:tblGrid>
+        <w:gridCol w:w="3120"/>
+        <w:gridCol w:w="3120"/>
+        <w:gridCol w:w="3120"/>
+      </w:tblGrid>
+      <w:tr>
+        <w:tc>
+          <w:tcPr>
+            <w:tcW w:w="3120" w:type="dxa"/>
+            <w:vAlign w:val="center"/>
+          </w:tcPr>
+          <w:p>
+            <w:pPr>
+              <w:spacing w:before="40" w:after="40"/>
+            </w:pPr>
+            <w:r>
+              <w:t>Metric</w:t>
+            </w:r>
+          </w:p>
+        </w:tc>
+        <w:tc>
+          <w:tcPr>
+            <w:tcW w:w="3120" w:type="dxa"/>
+            <w:vAlign w:val="center"/>
+          </w:tcPr>
+          <w:p>
+            <w:pPr>
+              <w:spacing w:before="40" w:after="40"/>
+            </w:pPr>
+            <w:r>
+              <w:t>Value</w:t>
+            </w:r>
+          </w:p>
+        </w:tc>
+        <w:tc>
+          <w:tcPr>
+            <w:tcW w:w="3120" w:type="dxa"/>
+            <w:vAlign w:val="center"/>
+          </w:tcPr>
+          <w:p>
+            <w:pPr>
+              <w:spacing w:before="40" w:after="40"/>
+            </w:pPr>
+            <w:r>
+              <w:t>Notes</w:t>
+            </w:r>
+          </w:p>
+        </w:tc>
+      </w:tr>
+      <w:tr>
+        <w:tc>
+          <w:tcPr>
+            <w:tcW w:w="3120" w:type="dxa"/>
+            <w:vAlign w:val="center"/>
+          </w:tcPr>
+          <w:p>
+            <w:pPr>
+              <w:spacing w:before="40" w:after="40"/>
+            </w:pPr>
+            <w:r>
+              <w:t>Mean multiplications per prediction</w:t>
+            </w:r>
+          </w:p>
+        </w:tc>
+        <w:tc>
+          <w:tcPr>
+            <w:tcW w:w="3120" w:type="dxa"/>
+            <w:vAlign w:val="center"/>
+          </w:tcPr>
+          <w:p>
+            <w:pPr>
+              <w:spacing w:before="40" w:after="40"/>
+            </w:pPr>
+            <w:r>
+              <w:t>1,461</w:t>
+            </w:r>
+          </w:p>
+        </w:tc>
+        <w:tc>
+          <w:tcPr>
+            <w:tcW w:w="3120" w:type="dxa"/>
+            <w:vAlign w:val="center"/>
+          </w:tcPr>
+          <w:p>
+            <w:pPr>
+              <w:spacing w:before="40" w:after="40"/>
+            </w:pPr>
+            <w:r>
+              <w:t>Across all 416 patients</w:t>
+            </w:r>
+          </w:p>
+        </w:tc>
+      </w:tr>
+      <w:tr>
+        <w:tc>
+          <w:tcPr>
+            <w:tcW w:w="3120" w:type="dxa"/>
+            <w:vAlign w:val="center"/>
+          </w:tcPr>
+          <w:p>
+            <w:pPr>
+              <w:spacing w:before="40" w:after="40"/>
+            </w:pPr>
+            <w:r>
+              <w:t>Min multiplications per prediction</w:t>
+            </w:r>
+          </w:p>
+        </w:tc>
+        <w:tc>
+          <w:tcPr>
+            <w:tcW w:w="3120" w:type="dxa"/>
+            <w:vAlign w:val="center"/>
+          </w:tcPr>
+          <w:p>
+            <w:pPr>
+              <w:spacing w:before="40" w:after="40"/>
+            </w:pPr>
+            <w:r>
+              <w:t>1,377</w:t>
+            </w:r>
+          </w:p>
+        </w:tc>
+        <w:tc>
+          <w:tcPr>
+            <w:tcW w:w="3120" w:type="dxa"/>
+            <w:vAlign w:val="center"/>
+          </w:tcPr>
+          <w:p>
+            <w:pPr>
+              <w:spacing w:before="40" w:after="40"/>
+            </w:pPr>
+          </w:p>
+        </w:tc>
+      </w:tr>
+      <w:tr>
+        <w:tc>
+          <w:tcPr>
+            <w:tcW w:w="3120" w:type="dxa"/>
+            <w:vAlign w:val="center"/>
+          </w:tcPr>
+          <w:p>
+            <w:pPr>
+              <w:spacing w:before="40" w:after="40"/>
+            </w:pPr>
+            <w:r>
+              <w:t>Max multiplications per prediction</w:t>
+            </w:r>
+          </w:p>
+        </w:tc>
+        <w:tc>
+          <w:tcPr>
+            <w:tcW w:w="3120" w:type="dxa"/>
+            <w:vAlign w:val="center"/>
+          </w:tcPr>
+          <w:p>
+            <w:pPr>
+              <w:spacing w:before="40" w:after="40"/>
+            </w:pPr>
+            <w:r>
+              <w:t>1,533</w:t>
+            </w:r>
+          </w:p>
+        </w:tc>
+        <w:tc>
+          <w:tcPr>
+            <w:tcW w:w="3120" w:type="dxa"/>
+            <w:vAlign w:val="center"/>
+          </w:tcPr>
+          <w:p>
+            <w:pPr>
+              <w:spacing w:before="40" w:after="40"/>
+            </w:pPr>
+          </w:p>
+        </w:tc>
+      </w:tr>
+      <w:tr>
+        <w:tc>
+          <w:tcPr>
+            <w:tcW w:w="3120" w:type="dxa"/>
+            <w:vAlign w:val="center"/>
+          </w:tcPr>
+          <w:p>
+            <w:pPr>
+              <w:spacing w:before="40" w:after="40"/>
+            </w:pPr>
+            <w:r>
+              <w:t>Training multiplications per fold</w:t>
+            </w:r>
+          </w:p>
+        </w:tc>
+        <w:tc>
+          <w:tcPr>
+            <w:tcW w:w="3120" w:type="dxa"/>
+            <w:vAlign w:val="center"/>
+          </w:tcPr>
+          <w:p>
+            <w:pPr>
+              <w:spacing w:before="40" w:after="40"/>
+            </w:pPr>
+            <w:r>
+              <w:t>~31,500,000</w:t>
+            </w:r>
+          </w:p>
+        </w:tc>
+        <w:tc>
+          <w:tcPr>
+            <w:tcW w:w="3120" w:type="dxa"/>
+            <w:vAlign w:val="center"/>
+          </w:tcPr>
+          <w:p>
+            <w:pPr>
+              <w:spacing w:before="40" w:after="40"/>
+            </w:pPr>
+            <w:r>
+              <w:t>Single 10-fold training cycle</w:t>
+            </w:r>
+          </w:p>
+        </w:tc>
+      </w:tr>
+      <w:tr>
+        <w:tc>
+          <w:tcPr>
+            <w:tcW w:w="3120" w:type="dxa"/>
+            <w:vAlign w:val="center"/>
+          </w:tcPr>
+          <w:p>
+            <w:pPr>
+              <w:spacing w:before="40" w:after="40"/>
+            </w:pPr>
+            <w:r>
+              <w:t>Total multiplications (10-fold CV)</w:t>
+            </w:r>
+          </w:p>
+        </w:tc>
+        <w:tc>
+          <w:tcPr>
+            <w:tcW w:w="3120" w:type="dxa"/>
+            <w:vAlign w:val="center"/>
+          </w:tcPr>
+          <w:p>
+            <w:pPr>
+              <w:spacing w:before="40" w:after="40"/>
+            </w:pPr>
+            <w:r>
+              <w:t>~315,000,000</w:t>
+            </w:r>
+          </w:p>
+        </w:tc>
+        <w:tc>
+          <w:tcPr>
+            <w:tcW w:w="3120" w:type="dxa"/>
+            <w:vAlign w:val="center"/>
+          </w:tcPr>
+          <w:p>
+            <w:pPr>
+              <w:spacing w:before="40" w:after="40"/>
+            </w:pPr>
+            <w:r>
+              <w:t>Training only; prediction adds ~608,000</w:t>
+            </w:r>
+          </w:p>
+        </w:tc>
+      </w:tr>
+    </w:tbl>
+    <w:p>
+      <w:r>
+        <w:t>The prediction path requires approximately 1,461 multiplications per patient, arising primarily from Laplace-smoothed posterior computation (~8 per feature per class), Fisher discriminant weighting (~1 per feature per class), and evidence ratio computation (~3 per class). With 8 classes and 18 retained features per class, this yields approximately 8 x 18 x (8 + 1 + 3) = 1,728 theoretical multiplications, reduced in practice by tree routing and feature sharing.</w:t>
+      </w:r>
+    </w:p>
+    <w:p>
       <w:pPr>
         <w:pStyle w:val="Heading1"/>
       </w:pPr>
       <w:r>
+        <w:t>Appendix G: Mathematical Formulation</w:t>
+      </w:r>
+    </w:p>
+    <w:p>
+      <w:r>
+        <w:t>This appendix provides the complete mathematical formulation for each component of the CDS-OVR algorithm, with references to the relevant literature.</w:t>
+      </w:r>
+    </w:p>
+    <w:p>
+      <w:pPr>
+        <w:pStyle w:val="Heading2"/>
+      </w:pPr>
+      <w:r>
+        <w:t>G.1 Supervised Chi-Squared Binning</w:t>
+      </w:r>
+    </w:p>
+    <w:p>
+      <w:r>
+        <w:t>The supervised binning algorithm partitions continuous feature values into discrete bins by maximizing the chi-squared statistic between the target class indicator and the bin assignment. For a candidate split dividing a segment into left and right partitions:</w:t>
+      </w:r>
+    </w:p>
+    <w:p>
+      <w:r>
+        <w:t xml:space="preserve">  chi2 = SUM_i SUM_j (O_ij - E_ij)^2 / E_ij</w:t>
+      </w:r>
+    </w:p>
+    <w:p>
+      <w:r>
+        <w:t xml:space="preserve">where O_ij is the observed count (i in {target, rest}, j in {left, right}) and E_ij = n_j * n_i / n is the expected count under the null hypothesis of independence. The chi-squared statistic follows an </w:t>
         <w:lastRenderedPageBreak/>
-        <w:t>Appendix G: Mathematical Formulation</w:t>
-      </w:r>
-    </w:p>
-    <w:p>
-      <w:r>
-        <w:t>This appendix provides the complete mathematical formulation for each component of the CDS-OVR algorithm, with references to the relevant literature.</w:t>
-      </w:r>
-    </w:p>
-    <w:p>
-      <w:pPr>
-        <w:pStyle w:val="Heading2"/>
-      </w:pPr>
-      <w:r>
-        <w:t>G.1 Supervised Chi-Squared Binning</w:t>
-      </w:r>
-    </w:p>
-    <w:p>
-      <w:r>
-        <w:t>The supervised binning algorithm partitions continuous feature values into discrete bins by maximizing the chi-squared statistic between the target class indicator and the bin assignment. For a candidate split dividing a segment into left and right partitions:</w:t>
-      </w:r>
-    </w:p>
-    <w:p>
-      <w:r>
-        <w:t xml:space="preserve">  chi2 = SUM_i SUM_j (O_ij - E_ij)^2 / E_ij</w:t>
-      </w:r>
-    </w:p>
-    <w:p>
-      <w:r>
-        <w:t>where O_ij is the observed count (i in {target, rest}, j in {left, right}) and E_ij = n_j * n_i / n is the expected count under the null hypothesis of independence. The chi-squared statistic follows an asymptotic chi2(1) distribution under the null. A minimum gain threshold of 0.5 prevents overfitting (Kerber, 1992).</w:t>
+        <w:t>asymptotic chi2(1) distribution under the null. A minimum gain threshold of 0.5 prevents overfitting (Kerber, 1992).</w:t>
       </w:r>
     </w:p>
     <w:p>
@@ -63551,7 +67635,6 @@
         <w:pStyle w:val="Heading2"/>
       </w:pPr>
       <w:r>
-        <w:lastRenderedPageBreak/>
         <w:t>G.5 Action Score (Feature Utility)</w:t>
       </w:r>
     </w:p>
@@ -63605,6 +67688,7 @@
     </w:p>
     <w:p>
       <w:r>
+        <w:lastRenderedPageBreak/>
         <w:t>where shift_f = P(c|b_f) - pi_c is the posterior shift for the patient in feature f, confidence_f = min(1, bc_f / 10) is the confidence based on bin population, w_f is the Fisher weight, and alpha_c is the against_scale parameter (0.5 for rare classes {4, 5, 9}; 0.8 for common classes).</w:t>
       </w:r>
     </w:p>
@@ -63622,37 +67706,31 @@
       </w:r>
     </w:p>
     <w:p>
-      <w:pPr/>
       <w:r>
         <w:t>The PAC architecture restructures evidence accumulation into three phases. In Phase 1, all evaluable features are collected. In Phase 2, features are sorted by Fisher discriminant weight in descending order, implementing the RL policy:</w:t>
       </w:r>
     </w:p>
     <w:p>
-      <w:pPr/>
       <w:r>
         <w:t>pi(s) = argsort_f(FDR_f, descending)</w:t>
       </w:r>
     </w:p>
     <w:p>
-      <w:pPr/>
       <w:r>
         <w:t>where FDR_f is the Fisher Discriminant Ratio for feature f. This greedy policy prioritises the most discriminative features, enabling faster evidence buildup.</w:t>
       </w:r>
     </w:p>
     <w:p>
-      <w:pPr/>
       <w:r>
         <w:t>In Phase 3, features are evaluated sequentially. After each feature evaluation, the running evidence ratio is recorded as a trajectory:</w:t>
       </w:r>
     </w:p>
     <w:p>
-      <w:pPr/>
       <w:r>
         <w:t>R_c(k) = (AF_for(k) + epsilon) / (AF_against(k) + epsilon),   k = 1, ..., K_c</w:t>
       </w:r>
     </w:p>
     <w:p>
-      <w:pPr/>
       <w:r>
         <w:t>where K_c is the number of evaluable features for class c. This trajectory enables the PAC early-stop mechanism.</w:t>
       </w:r>
@@ -63666,31 +67744,26 @@
       </w:r>
     </w:p>
     <w:p>
-      <w:pPr/>
       <w:r>
         <w:t>During prediction, all disease classes are evaluated with synchronized stepping. At each step k, the normalized excess for each class is computed:</w:t>
       </w:r>
     </w:p>
     <w:p>
-      <w:pPr/>
       <w:r>
         <w:t>E_c(k) = (R_c(k) - T_eff(c)) / max(T_eff(c), 0.1)</w:t>
       </w:r>
     </w:p>
     <w:p>
-      <w:pPr/>
       <w:r>
         <w:t>The PAC cycle terminates early if:</w:t>
       </w:r>
     </w:p>
     <w:p>
-      <w:pPr/>
       <w:r>
         <w:t>max_c E_c(k) &gt;= PAC_EXCESS_THRESHOLD = 6.0</w:t>
       </w:r>
     </w:p>
     <w:p>
-      <w:pPr/>
       <w:r>
         <w:t>in which case the class with the highest excess is predicted. If no class ever reaches this threshold, the standard decision rule applies. The threshold of 6.0 was determined empirically as the minimum value that produces zero mismatches against the baseline across 10 seeds x 10 folds = 4160 patient evaluations.</w:t>
       </w:r>
@@ -63743,6 +67816,7 @@
     </w:p>
     <w:p>
       <w:r>
+        <w:lastRenderedPageBreak/>
         <w:t>A class c is a candidate if R_c &gt;= T_eff. The prediction is the candidate with the maximum normalized margin:</w:t>
       </w:r>
     </w:p>
@@ -63781,7 +67855,6 @@
     </w:p>
     <w:p>
       <w:r>
-        <w:lastRenderedPageBreak/>
         <w:t>Features with |r| &gt; 0.8 are considered redundant. During greedy selection, each candidate feature is checked against all already-selected features, and rejected if any pairwise correlation exceeds the threshold (Guyon &amp; Elisseeff, 2003).</w:t>
       </w:r>
     </w:p>
@@ -65960,12 +70033,12 @@
         <w:rPr>
           <w:b/>
         </w:rPr>
-        <w:t>1. FPGA Implementation</w:t>
-      </w:r>
-    </w:p>
-    <w:p>
-      <w:r>
-        <w:t>The algorithm's fixed-point arithmetic compatibility, absence of iterative optimization, and small memory footprint (3.05 MB) make it a candidate for FPGA-based real-time ECG classification. Future work will translate the Python implementation to Verilog HDL, targeting low-latency inference for wearable cardiac monitoring devices.</w:t>
+        <w:t>2. Cross-Dataset Validation</w:t>
+      </w:r>
+    </w:p>
+    <w:p>
+      <w:r>
+        <w:t>Evaluate CDS-OVR on additional arrhythmia datasets (e.g., MIT-BIH Arrhythmia Database, PhysioNet Challenge datasets) to assess generalization. This would require adapting the feature extraction pipeline to match each dataset's recording format.</w:t>
       </w:r>
     </w:p>
     <w:p>
@@ -65973,13 +70046,26 @@
         <w:rPr>
           <w:b/>
         </w:rPr>
-        <w:t>2. Cross-Dataset Validation</w:t>
-      </w:r>
-    </w:p>
-    <w:p>
-      <w:r>
+        <w:t>3. Feature Interaction Modeling</w:t>
+      </w:r>
+    </w:p>
+    <w:p>
+      <w:r>
+        <w:t>Explore augmenting the evidence framework with pairwise or higher-order feature interactions, potentially through interaction terms in the scoring function or a second-stage ensemble that combines per-class ratio scores.</w:t>
+      </w:r>
+    </w:p>
+    <w:p>
+      <w:r>
+        <w:rPr>
+          <w:b/>
+        </w:rPr>
         <w:lastRenderedPageBreak/>
-        <w:t>Evaluate CDS-OVR on additional arrhythmia datasets (e.g., MIT-BIH Arrhythmia Database, PhysioNet Challenge datasets) to assess generalization. This would require adapting the feature extraction pipeline to match each dataset's recording format.</w:t>
+        <w:t>4. Rare Class Data Augmentation</w:t>
+      </w:r>
+    </w:p>
+    <w:p>
+      <w:r>
+        <w:t>Investigate synthetic oversampling (SMOTE or similar) for rare classes to improve bin population estimates. This could reduce the against_scale compensation currently needed for classes 4, 5, and 9.</w:t>
       </w:r>
     </w:p>
     <w:p>
@@ -65987,12 +70073,12 @@
         <w:rPr>
           <w:b/>
         </w:rPr>
-        <w:t>3. Feature Interaction Modeling</w:t>
-      </w:r>
-    </w:p>
-    <w:p>
-      <w:r>
-        <w:t>Explore augmenting the evidence framework with pairwise or higher-order feature interactions, potentially through interaction terms in the scoring function or a second-stage ensemble that combines per-class ratio scores.</w:t>
+        <w:t>5. Adaptive Binning</w:t>
+      </w:r>
+    </w:p>
+    <w:p>
+      <w:r>
+        <w:t>Replace the fixed MAX_BINS=6 with a per-feature adaptive scheme that selects the number of bins based on sample size and feature distribution, using information-theoretic criteria (MDL or BIC) to prevent overfitting on sparse features.</w:t>
       </w:r>
     </w:p>
     <w:p>
@@ -66000,32 +70086,6 @@
         <w:rPr>
           <w:b/>
         </w:rPr>
-        <w:t>4. Rare Class Data Augmentation</w:t>
-      </w:r>
-    </w:p>
-    <w:p>
-      <w:r>
-        <w:t>Investigate synthetic oversampling (SMOTE or similar) for rare classes to improve bin population estimates. This could reduce the against_scale compensation currently needed for classes 4, 5, and 9.</w:t>
-      </w:r>
-    </w:p>
-    <w:p>
-      <w:r>
-        <w:rPr>
-          <w:b/>
-        </w:rPr>
-        <w:t>5. Adaptive Binning</w:t>
-      </w:r>
-    </w:p>
-    <w:p>
-      <w:r>
-        <w:t>Replace the fixed MAX_BINS=6 with a per-feature adaptive scheme that selects the number of bins based on sample size and feature distribution, using information-theoretic criteria (MDL or BIC) to prevent overfitting on sparse features.</w:t>
-      </w:r>
-    </w:p>
-    <w:p>
-      <w:r>
-        <w:rPr>
-          <w:b/>
-        </w:rPr>
         <w:t>6. Confidence Calibration</w:t>
       </w:r>
     </w:p>
@@ -66035,25 +70095,21 @@
       </w:r>
     </w:p>
     <w:p>
-      <w:pPr/>
       <w:r>
         <w:t>7. PAC Threshold Optimization</w:t>
       </w:r>
     </w:p>
     <w:p>
-      <w:pPr/>
       <w:r>
         <w:t>The current PAC_EXCESS_THRESHOLD = 6.0 was determined empirically as the minimum value producing zero mismatches against the baseline. Adaptive threshold selection based on per-class evidence distributions could increase the early-stop rate beyond the current 5-6% while maintaining zero-mismatch guarantees. Online threshold adaptation during cross-validation could also be explored.</w:t>
       </w:r>
     </w:p>
     <w:p>
-      <w:pPr/>
       <w:r>
         <w:t>8. Extended PAC with Adaptive Stopping</w:t>
       </w:r>
     </w:p>
     <w:p>
-      <w:pPr/>
       <w:r>
         <w:t>The current PAC implementation uses a conservative fixed threshold. A more aggressive variant could use class-specific thresholds or a learned stopping criterion (e.g., based on the rate of evidence accumulation rather than absolute excess), potentially enabling early stopping for a larger fraction of patients. This connects to the sequential hypothesis testing literature (Wald's SPRT) and could formalize the stopping rule with statistical guarantees.</w:t>
       </w:r>
